--- a/docs/project_report_EchoSign.docx
+++ b/docs/project_report_EchoSign.docx
@@ -4,7 +4,7 @@
   <w:body>
     <w:p>
       <w:pPr>
-        <w:spacing w:before="0" w:after="120" w:line="276" w:lineRule="auto"/>
+        <w:spacing w:before="0" w:after="80" w:line="276" w:lineRule="auto"/>
         <w:jc w:val="center"/>
       </w:pPr>
       <w:r>
@@ -20,7 +20,7 @@
     </w:p>
     <w:p>
       <w:pPr>
-        <w:spacing w:before="0" w:after="120" w:line="276" w:lineRule="auto"/>
+        <w:spacing w:before="0" w:after="80" w:line="276" w:lineRule="auto"/>
         <w:jc w:val="center"/>
       </w:pPr>
       <w:r>
@@ -29,20 +29,20 @@
           <w:b w:val="0"/>
           <w:i/>
           <w:color w:val="000000"/>
-          <w:sz w:val="21"/>
+          <w:sz w:val="20"/>
         </w:rPr>
         <w:t>Report submitted in partial fulfillment of the requirement for the degree of</w:t>
       </w:r>
     </w:p>
     <w:p>
       <w:pPr>
-        <w:spacing w:before="40" w:after="120"/>
+        <w:spacing w:before="40" w:after="80"/>
         <w:jc w:val="center"/>
       </w:pPr>
       <w:r>
         <w:drawing>
           <wp:inline xmlns:a="http://schemas.openxmlformats.org/drawingml/2006/main" xmlns:pic="http://schemas.openxmlformats.org/drawingml/2006/picture">
-            <wp:extent cx="1645920" cy="851338"/>
+            <wp:extent cx="1554480" cy="804041"/>
             <wp:docPr id="1" name="Picture 1"/>
             <wp:cNvGraphicFramePr>
               <a:graphicFrameLocks noChangeAspect="1"/>
@@ -63,7 +63,7 @@
                   <pic:spPr>
                     <a:xfrm>
                       <a:off x="0" y="0"/>
-                      <a:ext cx="1645920" cy="851338"/>
+                      <a:ext cx="1554480" cy="804041"/>
                     </a:xfrm>
                     <a:prstGeom prst="rect"/>
                   </pic:spPr>
@@ -101,14 +101,14 @@
           <w:b w:val="0"/>
           <w:i/>
           <w:color w:val="000000"/>
-          <w:sz w:val="20"/>
+          <w:sz w:val="19"/>
         </w:rPr>
         <w:t>In</w:t>
       </w:r>
     </w:p>
     <w:p>
       <w:pPr>
-        <w:spacing w:before="0" w:after="160" w:line="276" w:lineRule="auto"/>
+        <w:spacing w:before="0" w:after="120" w:line="276" w:lineRule="auto"/>
         <w:jc w:val="center"/>
       </w:pPr>
       <w:r>
@@ -133,7 +133,7 @@
           <w:b w:val="0"/>
           <w:i/>
           <w:color w:val="000000"/>
-          <w:sz w:val="20"/>
+          <w:sz w:val="19"/>
         </w:rPr>
         <w:t>Under the Supervision of</w:t>
       </w:r>
@@ -156,7 +156,7 @@
     </w:p>
     <w:p>
       <w:pPr>
-        <w:spacing w:before="0" w:after="160" w:line="276" w:lineRule="auto"/>
+        <w:spacing w:before="0" w:after="120" w:line="276" w:lineRule="auto"/>
         <w:jc w:val="center"/>
       </w:pPr>
       <w:r>
@@ -165,14 +165,14 @@
           <w:b w:val="0"/>
           <w:i w:val="0"/>
           <w:color w:val="000000"/>
-          <w:sz w:val="20"/>
+          <w:sz w:val="19"/>
         </w:rPr>
         <w:t>Assistant Professor, C.S.E.</w:t>
       </w:r>
     </w:p>
     <w:p>
       <w:pPr>
-        <w:spacing w:before="0" w:after="60" w:line="276" w:lineRule="auto"/>
+        <w:spacing w:before="0" w:after="40" w:line="276" w:lineRule="auto"/>
         <w:jc w:val="center"/>
       </w:pPr>
       <w:r>
@@ -181,14 +181,14 @@
           <w:b/>
           <w:i w:val="0"/>
           <w:color w:val="000000"/>
-          <w:sz w:val="22"/>
+          <w:sz w:val="21"/>
         </w:rPr>
         <w:t>Submitted By:</w:t>
       </w:r>
     </w:p>
     <w:p>
       <w:pPr>
-        <w:spacing w:before="0" w:after="30" w:line="276" w:lineRule="auto"/>
+        <w:spacing w:before="0" w:after="24" w:line="276" w:lineRule="auto"/>
         <w:jc w:val="center"/>
       </w:pPr>
       <w:r>
@@ -197,14 +197,14 @@
           <w:b w:val="0"/>
           <w:i w:val="0"/>
           <w:color w:val="000000"/>
-          <w:sz w:val="20"/>
+          <w:sz w:val="19"/>
         </w:rPr>
         <w:t>Nidhi Singh (2303491530068)</w:t>
       </w:r>
     </w:p>
     <w:p>
       <w:pPr>
-        <w:spacing w:before="0" w:after="30" w:line="276" w:lineRule="auto"/>
+        <w:spacing w:before="0" w:after="24" w:line="276" w:lineRule="auto"/>
         <w:jc w:val="center"/>
       </w:pPr>
       <w:r>
@@ -213,14 +213,14 @@
           <w:b w:val="0"/>
           <w:i w:val="0"/>
           <w:color w:val="000000"/>
-          <w:sz w:val="20"/>
+          <w:sz w:val="19"/>
         </w:rPr>
         <w:t>Yuvraj Singh (2303491530128)</w:t>
       </w:r>
     </w:p>
     <w:p>
       <w:pPr>
-        <w:spacing w:before="0" w:after="30" w:line="276" w:lineRule="auto"/>
+        <w:spacing w:before="0" w:after="24" w:line="276" w:lineRule="auto"/>
         <w:jc w:val="center"/>
       </w:pPr>
       <w:r>
@@ -229,14 +229,14 @@
           <w:b w:val="0"/>
           <w:i w:val="0"/>
           <w:color w:val="000000"/>
-          <w:sz w:val="20"/>
+          <w:sz w:val="19"/>
         </w:rPr>
         <w:t>Rohit Kumar (2303491530090)</w:t>
       </w:r>
     </w:p>
     <w:p>
       <w:pPr>
-        <w:spacing w:before="0" w:after="30" w:line="276" w:lineRule="auto"/>
+        <w:spacing w:before="0" w:after="24" w:line="276" w:lineRule="auto"/>
         <w:jc w:val="center"/>
       </w:pPr>
       <w:r>
@@ -245,14 +245,14 @@
           <w:b w:val="0"/>
           <w:i w:val="0"/>
           <w:color w:val="000000"/>
-          <w:sz w:val="20"/>
+          <w:sz w:val="19"/>
         </w:rPr>
         <w:t>Prashant Kumar Singh (2303491530075)</w:t>
       </w:r>
     </w:p>
     <w:p>
       <w:pPr>
-        <w:spacing w:before="0" w:after="30" w:line="276" w:lineRule="auto"/>
+        <w:spacing w:before="0" w:after="24" w:line="276" w:lineRule="auto"/>
         <w:jc w:val="center"/>
       </w:pPr>
       <w:r>
@@ -261,20 +261,20 @@
           <w:b w:val="0"/>
           <w:i w:val="0"/>
           <w:color w:val="000000"/>
-          <w:sz w:val="20"/>
+          <w:sz w:val="19"/>
         </w:rPr>
         <w:t>Komal Goswami (2303491530061)</w:t>
       </w:r>
     </w:p>
     <w:p>
       <w:pPr>
-        <w:spacing w:before="80" w:after="120"/>
+        <w:spacing w:before="60" w:after="80"/>
         <w:jc w:val="center"/>
       </w:pPr>
       <w:r>
         <w:drawing>
           <wp:inline xmlns:a="http://schemas.openxmlformats.org/drawingml/2006/main" xmlns:pic="http://schemas.openxmlformats.org/drawingml/2006/picture">
-            <wp:extent cx="1097280" cy="947030"/>
+            <wp:extent cx="1051560" cy="907570"/>
             <wp:docPr id="2" name="Picture 2"/>
             <wp:cNvGraphicFramePr>
               <a:graphicFrameLocks noChangeAspect="1"/>
@@ -295,7 +295,7 @@
                   <pic:spPr>
                     <a:xfrm>
                       <a:off x="0" y="0"/>
-                      <a:ext cx="1097280" cy="947030"/>
+                      <a:ext cx="1051560" cy="907570"/>
                     </a:xfrm>
                     <a:prstGeom prst="rect"/>
                   </pic:spPr>
@@ -333,7 +333,7 @@
           <w:b/>
           <w:i w:val="0"/>
           <w:color w:val="000000"/>
-          <w:sz w:val="24"/>
+          <w:sz w:val="23"/>
         </w:rPr>
         <w:t>Maharana Pratap Engineering College, Kanpur</w:t>
       </w:r>
@@ -349,7 +349,7 @@
           <w:b w:val="0"/>
           <w:i w:val="0"/>
           <w:color w:val="000000"/>
-          <w:sz w:val="21"/>
+          <w:sz w:val="20"/>
         </w:rPr>
         <w:t>Dr. A.P.J. Abdul Kalam Technical University, Lucknow</w:t>
       </w:r>
@@ -365,7 +365,7 @@
           <w:b/>
           <w:i w:val="0"/>
           <w:color w:val="000000"/>
-          <w:sz w:val="21"/>
+          <w:sz w:val="20"/>
         </w:rPr>
         <w:t>Session: 2026-27</w:t>
       </w:r>
@@ -377,7 +377,7 @@
     </w:p>
     <w:p>
       <w:pPr>
-        <w:spacing w:before="240" w:after="360" w:line="276" w:lineRule="auto"/>
+        <w:spacing w:before="200" w:after="320" w:line="276" w:lineRule="auto"/>
         <w:jc w:val="center"/>
       </w:pPr>
       <w:r>
@@ -393,7 +393,7 @@
     </w:p>
     <w:p>
       <w:pPr>
-        <w:spacing w:before="0" w:after="240" w:line="288" w:lineRule="auto"/>
+        <w:spacing w:before="0" w:after="200" w:line="288" w:lineRule="auto"/>
         <w:jc w:val="both"/>
       </w:pPr>
       <w:r>
@@ -409,7 +409,7 @@
     </w:p>
     <w:p>
       <w:pPr>
-        <w:spacing w:before="0" w:after="480" w:line="288" w:lineRule="auto"/>
+        <w:spacing w:before="0" w:after="400" w:line="288" w:lineRule="auto"/>
         <w:jc w:val="both"/>
       </w:pPr>
       <w:r>
@@ -440,9 +440,14 @@
           <w:p>
             <w:pPr>
               <w:spacing w:line="312" w:lineRule="auto"/>
+              <w:jc w:val="left"/>
             </w:pPr>
             <w:r>
               <w:rPr>
+                <w:rFonts w:ascii="Times New Roman" w:hAnsi="Times New Roman"/>
+                <w:b w:val="0"/>
+                <w:i w:val="0"/>
+                <w:color w:val="000000"/>
                 <w:sz w:val="22"/>
               </w:rPr>
               <w:t>Date: ………………</w:t>
@@ -458,11 +463,16 @@
           </w:tcPr>
           <w:p>
             <w:pPr>
-              <w:spacing w:line="312" w:lineRule="auto"/>
+              <w:spacing w:line="300" w:lineRule="auto"/>
+              <w:jc w:val="left"/>
             </w:pPr>
             <w:r>
               <w:rPr>
-                <w:sz w:val="22"/>
+                <w:rFonts w:ascii="Times New Roman" w:hAnsi="Times New Roman"/>
+                <w:b w:val="0"/>
+                <w:i w:val="0"/>
+                <w:color w:val="000000"/>
+                <w:sz w:val="21"/>
               </w:rPr>
               <w:t>Nidhi Singh (2303491530068)</w:t>
               <w:br/>
@@ -480,13 +490,13 @@
     </w:tbl>
     <w:p>
       <w:pPr>
-        <w:spacing w:before="0" w:after="720" w:line="276" w:lineRule="auto"/>
+        <w:spacing w:before="0" w:after="480" w:line="276" w:lineRule="auto"/>
         <w:jc w:val="left"/>
       </w:pPr>
     </w:p>
     <w:p>
       <w:pPr>
-        <w:spacing w:before="0" w:after="240" w:line="276" w:lineRule="auto"/>
+        <w:spacing w:before="0" w:after="200" w:line="276" w:lineRule="auto"/>
         <w:jc w:val="left"/>
       </w:pPr>
       <w:r>
@@ -515,8 +525,16 @@
             <w:tcW w:type="dxa" w:w="4680"/>
           </w:tcPr>
           <w:p>
+            <w:pPr>
+              <w:spacing w:line="300" w:lineRule="auto"/>
+              <w:jc w:val="left"/>
+            </w:pPr>
             <w:r>
               <w:rPr>
+                <w:rFonts w:ascii="Times New Roman" w:hAnsi="Times New Roman"/>
+                <w:b w:val="0"/>
+                <w:i w:val="0"/>
+                <w:color w:val="000000"/>
                 <w:sz w:val="22"/>
               </w:rPr>
               <w:t>Ms. Rita Nagar</w:t>
@@ -536,8 +554,16 @@
             <w:tcW w:type="dxa" w:w="4680"/>
           </w:tcPr>
           <w:p>
+            <w:pPr>
+              <w:spacing w:line="300" w:lineRule="auto"/>
+              <w:jc w:val="left"/>
+            </w:pPr>
             <w:r>
               <w:rPr>
+                <w:rFonts w:ascii="Times New Roman" w:hAnsi="Times New Roman"/>
+                <w:b w:val="0"/>
+                <w:i w:val="0"/>
+                <w:color w:val="000000"/>
                 <w:sz w:val="22"/>
               </w:rPr>
               <w:t>Mr. Milind Bhatt</w:t>
@@ -561,7 +587,7 @@
     </w:p>
     <w:p>
       <w:pPr>
-        <w:spacing w:before="240" w:after="360" w:line="276" w:lineRule="auto"/>
+        <w:spacing w:before="200" w:after="320" w:line="276" w:lineRule="auto"/>
         <w:jc w:val="center"/>
       </w:pPr>
       <w:r>
@@ -577,7 +603,7 @@
     </w:p>
     <w:p>
       <w:pPr>
-        <w:spacing w:before="0" w:after="720" w:line="288" w:lineRule="auto"/>
+        <w:spacing w:before="0" w:after="160" w:line="288" w:lineRule="auto"/>
         <w:jc w:val="both"/>
       </w:pPr>
       <w:r>
@@ -589,22 +615,222 @@
           <w:sz w:val="22"/>
         </w:rPr>
         <w:t>This is to certify that the Final Year Project Report entitled “EchoSign: An AI-Powered American Sign Language Translation System Using Deep Convolutional Neural Networks and Real-Time Speech Synthesis”, submitted by:</w:t>
-        <w:br/>
-        <w:br/>
-        <w:t>• Nidhi Singh (University Roll No: 2303491530068)</w:t>
-        <w:br/>
-        <w:t>• Yuvraj Singh (University Roll No: 2303491530128)</w:t>
-        <w:br/>
-        <w:t>• Rohit Kumar (University Roll No: 2303491530090)</w:t>
-        <w:br/>
-        <w:t>• Prashant Kumar Singh (University Roll No: 2303491530075)</w:t>
-        <w:br/>
-        <w:t>• Komal Goswami (University Roll No: 2303491530061)</w:t>
-        <w:br/>
-        <w:br/>
+      </w:r>
+    </w:p>
+    <w:p>
+      <w:pPr>
+        <w:spacing w:before="0" w:after="50" w:line="276" w:lineRule="auto"/>
+        <w:ind w:left="576"/>
+        <w:jc w:val="left"/>
+      </w:pPr>
+      <w:r>
+        <w:rPr>
+          <w:rFonts w:ascii="Times New Roman" w:hAnsi="Times New Roman"/>
+          <w:b/>
+          <w:i w:val="0"/>
+          <w:color w:val="000000"/>
+          <w:sz w:val="22"/>
+        </w:rPr>
+        <w:t xml:space="preserve">•  </w:t>
+      </w:r>
+      <w:r>
+        <w:rPr>
+          <w:rFonts w:ascii="Times New Roman" w:hAnsi="Times New Roman"/>
+          <w:b/>
+          <w:i w:val="0"/>
+          <w:color w:val="000000"/>
+          <w:sz w:val="22"/>
+        </w:rPr>
+        <w:t xml:space="preserve">Nidhi Singh </w:t>
+      </w:r>
+      <w:r>
+        <w:rPr>
+          <w:rFonts w:ascii="Times New Roman" w:hAnsi="Times New Roman"/>
+          <w:b w:val="0"/>
+          <w:i w:val="0"/>
+          <w:color w:val="000000"/>
+          <w:sz w:val="22"/>
+        </w:rPr>
+        <w:t>(University Roll No: 2303491530068)</w:t>
+      </w:r>
+    </w:p>
+    <w:p>
+      <w:pPr>
+        <w:spacing w:before="0" w:after="50" w:line="276" w:lineRule="auto"/>
+        <w:ind w:left="576"/>
+        <w:jc w:val="left"/>
+      </w:pPr>
+      <w:r>
+        <w:rPr>
+          <w:rFonts w:ascii="Times New Roman" w:hAnsi="Times New Roman"/>
+          <w:b/>
+          <w:i w:val="0"/>
+          <w:color w:val="000000"/>
+          <w:sz w:val="22"/>
+        </w:rPr>
+        <w:t xml:space="preserve">•  </w:t>
+      </w:r>
+      <w:r>
+        <w:rPr>
+          <w:rFonts w:ascii="Times New Roman" w:hAnsi="Times New Roman"/>
+          <w:b/>
+          <w:i w:val="0"/>
+          <w:color w:val="000000"/>
+          <w:sz w:val="22"/>
+        </w:rPr>
+        <w:t xml:space="preserve">Yuvraj Singh </w:t>
+      </w:r>
+      <w:r>
+        <w:rPr>
+          <w:rFonts w:ascii="Times New Roman" w:hAnsi="Times New Roman"/>
+          <w:b w:val="0"/>
+          <w:i w:val="0"/>
+          <w:color w:val="000000"/>
+          <w:sz w:val="22"/>
+        </w:rPr>
+        <w:t>(University Roll No: 2303491530128)</w:t>
+      </w:r>
+    </w:p>
+    <w:p>
+      <w:pPr>
+        <w:spacing w:before="0" w:after="50" w:line="276" w:lineRule="auto"/>
+        <w:ind w:left="576"/>
+        <w:jc w:val="left"/>
+      </w:pPr>
+      <w:r>
+        <w:rPr>
+          <w:rFonts w:ascii="Times New Roman" w:hAnsi="Times New Roman"/>
+          <w:b/>
+          <w:i w:val="0"/>
+          <w:color w:val="000000"/>
+          <w:sz w:val="22"/>
+        </w:rPr>
+        <w:t xml:space="preserve">•  </w:t>
+      </w:r>
+      <w:r>
+        <w:rPr>
+          <w:rFonts w:ascii="Times New Roman" w:hAnsi="Times New Roman"/>
+          <w:b/>
+          <w:i w:val="0"/>
+          <w:color w:val="000000"/>
+          <w:sz w:val="22"/>
+        </w:rPr>
+        <w:t xml:space="preserve">Rohit Kumar </w:t>
+      </w:r>
+      <w:r>
+        <w:rPr>
+          <w:rFonts w:ascii="Times New Roman" w:hAnsi="Times New Roman"/>
+          <w:b w:val="0"/>
+          <w:i w:val="0"/>
+          <w:color w:val="000000"/>
+          <w:sz w:val="22"/>
+        </w:rPr>
+        <w:t>(University Roll No: 2303491530090)</w:t>
+      </w:r>
+    </w:p>
+    <w:p>
+      <w:pPr>
+        <w:spacing w:before="0" w:after="50" w:line="276" w:lineRule="auto"/>
+        <w:ind w:left="576"/>
+        <w:jc w:val="left"/>
+      </w:pPr>
+      <w:r>
+        <w:rPr>
+          <w:rFonts w:ascii="Times New Roman" w:hAnsi="Times New Roman"/>
+          <w:b/>
+          <w:i w:val="0"/>
+          <w:color w:val="000000"/>
+          <w:sz w:val="22"/>
+        </w:rPr>
+        <w:t xml:space="preserve">•  </w:t>
+      </w:r>
+      <w:r>
+        <w:rPr>
+          <w:rFonts w:ascii="Times New Roman" w:hAnsi="Times New Roman"/>
+          <w:b/>
+          <w:i w:val="0"/>
+          <w:color w:val="000000"/>
+          <w:sz w:val="22"/>
+        </w:rPr>
+        <w:t xml:space="preserve">Prashant Kumar Singh </w:t>
+      </w:r>
+      <w:r>
+        <w:rPr>
+          <w:rFonts w:ascii="Times New Roman" w:hAnsi="Times New Roman"/>
+          <w:b w:val="0"/>
+          <w:i w:val="0"/>
+          <w:color w:val="000000"/>
+          <w:sz w:val="22"/>
+        </w:rPr>
+        <w:t>(University Roll No: 2303491530075)</w:t>
+      </w:r>
+    </w:p>
+    <w:p>
+      <w:pPr>
+        <w:spacing w:before="0" w:after="50" w:line="276" w:lineRule="auto"/>
+        <w:ind w:left="576"/>
+        <w:jc w:val="left"/>
+      </w:pPr>
+      <w:r>
+        <w:rPr>
+          <w:rFonts w:ascii="Times New Roman" w:hAnsi="Times New Roman"/>
+          <w:b/>
+          <w:i w:val="0"/>
+          <w:color w:val="000000"/>
+          <w:sz w:val="22"/>
+        </w:rPr>
+        <w:t xml:space="preserve">•  </w:t>
+      </w:r>
+      <w:r>
+        <w:rPr>
+          <w:rFonts w:ascii="Times New Roman" w:hAnsi="Times New Roman"/>
+          <w:b/>
+          <w:i w:val="0"/>
+          <w:color w:val="000000"/>
+          <w:sz w:val="22"/>
+        </w:rPr>
+        <w:t xml:space="preserve">Komal Goswami </w:t>
+      </w:r>
+      <w:r>
+        <w:rPr>
+          <w:rFonts w:ascii="Times New Roman" w:hAnsi="Times New Roman"/>
+          <w:b w:val="0"/>
+          <w:i w:val="0"/>
+          <w:color w:val="000000"/>
+          <w:sz w:val="22"/>
+        </w:rPr>
+        <w:t>(University Roll No: 2303491530061)</w:t>
+      </w:r>
+    </w:p>
+    <w:p>
+      <w:pPr>
+        <w:spacing w:before="160" w:after="160" w:line="288" w:lineRule="auto"/>
+        <w:jc w:val="both"/>
+      </w:pPr>
+      <w:r>
+        <w:rPr>
+          <w:rFonts w:ascii="Times New Roman" w:hAnsi="Times New Roman"/>
+          <w:b w:val="0"/>
+          <w:i w:val="0"/>
+          <w:color w:val="000000"/>
+          <w:sz w:val="22"/>
+        </w:rPr>
         <w:t>in partial fulfillment of the requirements for the degree of Bachelor of Technology in Computer Science and Engineering of Dr. A.P.J. Abdul Kalam Technical University, Lucknow, is a bonafide record of original work carried out by them under our guidance and supervision.</w:t>
-        <w:br/>
-        <w:br/>
+      </w:r>
+    </w:p>
+    <w:p>
+      <w:pPr>
+        <w:spacing w:before="0" w:after="480" w:line="288" w:lineRule="auto"/>
+        <w:jc w:val="both"/>
+      </w:pPr>
+      <w:r>
+        <w:rPr>
+          <w:rFonts w:ascii="Times New Roman" w:hAnsi="Times New Roman"/>
+          <w:b w:val="0"/>
+          <w:i w:val="0"/>
+          <w:color w:val="000000"/>
+          <w:sz w:val="22"/>
+        </w:rPr>
         <w:t>The project satisfies all academic ordinances and is hereby approved for final evaluation and university viva-voce.</w:t>
       </w:r>
     </w:p>
@@ -623,8 +849,16 @@
             <w:tcW w:type="dxa" w:w="4680"/>
           </w:tcPr>
           <w:p>
+            <w:pPr>
+              <w:spacing w:line="300" w:lineRule="auto"/>
+              <w:jc w:val="left"/>
+            </w:pPr>
             <w:r>
               <w:rPr>
+                <w:rFonts w:ascii="Times New Roman" w:hAnsi="Times New Roman"/>
+                <w:b w:val="0"/>
+                <w:i w:val="0"/>
+                <w:color w:val="000000"/>
                 <w:sz w:val="22"/>
               </w:rPr>
               <w:t>Ms. Rita Nagar</w:t>
@@ -644,8 +878,16 @@
             <w:tcW w:type="dxa" w:w="4680"/>
           </w:tcPr>
           <w:p>
+            <w:pPr>
+              <w:spacing w:line="300" w:lineRule="auto"/>
+              <w:jc w:val="left"/>
+            </w:pPr>
             <w:r>
               <w:rPr>
+                <w:rFonts w:ascii="Times New Roman" w:hAnsi="Times New Roman"/>
+                <w:b w:val="0"/>
+                <w:i w:val="0"/>
+                <w:color w:val="000000"/>
                 <w:sz w:val="22"/>
               </w:rPr>
               <w:t>Mr. Milind Bhatt</w:t>
@@ -664,13 +906,13 @@
     </w:tbl>
     <w:p>
       <w:pPr>
-        <w:spacing w:before="0" w:after="600" w:line="276" w:lineRule="auto"/>
+        <w:spacing w:before="0" w:after="480" w:line="276" w:lineRule="auto"/>
         <w:jc w:val="left"/>
       </w:pPr>
     </w:p>
     <w:p>
       <w:pPr>
-        <w:spacing w:before="240" w:after="80" w:line="276" w:lineRule="auto"/>
+        <w:spacing w:before="200" w:after="80" w:line="276" w:lineRule="auto"/>
         <w:jc w:val="left"/>
       </w:pPr>
       <w:r>
@@ -693,7 +935,7 @@
     </w:p>
     <w:p>
       <w:pPr>
-        <w:spacing w:before="240" w:after="360" w:line="276" w:lineRule="auto"/>
+        <w:spacing w:before="200" w:after="320" w:line="276" w:lineRule="auto"/>
         <w:jc w:val="center"/>
       </w:pPr>
       <w:r>
@@ -709,7 +951,7 @@
     </w:p>
     <w:p>
       <w:pPr>
-        <w:spacing w:before="0" w:after="0" w:line="300" w:lineRule="auto"/>
+        <w:spacing w:before="0" w:after="200" w:line="288" w:lineRule="auto"/>
         <w:jc w:val="both"/>
       </w:pPr>
       <w:r>
@@ -721,43 +963,44 @@
           <w:sz w:val="22"/>
         </w:rPr>
         <w:t>We express our sincere gratitude to our respected project guide, Ms. Rita Nagar, Assistant Professor, Department of Computer Science &amp; Engineering, Maharana Pratap Engineering College, Kanpur, for her continuous encouragement, expert guidance, and constructive suggestions throughout the development of EchoSign. Her insights into deep learning regularization and preprocessing parity were instrumental to our success.</w:t>
-        <w:br/>
-        <w:br/>
-        <w:t>We extend our gratitude to Mr. Milind Bhatt, Head of the Department of Computer Science &amp; Engineering, for providing the necessary laboratory resources, high-speed computational facilities, and a collaborative environment.</w:t>
-        <w:br/>
-        <w:br/>
-        <w:t>We also convey our thanks to all faculty members and staff of the CSE Department for their support, and to our parents and peers for their patience and motivation throughout our academic journey.</w:t>
-        <w:br/>
-        <w:br/>
-        <w:t>Project Team Members:</w:t>
-        <w:br/>
-        <w:t>Nidhi Singh, Yuvraj Singh, Rohit Kumar, Prashant Kumar Singh, Komal Goswami</w:t>
       </w:r>
     </w:p>
     <w:p>
-      <w:r>
-        <w:br w:type="page"/>
+      <w:pPr>
+        <w:spacing w:before="0" w:after="200" w:line="288" w:lineRule="auto"/>
+        <w:jc w:val="both"/>
+      </w:pPr>
+      <w:r>
+        <w:rPr>
+          <w:rFonts w:ascii="Times New Roman" w:hAnsi="Times New Roman"/>
+          <w:b w:val="0"/>
+          <w:i w:val="0"/>
+          <w:color w:val="000000"/>
+          <w:sz w:val="22"/>
+        </w:rPr>
+        <w:t>We extend our gratitude to Mr. Milind Bhatt, Head of the Department of Computer Science &amp; Engineering, for providing the necessary laboratory resources, high-speed computational facilities, and a collaborative environment.</w:t>
       </w:r>
     </w:p>
     <w:p>
       <w:pPr>
-        <w:spacing w:before="240" w:after="360" w:line="276" w:lineRule="auto"/>
-        <w:jc w:val="center"/>
-      </w:pPr>
-      <w:r>
-        <w:rPr>
-          <w:rFonts w:ascii="Times New Roman" w:hAnsi="Times New Roman"/>
-          <w:b/>
-          <w:i w:val="0"/>
-          <w:color w:val="000000"/>
-          <w:sz w:val="28"/>
-        </w:rPr>
-        <w:t>TABLE OF CONTENTS</w:t>
+        <w:spacing w:before="0" w:after="320" w:line="288" w:lineRule="auto"/>
+        <w:jc w:val="both"/>
+      </w:pPr>
+      <w:r>
+        <w:rPr>
+          <w:rFonts w:ascii="Times New Roman" w:hAnsi="Times New Roman"/>
+          <w:b w:val="0"/>
+          <w:i w:val="0"/>
+          <w:color w:val="000000"/>
+          <w:sz w:val="22"/>
+        </w:rPr>
+        <w:t>We also convey our thanks to all faculty members and staff of the CSE Department for their support, and to our parents and peers for their patience and motivation throughout our academic journey.</w:t>
       </w:r>
     </w:p>
     <w:p>
       <w:pPr>
-        <w:spacing w:before="20" w:after="40"/>
+        <w:spacing w:before="0" w:after="120" w:line="276" w:lineRule="auto"/>
+        <w:jc w:val="left"/>
       </w:pPr>
       <w:r>
         <w:rPr>
@@ -765,34 +1008,16 @@
           <w:b/>
           <w:i w:val="0"/>
           <w:color w:val="000000"/>
-          <w:sz w:val="20"/>
-        </w:rPr>
-        <w:t>Title Page</w:t>
-      </w:r>
-      <w:r>
-        <w:rPr>
-          <w:rFonts w:ascii="Times New Roman" w:hAnsi="Times New Roman"/>
-          <w:b w:val="0"/>
-          <w:i w:val="0"/>
-          <w:color w:val="787878"/>
-          <w:sz w:val="20"/>
-        </w:rPr>
-        <w:t xml:space="preserve"> ................................................................. </w:t>
-      </w:r>
-      <w:r>
-        <w:rPr>
-          <w:rFonts w:ascii="Times New Roman" w:hAnsi="Times New Roman"/>
-          <w:b/>
-          <w:i w:val="0"/>
-          <w:color w:val="000000"/>
-          <w:sz w:val="20"/>
-        </w:rPr>
-        <w:t>i</w:t>
+          <w:sz w:val="22"/>
+        </w:rPr>
+        <w:t>Project Team Members:</w:t>
       </w:r>
     </w:p>
     <w:p>
       <w:pPr>
-        <w:spacing w:before="20" w:after="40"/>
+        <w:spacing w:before="0" w:after="50" w:line="276" w:lineRule="auto"/>
+        <w:ind w:left="576"/>
+        <w:jc w:val="left"/>
       </w:pPr>
       <w:r>
         <w:rPr>
@@ -800,34 +1025,26 @@
           <w:b/>
           <w:i w:val="0"/>
           <w:color w:val="000000"/>
-          <w:sz w:val="20"/>
-        </w:rPr>
-        <w:t>Candidate Declaration</w:t>
+          <w:sz w:val="22"/>
+        </w:rPr>
+        <w:t xml:space="preserve">•  </w:t>
       </w:r>
       <w:r>
         <w:rPr>
           <w:rFonts w:ascii="Times New Roman" w:hAnsi="Times New Roman"/>
           <w:b w:val="0"/>
           <w:i w:val="0"/>
-          <w:color w:val="787878"/>
-          <w:sz w:val="20"/>
-        </w:rPr>
-        <w:t xml:space="preserve"> ...................................................... </w:t>
-      </w:r>
-      <w:r>
-        <w:rPr>
-          <w:rFonts w:ascii="Times New Roman" w:hAnsi="Times New Roman"/>
-          <w:b/>
-          <w:i w:val="0"/>
-          <w:color w:val="000000"/>
-          <w:sz w:val="20"/>
-        </w:rPr>
-        <w:t>ii</w:t>
+          <w:color w:val="000000"/>
+          <w:sz w:val="22"/>
+        </w:rPr>
+        <w:t>Nidhi Singh (2303491530068)</w:t>
       </w:r>
     </w:p>
     <w:p>
       <w:pPr>
-        <w:spacing w:before="20" w:after="40"/>
+        <w:spacing w:before="0" w:after="50" w:line="276" w:lineRule="auto"/>
+        <w:ind w:left="576"/>
+        <w:jc w:val="left"/>
       </w:pPr>
       <w:r>
         <w:rPr>
@@ -835,34 +1052,26 @@
           <w:b/>
           <w:i w:val="0"/>
           <w:color w:val="000000"/>
-          <w:sz w:val="20"/>
-        </w:rPr>
-        <w:t>Certificate of Approval</w:t>
+          <w:sz w:val="22"/>
+        </w:rPr>
+        <w:t xml:space="preserve">•  </w:t>
       </w:r>
       <w:r>
         <w:rPr>
           <w:rFonts w:ascii="Times New Roman" w:hAnsi="Times New Roman"/>
           <w:b w:val="0"/>
           <w:i w:val="0"/>
-          <w:color w:val="787878"/>
-          <w:sz w:val="20"/>
-        </w:rPr>
-        <w:t xml:space="preserve"> .................................................... </w:t>
-      </w:r>
-      <w:r>
-        <w:rPr>
-          <w:rFonts w:ascii="Times New Roman" w:hAnsi="Times New Roman"/>
-          <w:b/>
-          <w:i w:val="0"/>
-          <w:color w:val="000000"/>
-          <w:sz w:val="20"/>
-        </w:rPr>
-        <w:t>iii</w:t>
+          <w:color w:val="000000"/>
+          <w:sz w:val="22"/>
+        </w:rPr>
+        <w:t>Yuvraj Singh (2303491530128)</w:t>
       </w:r>
     </w:p>
     <w:p>
       <w:pPr>
-        <w:spacing w:before="20" w:after="40"/>
+        <w:spacing w:before="0" w:after="50" w:line="276" w:lineRule="auto"/>
+        <w:ind w:left="576"/>
+        <w:jc w:val="left"/>
       </w:pPr>
       <w:r>
         <w:rPr>
@@ -870,34 +1079,26 @@
           <w:b/>
           <w:i w:val="0"/>
           <w:color w:val="000000"/>
-          <w:sz w:val="20"/>
-        </w:rPr>
-        <w:t>Acknowledgements</w:t>
+          <w:sz w:val="22"/>
+        </w:rPr>
+        <w:t xml:space="preserve">•  </w:t>
       </w:r>
       <w:r>
         <w:rPr>
           <w:rFonts w:ascii="Times New Roman" w:hAnsi="Times New Roman"/>
           <w:b w:val="0"/>
           <w:i w:val="0"/>
-          <w:color w:val="787878"/>
-          <w:sz w:val="20"/>
-        </w:rPr>
-        <w:t xml:space="preserve"> ........................................................... </w:t>
-      </w:r>
-      <w:r>
-        <w:rPr>
-          <w:rFonts w:ascii="Times New Roman" w:hAnsi="Times New Roman"/>
-          <w:b/>
-          <w:i w:val="0"/>
-          <w:color w:val="000000"/>
-          <w:sz w:val="20"/>
-        </w:rPr>
-        <w:t>iv</w:t>
+          <w:color w:val="000000"/>
+          <w:sz w:val="22"/>
+        </w:rPr>
+        <w:t>Rohit Kumar (2303491530090)</w:t>
       </w:r>
     </w:p>
     <w:p>
       <w:pPr>
-        <w:spacing w:before="20" w:after="40"/>
+        <w:spacing w:before="0" w:after="50" w:line="276" w:lineRule="auto"/>
+        <w:ind w:left="576"/>
+        <w:jc w:val="left"/>
       </w:pPr>
       <w:r>
         <w:rPr>
@@ -905,34 +1106,26 @@
           <w:b/>
           <w:i w:val="0"/>
           <w:color w:val="000000"/>
-          <w:sz w:val="20"/>
-        </w:rPr>
-        <w:t>Table of Contents</w:t>
+          <w:sz w:val="22"/>
+        </w:rPr>
+        <w:t xml:space="preserve">•  </w:t>
       </w:r>
       <w:r>
         <w:rPr>
           <w:rFonts w:ascii="Times New Roman" w:hAnsi="Times New Roman"/>
           <w:b w:val="0"/>
           <w:i w:val="0"/>
-          <w:color w:val="787878"/>
-          <w:sz w:val="20"/>
-        </w:rPr>
-        <w:t xml:space="preserve"> .......................................................... </w:t>
-      </w:r>
-      <w:r>
-        <w:rPr>
-          <w:rFonts w:ascii="Times New Roman" w:hAnsi="Times New Roman"/>
-          <w:b/>
-          <w:i w:val="0"/>
-          <w:color w:val="000000"/>
-          <w:sz w:val="20"/>
-        </w:rPr>
-        <w:t>v</w:t>
+          <w:color w:val="000000"/>
+          <w:sz w:val="22"/>
+        </w:rPr>
+        <w:t>Prashant Kumar Singh (2303491530075)</w:t>
       </w:r>
     </w:p>
     <w:p>
       <w:pPr>
-        <w:spacing w:before="20" w:after="40"/>
+        <w:spacing w:before="0" w:after="50" w:line="276" w:lineRule="auto"/>
+        <w:ind w:left="576"/>
+        <w:jc w:val="left"/>
       </w:pPr>
       <w:r>
         <w:rPr>
@@ -940,69 +1133,30 @@
           <w:b/>
           <w:i w:val="0"/>
           <w:color w:val="000000"/>
-          <w:sz w:val="20"/>
-        </w:rPr>
-        <w:t>List of Acronyms and Abbreviations</w:t>
+          <w:sz w:val="22"/>
+        </w:rPr>
+        <w:t xml:space="preserve">•  </w:t>
       </w:r>
       <w:r>
         <w:rPr>
           <w:rFonts w:ascii="Times New Roman" w:hAnsi="Times New Roman"/>
           <w:b w:val="0"/>
           <w:i w:val="0"/>
-          <w:color w:val="787878"/>
-          <w:sz w:val="20"/>
-        </w:rPr>
-        <w:t xml:space="preserve"> ......................................... </w:t>
-      </w:r>
-      <w:r>
-        <w:rPr>
-          <w:rFonts w:ascii="Times New Roman" w:hAnsi="Times New Roman"/>
-          <w:b/>
-          <w:i w:val="0"/>
-          <w:color w:val="000000"/>
-          <w:sz w:val="20"/>
-        </w:rPr>
-        <w:t>vii</w:t>
+          <w:color w:val="000000"/>
+          <w:sz w:val="22"/>
+        </w:rPr>
+        <w:t>Komal Goswami (2303491530061)</w:t>
       </w:r>
     </w:p>
     <w:p>
-      <w:pPr>
-        <w:spacing w:before="20" w:after="40"/>
-      </w:pPr>
-      <w:r>
-        <w:rPr>
-          <w:rFonts w:ascii="Times New Roman" w:hAnsi="Times New Roman"/>
-          <w:b/>
-          <w:i w:val="0"/>
-          <w:color w:val="000000"/>
-          <w:sz w:val="20"/>
-        </w:rPr>
-        <w:t>List of Figures</w:t>
-      </w:r>
-      <w:r>
-        <w:rPr>
-          <w:rFonts w:ascii="Times New Roman" w:hAnsi="Times New Roman"/>
-          <w:b w:val="0"/>
-          <w:i w:val="0"/>
-          <w:color w:val="787878"/>
-          <w:sz w:val="20"/>
-        </w:rPr>
-        <w:t xml:space="preserve"> ............................................................ </w:t>
-      </w:r>
-      <w:r>
-        <w:rPr>
-          <w:rFonts w:ascii="Times New Roman" w:hAnsi="Times New Roman"/>
-          <w:b/>
-          <w:i w:val="0"/>
-          <w:color w:val="000000"/>
-          <w:sz w:val="20"/>
-        </w:rPr>
-        <w:t>viii</w:t>
+      <w:r>
+        <w:br w:type="page"/>
       </w:r>
     </w:p>
     <w:p>
       <w:pPr>
-        <w:spacing w:before="20" w:after="40"/>
+        <w:spacing w:before="200" w:after="320" w:line="276" w:lineRule="auto"/>
+        <w:jc w:val="center"/>
       </w:pPr>
       <w:r>
         <w:rPr>
@@ -1010,34 +1164,17 @@
           <w:b/>
           <w:i w:val="0"/>
           <w:color w:val="000000"/>
-          <w:sz w:val="20"/>
-        </w:rPr>
-        <w:t>List of Tables</w:t>
-      </w:r>
-      <w:r>
-        <w:rPr>
-          <w:rFonts w:ascii="Times New Roman" w:hAnsi="Times New Roman"/>
-          <w:b w:val="0"/>
-          <w:i w:val="0"/>
-          <w:color w:val="787878"/>
-          <w:sz w:val="20"/>
-        </w:rPr>
-        <w:t xml:space="preserve"> ............................................................. </w:t>
-      </w:r>
-      <w:r>
-        <w:rPr>
-          <w:rFonts w:ascii="Times New Roman" w:hAnsi="Times New Roman"/>
-          <w:b/>
-          <w:i w:val="0"/>
-          <w:color w:val="000000"/>
-          <w:sz w:val="20"/>
-        </w:rPr>
-        <w:t>ix</w:t>
+          <w:sz w:val="28"/>
+        </w:rPr>
+        <w:t>TABLE OF CONTENTS</w:t>
       </w:r>
     </w:p>
     <w:p>
       <w:pPr>
-        <w:spacing w:before="20" w:after="40"/>
+        <w:tabs>
+          <w:tab w:pos="9360" w:val="right" w:leader="dot"/>
+        </w:tabs>
+        <w:spacing w:before="20" w:after="40" w:line="276" w:lineRule="auto"/>
       </w:pPr>
       <w:r>
         <w:rPr>
@@ -1047,32 +1184,28 @@
           <w:color w:val="000000"/>
           <w:sz w:val="20"/>
         </w:rPr>
-        <w:t>Abstract</w:t>
-      </w:r>
-      <w:r>
-        <w:rPr>
-          <w:rFonts w:ascii="Times New Roman" w:hAnsi="Times New Roman"/>
-          <w:b w:val="0"/>
-          <w:i w:val="0"/>
-          <w:color w:val="787878"/>
+        <w:t>Title Page</w:t>
+      </w:r>
+      <w:r>
+        <w:tab/>
+      </w:r>
+      <w:r>
+        <w:rPr>
+          <w:rFonts w:ascii="Times New Roman" w:hAnsi="Times New Roman"/>
+          <w:b/>
+          <w:i w:val="0"/>
+          <w:color w:val="000000"/>
           <w:sz w:val="20"/>
         </w:rPr>
-        <w:t xml:space="preserve"> ................................................................... </w:t>
-      </w:r>
-      <w:r>
-        <w:rPr>
-          <w:rFonts w:ascii="Times New Roman" w:hAnsi="Times New Roman"/>
-          <w:b/>
-          <w:i w:val="0"/>
-          <w:color w:val="000000"/>
-          <w:sz w:val="20"/>
-        </w:rPr>
-        <w:t>x</w:t>
+        <w:t>i</w:t>
       </w:r>
     </w:p>
     <w:p>
       <w:pPr>
-        <w:spacing w:before="20" w:after="40"/>
+        <w:tabs>
+          <w:tab w:pos="9360" w:val="right" w:leader="dot"/>
+        </w:tabs>
+        <w:spacing w:before="20" w:after="40" w:line="276" w:lineRule="auto"/>
       </w:pPr>
       <w:r>
         <w:rPr>
@@ -1082,207 +1215,183 @@
           <w:color w:val="000000"/>
           <w:sz w:val="20"/>
         </w:rPr>
-        <w:t>CHAPTER 1 — INTRODUCTION</w:t>
-      </w:r>
-      <w:r>
-        <w:rPr>
-          <w:rFonts w:ascii="Times New Roman" w:hAnsi="Times New Roman"/>
-          <w:b w:val="0"/>
-          <w:i w:val="0"/>
-          <w:color w:val="787878"/>
+        <w:t>Candidate Declaration</w:t>
+      </w:r>
+      <w:r>
+        <w:tab/>
+      </w:r>
+      <w:r>
+        <w:rPr>
+          <w:rFonts w:ascii="Times New Roman" w:hAnsi="Times New Roman"/>
+          <w:b/>
+          <w:i w:val="0"/>
+          <w:color w:val="000000"/>
           <w:sz w:val="20"/>
         </w:rPr>
-        <w:t xml:space="preserve"> ................................................... </w:t>
-      </w:r>
-      <w:r>
-        <w:rPr>
-          <w:rFonts w:ascii="Times New Roman" w:hAnsi="Times New Roman"/>
-          <w:b/>
-          <w:i w:val="0"/>
-          <w:color w:val="000000"/>
-          <w:sz w:val="20"/>
-        </w:rPr>
-        <w:t>1</w:t>
+        <w:t>ii</w:t>
       </w:r>
     </w:p>
     <w:p>
       <w:pPr>
-        <w:spacing w:before="20" w:after="40"/>
-      </w:pPr>
-      <w:r>
-        <w:rPr>
-          <w:rFonts w:ascii="Times New Roman" w:hAnsi="Times New Roman"/>
-          <w:b w:val="0"/>
+        <w:tabs>
+          <w:tab w:pos="9360" w:val="right" w:leader="dot"/>
+        </w:tabs>
+        <w:spacing w:before="20" w:after="40" w:line="276" w:lineRule="auto"/>
+      </w:pPr>
+      <w:r>
+        <w:rPr>
+          <w:rFonts w:ascii="Times New Roman" w:hAnsi="Times New Roman"/>
+          <w:b/>
           <w:i w:val="0"/>
           <w:color w:val="000000"/>
           <w:sz w:val="20"/>
         </w:rPr>
-        <w:t>1.1 Problem Context and Assistive Computing</w:t>
-      </w:r>
-      <w:r>
-        <w:rPr>
-          <w:rFonts w:ascii="Times New Roman" w:hAnsi="Times New Roman"/>
-          <w:b w:val="0"/>
-          <w:i w:val="0"/>
-          <w:color w:val="787878"/>
+        <w:t>Certificate of Approval</w:t>
+      </w:r>
+      <w:r>
+        <w:tab/>
+      </w:r>
+      <w:r>
+        <w:rPr>
+          <w:rFonts w:ascii="Times New Roman" w:hAnsi="Times New Roman"/>
+          <w:b/>
+          <w:i w:val="0"/>
+          <w:color w:val="000000"/>
           <w:sz w:val="20"/>
         </w:rPr>
-        <w:t xml:space="preserve"> ................................ </w:t>
-      </w:r>
-      <w:r>
-        <w:rPr>
-          <w:rFonts w:ascii="Times New Roman" w:hAnsi="Times New Roman"/>
-          <w:b w:val="0"/>
-          <w:i w:val="0"/>
-          <w:color w:val="000000"/>
-          <w:sz w:val="20"/>
-        </w:rPr>
-        <w:t>1</w:t>
+        <w:t>iii</w:t>
       </w:r>
     </w:p>
     <w:p>
       <w:pPr>
-        <w:spacing w:before="20" w:after="40"/>
-      </w:pPr>
-      <w:r>
-        <w:rPr>
-          <w:rFonts w:ascii="Times New Roman" w:hAnsi="Times New Roman"/>
-          <w:b w:val="0"/>
+        <w:tabs>
+          <w:tab w:pos="9360" w:val="right" w:leader="dot"/>
+        </w:tabs>
+        <w:spacing w:before="20" w:after="40" w:line="276" w:lineRule="auto"/>
+      </w:pPr>
+      <w:r>
+        <w:rPr>
+          <w:rFonts w:ascii="Times New Roman" w:hAnsi="Times New Roman"/>
+          <w:b/>
           <w:i w:val="0"/>
           <w:color w:val="000000"/>
           <w:sz w:val="20"/>
         </w:rPr>
-        <w:t>1.2 Linguistic Structure of ASL Fingerspelling</w:t>
-      </w:r>
-      <w:r>
-        <w:rPr>
-          <w:rFonts w:ascii="Times New Roman" w:hAnsi="Times New Roman"/>
-          <w:b w:val="0"/>
-          <w:i w:val="0"/>
-          <w:color w:val="787878"/>
+        <w:t>Acknowledgements</w:t>
+      </w:r>
+      <w:r>
+        <w:tab/>
+      </w:r>
+      <w:r>
+        <w:rPr>
+          <w:rFonts w:ascii="Times New Roman" w:hAnsi="Times New Roman"/>
+          <w:b/>
+          <w:i w:val="0"/>
+          <w:color w:val="000000"/>
           <w:sz w:val="20"/>
         </w:rPr>
-        <w:t xml:space="preserve"> ............................. </w:t>
-      </w:r>
-      <w:r>
-        <w:rPr>
-          <w:rFonts w:ascii="Times New Roman" w:hAnsi="Times New Roman"/>
-          <w:b w:val="0"/>
-          <w:i w:val="0"/>
-          <w:color w:val="000000"/>
-          <w:sz w:val="20"/>
-        </w:rPr>
-        <w:t>2</w:t>
+        <w:t>iv</w:t>
       </w:r>
     </w:p>
     <w:p>
       <w:pPr>
-        <w:spacing w:before="20" w:after="40"/>
-      </w:pPr>
-      <w:r>
-        <w:rPr>
-          <w:rFonts w:ascii="Times New Roman" w:hAnsi="Times New Roman"/>
-          <w:b w:val="0"/>
+        <w:tabs>
+          <w:tab w:pos="9360" w:val="right" w:leader="dot"/>
+        </w:tabs>
+        <w:spacing w:before="20" w:after="40" w:line="276" w:lineRule="auto"/>
+      </w:pPr>
+      <w:r>
+        <w:rPr>
+          <w:rFonts w:ascii="Times New Roman" w:hAnsi="Times New Roman"/>
+          <w:b/>
           <w:i w:val="0"/>
           <w:color w:val="000000"/>
           <w:sz w:val="20"/>
         </w:rPr>
-        <w:t>1.3 Motivation and Real-World Impact</w:t>
-      </w:r>
-      <w:r>
-        <w:rPr>
-          <w:rFonts w:ascii="Times New Roman" w:hAnsi="Times New Roman"/>
-          <w:b w:val="0"/>
-          <w:i w:val="0"/>
-          <w:color w:val="787878"/>
+        <w:t>Table of Contents</w:t>
+      </w:r>
+      <w:r>
+        <w:tab/>
+      </w:r>
+      <w:r>
+        <w:rPr>
+          <w:rFonts w:ascii="Times New Roman" w:hAnsi="Times New Roman"/>
+          <w:b/>
+          <w:i w:val="0"/>
+          <w:color w:val="000000"/>
           <w:sz w:val="20"/>
         </w:rPr>
-        <w:t xml:space="preserve"> ....................................... </w:t>
-      </w:r>
-      <w:r>
-        <w:rPr>
-          <w:rFonts w:ascii="Times New Roman" w:hAnsi="Times New Roman"/>
-          <w:b w:val="0"/>
-          <w:i w:val="0"/>
-          <w:color w:val="000000"/>
-          <w:sz w:val="20"/>
-        </w:rPr>
-        <w:t>3</w:t>
+        <w:t>v</w:t>
       </w:r>
     </w:p>
     <w:p>
       <w:pPr>
-        <w:spacing w:before="20" w:after="40"/>
-      </w:pPr>
-      <w:r>
-        <w:rPr>
-          <w:rFonts w:ascii="Times New Roman" w:hAnsi="Times New Roman"/>
-          <w:b w:val="0"/>
+        <w:tabs>
+          <w:tab w:pos="9360" w:val="right" w:leader="dot"/>
+        </w:tabs>
+        <w:spacing w:before="20" w:after="40" w:line="276" w:lineRule="auto"/>
+      </w:pPr>
+      <w:r>
+        <w:rPr>
+          <w:rFonts w:ascii="Times New Roman" w:hAnsi="Times New Roman"/>
+          <w:b/>
           <w:i w:val="0"/>
           <w:color w:val="000000"/>
           <w:sz w:val="20"/>
         </w:rPr>
-        <w:t>1.4 Project Objectives</w:t>
-      </w:r>
-      <w:r>
-        <w:rPr>
-          <w:rFonts w:ascii="Times New Roman" w:hAnsi="Times New Roman"/>
-          <w:b w:val="0"/>
-          <w:i w:val="0"/>
-          <w:color w:val="787878"/>
+        <w:t>List of Acronyms and Abbreviations</w:t>
+      </w:r>
+      <w:r>
+        <w:tab/>
+      </w:r>
+      <w:r>
+        <w:rPr>
+          <w:rFonts w:ascii="Times New Roman" w:hAnsi="Times New Roman"/>
+          <w:b/>
+          <w:i w:val="0"/>
+          <w:color w:val="000000"/>
           <w:sz w:val="20"/>
         </w:rPr>
-        <w:t xml:space="preserve"> ..................................................... </w:t>
-      </w:r>
-      <w:r>
-        <w:rPr>
-          <w:rFonts w:ascii="Times New Roman" w:hAnsi="Times New Roman"/>
-          <w:b w:val="0"/>
-          <w:i w:val="0"/>
-          <w:color w:val="000000"/>
-          <w:sz w:val="20"/>
-        </w:rPr>
-        <w:t>4</w:t>
+        <w:t>vii</w:t>
       </w:r>
     </w:p>
     <w:p>
       <w:pPr>
-        <w:spacing w:before="20" w:after="40"/>
-      </w:pPr>
-      <w:r>
-        <w:rPr>
-          <w:rFonts w:ascii="Times New Roman" w:hAnsi="Times New Roman"/>
-          <w:b w:val="0"/>
+        <w:tabs>
+          <w:tab w:pos="9360" w:val="right" w:leader="dot"/>
+        </w:tabs>
+        <w:spacing w:before="20" w:after="40" w:line="276" w:lineRule="auto"/>
+      </w:pPr>
+      <w:r>
+        <w:rPr>
+          <w:rFonts w:ascii="Times New Roman" w:hAnsi="Times New Roman"/>
+          <w:b/>
           <w:i w:val="0"/>
           <w:color w:val="000000"/>
           <w:sz w:val="20"/>
         </w:rPr>
-        <w:t>1.5 Scope and Operational Boundaries</w:t>
-      </w:r>
-      <w:r>
-        <w:rPr>
-          <w:rFonts w:ascii="Times New Roman" w:hAnsi="Times New Roman"/>
-          <w:b w:val="0"/>
-          <w:i w:val="0"/>
-          <w:color w:val="787878"/>
+        <w:t>List of Figures</w:t>
+      </w:r>
+      <w:r>
+        <w:tab/>
+      </w:r>
+      <w:r>
+        <w:rPr>
+          <w:rFonts w:ascii="Times New Roman" w:hAnsi="Times New Roman"/>
+          <w:b/>
+          <w:i w:val="0"/>
+          <w:color w:val="000000"/>
           <w:sz w:val="20"/>
         </w:rPr>
-        <w:t xml:space="preserve"> ....................................... </w:t>
-      </w:r>
-      <w:r>
-        <w:rPr>
-          <w:rFonts w:ascii="Times New Roman" w:hAnsi="Times New Roman"/>
-          <w:b w:val="0"/>
-          <w:i w:val="0"/>
-          <w:color w:val="000000"/>
-          <w:sz w:val="20"/>
-        </w:rPr>
-        <w:t>5</w:t>
+        <w:t>viii</w:t>
       </w:r>
     </w:p>
     <w:p>
       <w:pPr>
-        <w:spacing w:before="20" w:after="40"/>
+        <w:tabs>
+          <w:tab w:pos="9360" w:val="right" w:leader="dot"/>
+        </w:tabs>
+        <w:spacing w:before="20" w:after="40" w:line="276" w:lineRule="auto"/>
       </w:pPr>
       <w:r>
         <w:rPr>
@@ -1292,102 +1401,90 @@
           <w:color w:val="000000"/>
           <w:sz w:val="20"/>
         </w:rPr>
-        <w:t>CHAPTER 2 — LITERATURE SURVEY AND RELATED WORK</w:t>
-      </w:r>
-      <w:r>
-        <w:rPr>
-          <w:rFonts w:ascii="Times New Roman" w:hAnsi="Times New Roman"/>
-          <w:b w:val="0"/>
-          <w:i w:val="0"/>
-          <w:color w:val="787878"/>
+        <w:t>List of Tables</w:t>
+      </w:r>
+      <w:r>
+        <w:tab/>
+      </w:r>
+      <w:r>
+        <w:rPr>
+          <w:rFonts w:ascii="Times New Roman" w:hAnsi="Times New Roman"/>
+          <w:b/>
+          <w:i w:val="0"/>
+          <w:color w:val="000000"/>
           <w:sz w:val="20"/>
         </w:rPr>
-        <w:t xml:space="preserve"> ............................. </w:t>
-      </w:r>
-      <w:r>
-        <w:rPr>
-          <w:rFonts w:ascii="Times New Roman" w:hAnsi="Times New Roman"/>
-          <w:b/>
-          <w:i w:val="0"/>
-          <w:color w:val="000000"/>
-          <w:sz w:val="20"/>
-        </w:rPr>
-        <w:t>6</w:t>
+        <w:t>ix</w:t>
       </w:r>
     </w:p>
     <w:p>
       <w:pPr>
-        <w:spacing w:before="20" w:after="40"/>
-      </w:pPr>
-      <w:r>
-        <w:rPr>
-          <w:rFonts w:ascii="Times New Roman" w:hAnsi="Times New Roman"/>
-          <w:b w:val="0"/>
+        <w:tabs>
+          <w:tab w:pos="9360" w:val="right" w:leader="dot"/>
+        </w:tabs>
+        <w:spacing w:before="20" w:after="40" w:line="276" w:lineRule="auto"/>
+      </w:pPr>
+      <w:r>
+        <w:rPr>
+          <w:rFonts w:ascii="Times New Roman" w:hAnsi="Times New Roman"/>
+          <w:b/>
           <w:i w:val="0"/>
           <w:color w:val="000000"/>
           <w:sz w:val="20"/>
         </w:rPr>
-        <w:t>2.1 Evolution of Sign Language Recognition Systems</w:t>
-      </w:r>
-      <w:r>
-        <w:rPr>
-          <w:rFonts w:ascii="Times New Roman" w:hAnsi="Times New Roman"/>
-          <w:b w:val="0"/>
-          <w:i w:val="0"/>
-          <w:color w:val="787878"/>
+        <w:t>Abstract</w:t>
+      </w:r>
+      <w:r>
+        <w:tab/>
+      </w:r>
+      <w:r>
+        <w:rPr>
+          <w:rFonts w:ascii="Times New Roman" w:hAnsi="Times New Roman"/>
+          <w:b/>
+          <w:i w:val="0"/>
+          <w:color w:val="000000"/>
           <w:sz w:val="20"/>
         </w:rPr>
-        <w:t xml:space="preserve"> ......................... </w:t>
-      </w:r>
-      <w:r>
-        <w:rPr>
-          <w:rFonts w:ascii="Times New Roman" w:hAnsi="Times New Roman"/>
-          <w:b w:val="0"/>
-          <w:i w:val="0"/>
-          <w:color w:val="000000"/>
-          <w:sz w:val="20"/>
-        </w:rPr>
-        <w:t>6</w:t>
+        <w:t>x</w:t>
       </w:r>
     </w:p>
     <w:p>
       <w:pPr>
-        <w:spacing w:before="20" w:after="40"/>
-      </w:pPr>
-      <w:r>
-        <w:rPr>
-          <w:rFonts w:ascii="Times New Roman" w:hAnsi="Times New Roman"/>
-          <w:b w:val="0"/>
+        <w:tabs>
+          <w:tab w:pos="9360" w:val="right" w:leader="dot"/>
+        </w:tabs>
+        <w:spacing w:before="20" w:after="40" w:line="276" w:lineRule="auto"/>
+      </w:pPr>
+      <w:r>
+        <w:rPr>
+          <w:rFonts w:ascii="Times New Roman" w:hAnsi="Times New Roman"/>
+          <w:b/>
           <w:i w:val="0"/>
           <w:color w:val="000000"/>
           <w:sz w:val="20"/>
         </w:rPr>
-        <w:t>2.2 Review of Primary Recognition Paradigms</w:t>
-      </w:r>
-      <w:r>
-        <w:rPr>
-          <w:rFonts w:ascii="Times New Roman" w:hAnsi="Times New Roman"/>
-          <w:b w:val="0"/>
-          <w:i w:val="0"/>
-          <w:color w:val="787878"/>
+        <w:t>CHAPTER 1 — INTRODUCTION</w:t>
+      </w:r>
+      <w:r>
+        <w:tab/>
+      </w:r>
+      <w:r>
+        <w:rPr>
+          <w:rFonts w:ascii="Times New Roman" w:hAnsi="Times New Roman"/>
+          <w:b/>
+          <w:i w:val="0"/>
+          <w:color w:val="000000"/>
           <w:sz w:val="20"/>
         </w:rPr>
-        <w:t xml:space="preserve"> ................................ </w:t>
-      </w:r>
-      <w:r>
-        <w:rPr>
-          <w:rFonts w:ascii="Times New Roman" w:hAnsi="Times New Roman"/>
-          <w:b w:val="0"/>
-          <w:i w:val="0"/>
-          <w:color w:val="000000"/>
-          <w:sz w:val="20"/>
-        </w:rPr>
-        <w:t>7</w:t>
+        <w:t>1</w:t>
       </w:r>
     </w:p>
     <w:p>
       <w:pPr>
-        <w:spacing w:before="20" w:after="40"/>
+        <w:tabs>
+          <w:tab w:pos="9360" w:val="right" w:leader="dot"/>
+        </w:tabs>
+        <w:spacing w:before="20" w:after="40" w:line="276" w:lineRule="auto"/>
       </w:pPr>
       <w:r>
         <w:rPr>
@@ -1397,32 +1494,28 @@
           <w:color w:val="000000"/>
           <w:sz w:val="20"/>
         </w:rPr>
-        <w:t>2.3 Critical Identification of Research Gaps</w:t>
+        <w:t>1.1 Problem Context and Assistive Computing</w:t>
+      </w:r>
+      <w:r>
+        <w:tab/>
       </w:r>
       <w:r>
         <w:rPr>
           <w:rFonts w:ascii="Times New Roman" w:hAnsi="Times New Roman"/>
           <w:b w:val="0"/>
           <w:i w:val="0"/>
-          <w:color w:val="787878"/>
+          <w:color w:val="000000"/>
           <w:sz w:val="20"/>
         </w:rPr>
-        <w:t xml:space="preserve"> ............................... </w:t>
-      </w:r>
-      <w:r>
-        <w:rPr>
-          <w:rFonts w:ascii="Times New Roman" w:hAnsi="Times New Roman"/>
-          <w:b w:val="0"/>
-          <w:i w:val="0"/>
-          <w:color w:val="000000"/>
-          <w:sz w:val="20"/>
-        </w:rPr>
-        <w:t>11</w:t>
+        <w:t>1</w:t>
       </w:r>
     </w:p>
     <w:p>
       <w:pPr>
-        <w:spacing w:before="20" w:after="40"/>
+        <w:tabs>
+          <w:tab w:pos="9360" w:val="right" w:leader="dot"/>
+        </w:tabs>
+        <w:spacing w:before="20" w:after="40" w:line="276" w:lineRule="auto"/>
       </w:pPr>
       <w:r>
         <w:rPr>
@@ -1432,67 +1525,59 @@
           <w:color w:val="000000"/>
           <w:sz w:val="20"/>
         </w:rPr>
-        <w:t>2.4 Comparative Summary of Existing Approaches vs. EchoSign</w:t>
+        <w:t>1.2 Linguistic Structure of ASL Fingerspelling</w:t>
+      </w:r>
+      <w:r>
+        <w:tab/>
       </w:r>
       <w:r>
         <w:rPr>
           <w:rFonts w:ascii="Times New Roman" w:hAnsi="Times New Roman"/>
           <w:b w:val="0"/>
           <w:i w:val="0"/>
-          <w:color w:val="787878"/>
+          <w:color w:val="000000"/>
           <w:sz w:val="20"/>
         </w:rPr>
-        <w:t xml:space="preserve"> ................ </w:t>
-      </w:r>
-      <w:r>
-        <w:rPr>
-          <w:rFonts w:ascii="Times New Roman" w:hAnsi="Times New Roman"/>
-          <w:b w:val="0"/>
-          <w:i w:val="0"/>
-          <w:color w:val="000000"/>
-          <w:sz w:val="20"/>
-        </w:rPr>
-        <w:t>12</w:t>
+        <w:t>2</w:t>
       </w:r>
     </w:p>
     <w:p>
       <w:pPr>
-        <w:spacing w:before="20" w:after="40"/>
-      </w:pPr>
-      <w:r>
-        <w:rPr>
-          <w:rFonts w:ascii="Times New Roman" w:hAnsi="Times New Roman"/>
-          <w:b/>
+        <w:tabs>
+          <w:tab w:pos="9360" w:val="right" w:leader="dot"/>
+        </w:tabs>
+        <w:spacing w:before="20" w:after="40" w:line="276" w:lineRule="auto"/>
+      </w:pPr>
+      <w:r>
+        <w:rPr>
+          <w:rFonts w:ascii="Times New Roman" w:hAnsi="Times New Roman"/>
+          <w:b w:val="0"/>
           <w:i w:val="0"/>
           <w:color w:val="000000"/>
           <w:sz w:val="20"/>
         </w:rPr>
-        <w:t>CHAPTER 3 — SYSTEM REQUIREMENTS AND SPECIFICATIONS</w:t>
+        <w:t>1.3 Motivation and Real-World Impact</w:t>
+      </w:r>
+      <w:r>
+        <w:tab/>
       </w:r>
       <w:r>
         <w:rPr>
           <w:rFonts w:ascii="Times New Roman" w:hAnsi="Times New Roman"/>
           <w:b w:val="0"/>
           <w:i w:val="0"/>
-          <w:color w:val="787878"/>
+          <w:color w:val="000000"/>
           <w:sz w:val="20"/>
         </w:rPr>
-        <w:t xml:space="preserve"> ......................... </w:t>
-      </w:r>
-      <w:r>
-        <w:rPr>
-          <w:rFonts w:ascii="Times New Roman" w:hAnsi="Times New Roman"/>
-          <w:b/>
-          <w:i w:val="0"/>
-          <w:color w:val="000000"/>
-          <w:sz w:val="20"/>
-        </w:rPr>
-        <w:t>13</w:t>
+        <w:t>3</w:t>
       </w:r>
     </w:p>
     <w:p>
       <w:pPr>
-        <w:spacing w:before="20" w:after="40"/>
+        <w:tabs>
+          <w:tab w:pos="9360" w:val="right" w:leader="dot"/>
+        </w:tabs>
+        <w:spacing w:before="20" w:after="40" w:line="276" w:lineRule="auto"/>
       </w:pPr>
       <w:r>
         <w:rPr>
@@ -1502,32 +1587,28 @@
           <w:color w:val="000000"/>
           <w:sz w:val="20"/>
         </w:rPr>
-        <w:t>3.1 Functional Requirements</w:t>
+        <w:t>1.4 Project Objectives</w:t>
+      </w:r>
+      <w:r>
+        <w:tab/>
       </w:r>
       <w:r>
         <w:rPr>
           <w:rFonts w:ascii="Times New Roman" w:hAnsi="Times New Roman"/>
           <w:b w:val="0"/>
           <w:i w:val="0"/>
-          <w:color w:val="787878"/>
+          <w:color w:val="000000"/>
           <w:sz w:val="20"/>
         </w:rPr>
-        <w:t xml:space="preserve"> ................................................ </w:t>
-      </w:r>
-      <w:r>
-        <w:rPr>
-          <w:rFonts w:ascii="Times New Roman" w:hAnsi="Times New Roman"/>
-          <w:b w:val="0"/>
-          <w:i w:val="0"/>
-          <w:color w:val="000000"/>
-          <w:sz w:val="20"/>
-        </w:rPr>
-        <w:t>13</w:t>
+        <w:t>4</w:t>
       </w:r>
     </w:p>
     <w:p>
       <w:pPr>
-        <w:spacing w:before="20" w:after="40"/>
+        <w:tabs>
+          <w:tab w:pos="9360" w:val="right" w:leader="dot"/>
+        </w:tabs>
+        <w:spacing w:before="20" w:after="40" w:line="276" w:lineRule="auto"/>
       </w:pPr>
       <w:r>
         <w:rPr>
@@ -1537,67 +1618,59 @@
           <w:color w:val="000000"/>
           <w:sz w:val="20"/>
         </w:rPr>
-        <w:t>3.2 Non-Functional Requirements</w:t>
+        <w:t>1.5 Scope and Operational Boundaries</w:t>
+      </w:r>
+      <w:r>
+        <w:tab/>
       </w:r>
       <w:r>
         <w:rPr>
           <w:rFonts w:ascii="Times New Roman" w:hAnsi="Times New Roman"/>
           <w:b w:val="0"/>
           <w:i w:val="0"/>
-          <w:color w:val="787878"/>
+          <w:color w:val="000000"/>
           <w:sz w:val="20"/>
         </w:rPr>
-        <w:t xml:space="preserve"> ............................................ </w:t>
-      </w:r>
-      <w:r>
-        <w:rPr>
-          <w:rFonts w:ascii="Times New Roman" w:hAnsi="Times New Roman"/>
-          <w:b w:val="0"/>
-          <w:i w:val="0"/>
-          <w:color w:val="000000"/>
-          <w:sz w:val="20"/>
-        </w:rPr>
-        <w:t>14</w:t>
+        <w:t>5</w:t>
       </w:r>
     </w:p>
     <w:p>
       <w:pPr>
-        <w:spacing w:before="20" w:after="40"/>
-      </w:pPr>
-      <w:r>
-        <w:rPr>
-          <w:rFonts w:ascii="Times New Roman" w:hAnsi="Times New Roman"/>
-          <w:b w:val="0"/>
+        <w:tabs>
+          <w:tab w:pos="9360" w:val="right" w:leader="dot"/>
+        </w:tabs>
+        <w:spacing w:before="20" w:after="40" w:line="276" w:lineRule="auto"/>
+      </w:pPr>
+      <w:r>
+        <w:rPr>
+          <w:rFonts w:ascii="Times New Roman" w:hAnsi="Times New Roman"/>
+          <w:b/>
           <w:i w:val="0"/>
           <w:color w:val="000000"/>
           <w:sz w:val="20"/>
         </w:rPr>
-        <w:t>3.3 Hardware Requirements</w:t>
-      </w:r>
-      <w:r>
-        <w:rPr>
-          <w:rFonts w:ascii="Times New Roman" w:hAnsi="Times New Roman"/>
-          <w:b w:val="0"/>
-          <w:i w:val="0"/>
-          <w:color w:val="787878"/>
+        <w:t>CHAPTER 2 — LITERATURE SURVEY AND RELATED WORK</w:t>
+      </w:r>
+      <w:r>
+        <w:tab/>
+      </w:r>
+      <w:r>
+        <w:rPr>
+          <w:rFonts w:ascii="Times New Roman" w:hAnsi="Times New Roman"/>
+          <w:b/>
+          <w:i w:val="0"/>
+          <w:color w:val="000000"/>
           <w:sz w:val="20"/>
         </w:rPr>
-        <w:t xml:space="preserve"> .................................................. </w:t>
-      </w:r>
-      <w:r>
-        <w:rPr>
-          <w:rFonts w:ascii="Times New Roman" w:hAnsi="Times New Roman"/>
-          <w:b w:val="0"/>
-          <w:i w:val="0"/>
-          <w:color w:val="000000"/>
-          <w:sz w:val="20"/>
-        </w:rPr>
-        <w:t>15</w:t>
+        <w:t>6</w:t>
       </w:r>
     </w:p>
     <w:p>
       <w:pPr>
-        <w:spacing w:before="20" w:after="40"/>
+        <w:tabs>
+          <w:tab w:pos="9360" w:val="right" w:leader="dot"/>
+        </w:tabs>
+        <w:spacing w:before="20" w:after="40" w:line="276" w:lineRule="auto"/>
       </w:pPr>
       <w:r>
         <w:rPr>
@@ -1607,67 +1680,59 @@
           <w:color w:val="000000"/>
           <w:sz w:val="20"/>
         </w:rPr>
-        <w:t>3.4 Software Requirements and Development Tools</w:t>
+        <w:t>2.1 Evolution of Sign Language Recognition Systems</w:t>
+      </w:r>
+      <w:r>
+        <w:tab/>
       </w:r>
       <w:r>
         <w:rPr>
           <w:rFonts w:ascii="Times New Roman" w:hAnsi="Times New Roman"/>
           <w:b w:val="0"/>
           <w:i w:val="0"/>
-          <w:color w:val="787878"/>
+          <w:color w:val="000000"/>
           <w:sz w:val="20"/>
         </w:rPr>
-        <w:t xml:space="preserve"> ............................ </w:t>
-      </w:r>
-      <w:r>
-        <w:rPr>
-          <w:rFonts w:ascii="Times New Roman" w:hAnsi="Times New Roman"/>
-          <w:b w:val="0"/>
-          <w:i w:val="0"/>
-          <w:color w:val="000000"/>
-          <w:sz w:val="20"/>
-        </w:rPr>
-        <w:t>16</w:t>
+        <w:t>6</w:t>
       </w:r>
     </w:p>
     <w:p>
       <w:pPr>
-        <w:spacing w:before="20" w:after="40"/>
-      </w:pPr>
-      <w:r>
-        <w:rPr>
-          <w:rFonts w:ascii="Times New Roman" w:hAnsi="Times New Roman"/>
-          <w:b/>
+        <w:tabs>
+          <w:tab w:pos="9360" w:val="right" w:leader="dot"/>
+        </w:tabs>
+        <w:spacing w:before="20" w:after="40" w:line="276" w:lineRule="auto"/>
+      </w:pPr>
+      <w:r>
+        <w:rPr>
+          <w:rFonts w:ascii="Times New Roman" w:hAnsi="Times New Roman"/>
+          <w:b w:val="0"/>
           <w:i w:val="0"/>
           <w:color w:val="000000"/>
           <w:sz w:val="20"/>
         </w:rPr>
-        <w:t>CHAPTER 4 — MATHEMATICAL FORMULATION AND METHODOLOGY</w:t>
+        <w:t>2.2 Review of Primary Recognition Paradigms</w:t>
+      </w:r>
+      <w:r>
+        <w:tab/>
       </w:r>
       <w:r>
         <w:rPr>
           <w:rFonts w:ascii="Times New Roman" w:hAnsi="Times New Roman"/>
           <w:b w:val="0"/>
           <w:i w:val="0"/>
-          <w:color w:val="787878"/>
+          <w:color w:val="000000"/>
           <w:sz w:val="20"/>
         </w:rPr>
-        <w:t xml:space="preserve"> ....................... </w:t>
-      </w:r>
-      <w:r>
-        <w:rPr>
-          <w:rFonts w:ascii="Times New Roman" w:hAnsi="Times New Roman"/>
-          <w:b/>
-          <w:i w:val="0"/>
-          <w:color w:val="000000"/>
-          <w:sz w:val="20"/>
-        </w:rPr>
-        <w:t>17</w:t>
+        <w:t>7</w:t>
       </w:r>
     </w:p>
     <w:p>
       <w:pPr>
-        <w:spacing w:before="20" w:after="40"/>
+        <w:tabs>
+          <w:tab w:pos="9360" w:val="right" w:leader="dot"/>
+        </w:tabs>
+        <w:spacing w:before="20" w:after="40" w:line="276" w:lineRule="auto"/>
       </w:pPr>
       <w:r>
         <w:rPr>
@@ -1677,32 +1742,28 @@
           <w:color w:val="000000"/>
           <w:sz w:val="20"/>
         </w:rPr>
-        <w:t>4.1 Spatial Aspect Ratio and Center-Square Cropping Formulation</w:t>
+        <w:t>2.3 Critical Identification of Research Gaps</w:t>
+      </w:r>
+      <w:r>
+        <w:tab/>
       </w:r>
       <w:r>
         <w:rPr>
           <w:rFonts w:ascii="Times New Roman" w:hAnsi="Times New Roman"/>
           <w:b w:val="0"/>
           <w:i w:val="0"/>
-          <w:color w:val="787878"/>
+          <w:color w:val="000000"/>
           <w:sz w:val="20"/>
         </w:rPr>
-        <w:t xml:space="preserve"> ............ </w:t>
-      </w:r>
-      <w:r>
-        <w:rPr>
-          <w:rFonts w:ascii="Times New Roman" w:hAnsi="Times New Roman"/>
-          <w:b w:val="0"/>
-          <w:i w:val="0"/>
-          <w:color w:val="000000"/>
-          <w:sz w:val="20"/>
-        </w:rPr>
-        <w:t>17</w:t>
+        <w:t>11</w:t>
       </w:r>
     </w:p>
     <w:p>
       <w:pPr>
-        <w:spacing w:before="20" w:after="40"/>
+        <w:tabs>
+          <w:tab w:pos="9360" w:val="right" w:leader="dot"/>
+        </w:tabs>
+        <w:spacing w:before="20" w:after="40" w:line="276" w:lineRule="auto"/>
       </w:pPr>
       <w:r>
         <w:rPr>
@@ -1712,67 +1773,59 @@
           <w:color w:val="000000"/>
           <w:sz w:val="20"/>
         </w:rPr>
-        <w:t>4.2 Mathematical Model of Bilinear Interpolation</w:t>
+        <w:t>2.4 Comparative Summary of Existing Approaches vs. EchoSign</w:t>
+      </w:r>
+      <w:r>
+        <w:tab/>
       </w:r>
       <w:r>
         <w:rPr>
           <w:rFonts w:ascii="Times New Roman" w:hAnsi="Times New Roman"/>
           <w:b w:val="0"/>
           <w:i w:val="0"/>
-          <w:color w:val="787878"/>
+          <w:color w:val="000000"/>
           <w:sz w:val="20"/>
         </w:rPr>
-        <w:t xml:space="preserve"> ........................... </w:t>
-      </w:r>
-      <w:r>
-        <w:rPr>
-          <w:rFonts w:ascii="Times New Roman" w:hAnsi="Times New Roman"/>
-          <w:b w:val="0"/>
-          <w:i w:val="0"/>
-          <w:color w:val="000000"/>
-          <w:sz w:val="20"/>
-        </w:rPr>
-        <w:t>18</w:t>
+        <w:t>12</w:t>
       </w:r>
     </w:p>
     <w:p>
       <w:pPr>
-        <w:spacing w:before="20" w:after="40"/>
-      </w:pPr>
-      <w:r>
-        <w:rPr>
-          <w:rFonts w:ascii="Times New Roman" w:hAnsi="Times New Roman"/>
-          <w:b w:val="0"/>
+        <w:tabs>
+          <w:tab w:pos="9360" w:val="right" w:leader="dot"/>
+        </w:tabs>
+        <w:spacing w:before="20" w:after="40" w:line="276" w:lineRule="auto"/>
+      </w:pPr>
+      <w:r>
+        <w:rPr>
+          <w:rFonts w:ascii="Times New Roman" w:hAnsi="Times New Roman"/>
+          <w:b/>
           <w:i w:val="0"/>
           <w:color w:val="000000"/>
           <w:sz w:val="20"/>
         </w:rPr>
-        <w:t>4.3 Forward Convolutional Propagation and Tensor Arithmetic</w:t>
-      </w:r>
-      <w:r>
-        <w:rPr>
-          <w:rFonts w:ascii="Times New Roman" w:hAnsi="Times New Roman"/>
-          <w:b w:val="0"/>
-          <w:i w:val="0"/>
-          <w:color w:val="787878"/>
+        <w:t>CHAPTER 3 — SYSTEM REQUIREMENTS AND SPECIFICATIONS</w:t>
+      </w:r>
+      <w:r>
+        <w:tab/>
+      </w:r>
+      <w:r>
+        <w:rPr>
+          <w:rFonts w:ascii="Times New Roman" w:hAnsi="Times New Roman"/>
+          <w:b/>
+          <w:i w:val="0"/>
+          <w:color w:val="000000"/>
           <w:sz w:val="20"/>
         </w:rPr>
-        <w:t xml:space="preserve"> ................ </w:t>
-      </w:r>
-      <w:r>
-        <w:rPr>
-          <w:rFonts w:ascii="Times New Roman" w:hAnsi="Times New Roman"/>
-          <w:b w:val="0"/>
-          <w:i w:val="0"/>
-          <w:color w:val="000000"/>
-          <w:sz w:val="20"/>
-        </w:rPr>
-        <w:t>19</w:t>
+        <w:t>13</w:t>
       </w:r>
     </w:p>
     <w:p>
       <w:pPr>
-        <w:spacing w:before="20" w:after="40"/>
+        <w:tabs>
+          <w:tab w:pos="9360" w:val="right" w:leader="dot"/>
+        </w:tabs>
+        <w:spacing w:before="20" w:after="40" w:line="276" w:lineRule="auto"/>
       </w:pPr>
       <w:r>
         <w:rPr>
@@ -1782,32 +1835,28 @@
           <w:color w:val="000000"/>
           <w:sz w:val="20"/>
         </w:rPr>
-        <w:t>4.4 Loss Function and Backpropagation Optimization</w:t>
+        <w:t>3.1 Functional Requirements</w:t>
+      </w:r>
+      <w:r>
+        <w:tab/>
       </w:r>
       <w:r>
         <w:rPr>
           <w:rFonts w:ascii="Times New Roman" w:hAnsi="Times New Roman"/>
           <w:b w:val="0"/>
           <w:i w:val="0"/>
-          <w:color w:val="787878"/>
+          <w:color w:val="000000"/>
           <w:sz w:val="20"/>
         </w:rPr>
-        <w:t xml:space="preserve"> ......................... </w:t>
-      </w:r>
-      <w:r>
-        <w:rPr>
-          <w:rFonts w:ascii="Times New Roman" w:hAnsi="Times New Roman"/>
-          <w:b w:val="0"/>
-          <w:i w:val="0"/>
-          <w:color w:val="000000"/>
-          <w:sz w:val="20"/>
-        </w:rPr>
-        <w:t>20</w:t>
+        <w:t>13</w:t>
       </w:r>
     </w:p>
     <w:p>
       <w:pPr>
-        <w:spacing w:before="20" w:after="40"/>
+        <w:tabs>
+          <w:tab w:pos="9360" w:val="right" w:leader="dot"/>
+        </w:tabs>
+        <w:spacing w:before="20" w:after="40" w:line="276" w:lineRule="auto"/>
       </w:pPr>
       <w:r>
         <w:rPr>
@@ -1817,32 +1866,28 @@
           <w:color w:val="000000"/>
           <w:sz w:val="20"/>
         </w:rPr>
-        <w:t>4.5 Softmax Probability Distribution and Statistical Thresholding</w:t>
+        <w:t>3.2 Non-Functional Requirements</w:t>
+      </w:r>
+      <w:r>
+        <w:tab/>
       </w:r>
       <w:r>
         <w:rPr>
           <w:rFonts w:ascii="Times New Roman" w:hAnsi="Times New Roman"/>
           <w:b w:val="0"/>
           <w:i w:val="0"/>
-          <w:color w:val="787878"/>
+          <w:color w:val="000000"/>
           <w:sz w:val="20"/>
         </w:rPr>
-        <w:t xml:space="preserve"> .......... </w:t>
-      </w:r>
-      <w:r>
-        <w:rPr>
-          <w:rFonts w:ascii="Times New Roman" w:hAnsi="Times New Roman"/>
-          <w:b w:val="0"/>
-          <w:i w:val="0"/>
-          <w:color w:val="000000"/>
-          <w:sz w:val="20"/>
-        </w:rPr>
-        <w:t>21</w:t>
+        <w:t>14</w:t>
       </w:r>
     </w:p>
     <w:p>
       <w:pPr>
-        <w:spacing w:before="20" w:after="40"/>
+        <w:tabs>
+          <w:tab w:pos="9360" w:val="right" w:leader="dot"/>
+        </w:tabs>
+        <w:spacing w:before="20" w:after="40" w:line="276" w:lineRule="auto"/>
       </w:pPr>
       <w:r>
         <w:rPr>
@@ -1852,102 +1897,90 @@
           <w:color w:val="000000"/>
           <w:sz w:val="20"/>
         </w:rPr>
-        <w:t>4.6 Float16 Quantization Mathematics</w:t>
+        <w:t>3.3 Hardware Requirements</w:t>
+      </w:r>
+      <w:r>
+        <w:tab/>
       </w:r>
       <w:r>
         <w:rPr>
           <w:rFonts w:ascii="Times New Roman" w:hAnsi="Times New Roman"/>
           <w:b w:val="0"/>
           <w:i w:val="0"/>
-          <w:color w:val="787878"/>
+          <w:color w:val="000000"/>
           <w:sz w:val="20"/>
         </w:rPr>
-        <w:t xml:space="preserve"> ....................................... </w:t>
-      </w:r>
-      <w:r>
-        <w:rPr>
-          <w:rFonts w:ascii="Times New Roman" w:hAnsi="Times New Roman"/>
-          <w:b w:val="0"/>
-          <w:i w:val="0"/>
-          <w:color w:val="000000"/>
-          <w:sz w:val="20"/>
-        </w:rPr>
-        <w:t>22</w:t>
+        <w:t>15</w:t>
       </w:r>
     </w:p>
     <w:p>
       <w:pPr>
-        <w:spacing w:before="20" w:after="40"/>
-      </w:pPr>
-      <w:r>
-        <w:rPr>
-          <w:rFonts w:ascii="Times New Roman" w:hAnsi="Times New Roman"/>
-          <w:b/>
+        <w:tabs>
+          <w:tab w:pos="9360" w:val="right" w:leader="dot"/>
+        </w:tabs>
+        <w:spacing w:before="20" w:after="40" w:line="276" w:lineRule="auto"/>
+      </w:pPr>
+      <w:r>
+        <w:rPr>
+          <w:rFonts w:ascii="Times New Roman" w:hAnsi="Times New Roman"/>
+          <w:b w:val="0"/>
           <w:i w:val="0"/>
           <w:color w:val="000000"/>
           <w:sz w:val="20"/>
         </w:rPr>
-        <w:t>CHAPTER 5 — SYSTEM ARCHITECTURE AND DETAILED DESIGN</w:t>
+        <w:t>3.4 Software Requirements and Development Tools</w:t>
+      </w:r>
+      <w:r>
+        <w:tab/>
       </w:r>
       <w:r>
         <w:rPr>
           <w:rFonts w:ascii="Times New Roman" w:hAnsi="Times New Roman"/>
           <w:b w:val="0"/>
           <w:i w:val="0"/>
-          <w:color w:val="787878"/>
+          <w:color w:val="000000"/>
           <w:sz w:val="20"/>
         </w:rPr>
-        <w:t xml:space="preserve"> ........................ </w:t>
-      </w:r>
-      <w:r>
-        <w:rPr>
-          <w:rFonts w:ascii="Times New Roman" w:hAnsi="Times New Roman"/>
-          <w:b/>
-          <w:i w:val="0"/>
-          <w:color w:val="000000"/>
-          <w:sz w:val="20"/>
-        </w:rPr>
-        <w:t>23</w:t>
+        <w:t>16</w:t>
       </w:r>
     </w:p>
     <w:p>
       <w:pPr>
-        <w:spacing w:before="20" w:after="40"/>
-      </w:pPr>
-      <w:r>
-        <w:rPr>
-          <w:rFonts w:ascii="Times New Roman" w:hAnsi="Times New Roman"/>
-          <w:b w:val="0"/>
+        <w:tabs>
+          <w:tab w:pos="9360" w:val="right" w:leader="dot"/>
+        </w:tabs>
+        <w:spacing w:before="20" w:after="40" w:line="276" w:lineRule="auto"/>
+      </w:pPr>
+      <w:r>
+        <w:rPr>
+          <w:rFonts w:ascii="Times New Roman" w:hAnsi="Times New Roman"/>
+          <w:b/>
           <w:i w:val="0"/>
           <w:color w:val="000000"/>
           <w:sz w:val="20"/>
         </w:rPr>
-        <w:t>5.1 Three-Tier Decoupled System Architecture</w:t>
-      </w:r>
-      <w:r>
-        <w:rPr>
-          <w:rFonts w:ascii="Times New Roman" w:hAnsi="Times New Roman"/>
-          <w:b w:val="0"/>
-          <w:i w:val="0"/>
-          <w:color w:val="787878"/>
+        <w:t>CHAPTER 4 — MATHEMATICAL FORMULATION AND METHODOLOGY</w:t>
+      </w:r>
+      <w:r>
+        <w:tab/>
+      </w:r>
+      <w:r>
+        <w:rPr>
+          <w:rFonts w:ascii="Times New Roman" w:hAnsi="Times New Roman"/>
+          <w:b/>
+          <w:i w:val="0"/>
+          <w:color w:val="000000"/>
           <w:sz w:val="20"/>
         </w:rPr>
-        <w:t xml:space="preserve"> ............................... </w:t>
-      </w:r>
-      <w:r>
-        <w:rPr>
-          <w:rFonts w:ascii="Times New Roman" w:hAnsi="Times New Roman"/>
-          <w:b w:val="0"/>
-          <w:i w:val="0"/>
-          <w:color w:val="000000"/>
-          <w:sz w:val="20"/>
-        </w:rPr>
-        <w:t>23</w:t>
+        <w:t>17</w:t>
       </w:r>
     </w:p>
     <w:p>
       <w:pPr>
-        <w:spacing w:before="20" w:after="40"/>
+        <w:tabs>
+          <w:tab w:pos="9360" w:val="right" w:leader="dot"/>
+        </w:tabs>
+        <w:spacing w:before="20" w:after="40" w:line="276" w:lineRule="auto"/>
       </w:pPr>
       <w:r>
         <w:rPr>
@@ -1957,32 +1990,28 @@
           <w:color w:val="000000"/>
           <w:sz w:val="20"/>
         </w:rPr>
-        <w:t>5.2 Data Flow Architecture (DFD Level 0 and Level 1)</w:t>
+        <w:t>4.1 Spatial Aspect Ratio and Center-Square Cropping Formulation</w:t>
+      </w:r>
+      <w:r>
+        <w:tab/>
       </w:r>
       <w:r>
         <w:rPr>
           <w:rFonts w:ascii="Times New Roman" w:hAnsi="Times New Roman"/>
           <w:b w:val="0"/>
           <w:i w:val="0"/>
-          <w:color w:val="787878"/>
+          <w:color w:val="000000"/>
           <w:sz w:val="20"/>
         </w:rPr>
-        <w:t xml:space="preserve"> ....................... </w:t>
-      </w:r>
-      <w:r>
-        <w:rPr>
-          <w:rFonts w:ascii="Times New Roman" w:hAnsi="Times New Roman"/>
-          <w:b w:val="0"/>
-          <w:i w:val="0"/>
-          <w:color w:val="000000"/>
-          <w:sz w:val="20"/>
-        </w:rPr>
-        <w:t>24</w:t>
+        <w:t>17</w:t>
       </w:r>
     </w:p>
     <w:p>
       <w:pPr>
-        <w:spacing w:before="20" w:after="40"/>
+        <w:tabs>
+          <w:tab w:pos="9360" w:val="right" w:leader="dot"/>
+        </w:tabs>
+        <w:spacing w:before="20" w:after="40" w:line="276" w:lineRule="auto"/>
       </w:pPr>
       <w:r>
         <w:rPr>
@@ -1992,32 +2021,28 @@
           <w:color w:val="000000"/>
           <w:sz w:val="20"/>
         </w:rPr>
-        <w:t>5.3 Deep CNN Architecture Specification and Layer Parameters</w:t>
+        <w:t>4.2 Mathematical Model of Bilinear Interpolation</w:t>
+      </w:r>
+      <w:r>
+        <w:tab/>
       </w:r>
       <w:r>
         <w:rPr>
           <w:rFonts w:ascii="Times New Roman" w:hAnsi="Times New Roman"/>
           <w:b w:val="0"/>
           <w:i w:val="0"/>
-          <w:color w:val="787878"/>
+          <w:color w:val="000000"/>
           <w:sz w:val="20"/>
         </w:rPr>
-        <w:t xml:space="preserve"> ............... </w:t>
-      </w:r>
-      <w:r>
-        <w:rPr>
-          <w:rFonts w:ascii="Times New Roman" w:hAnsi="Times New Roman"/>
-          <w:b w:val="0"/>
-          <w:i w:val="0"/>
-          <w:color w:val="000000"/>
-          <w:sz w:val="20"/>
-        </w:rPr>
-        <w:t>26</w:t>
+        <w:t>18</w:t>
       </w:r>
     </w:p>
     <w:p>
       <w:pPr>
-        <w:spacing w:before="20" w:after="40"/>
+        <w:tabs>
+          <w:tab w:pos="9360" w:val="right" w:leader="dot"/>
+        </w:tabs>
+        <w:spacing w:before="20" w:after="40" w:line="276" w:lineRule="auto"/>
       </w:pPr>
       <w:r>
         <w:rPr>
@@ -2027,32 +2052,28 @@
           <w:color w:val="000000"/>
           <w:sz w:val="20"/>
         </w:rPr>
-        <w:t>5.4 Preprocessing and Normalization Pipeline</w:t>
+        <w:t>4.3 Forward Convolutional Propagation and Tensor Arithmetic</w:t>
+      </w:r>
+      <w:r>
+        <w:tab/>
       </w:r>
       <w:r>
         <w:rPr>
           <w:rFonts w:ascii="Times New Roman" w:hAnsi="Times New Roman"/>
           <w:b w:val="0"/>
           <w:i w:val="0"/>
-          <w:color w:val="787878"/>
+          <w:color w:val="000000"/>
           <w:sz w:val="20"/>
         </w:rPr>
-        <w:t xml:space="preserve"> ............................... </w:t>
-      </w:r>
-      <w:r>
-        <w:rPr>
-          <w:rFonts w:ascii="Times New Roman" w:hAnsi="Times New Roman"/>
-          <w:b w:val="0"/>
-          <w:i w:val="0"/>
-          <w:color w:val="000000"/>
-          <w:sz w:val="20"/>
-        </w:rPr>
-        <w:t>27</w:t>
+        <w:t>19</w:t>
       </w:r>
     </w:p>
     <w:p>
       <w:pPr>
-        <w:spacing w:before="20" w:after="40"/>
+        <w:tabs>
+          <w:tab w:pos="9360" w:val="right" w:leader="dot"/>
+        </w:tabs>
+        <w:spacing w:before="20" w:after="40" w:line="276" w:lineRule="auto"/>
       </w:pPr>
       <w:r>
         <w:rPr>
@@ -2062,32 +2083,28 @@
           <w:color w:val="000000"/>
           <w:sz w:val="20"/>
         </w:rPr>
-        <w:t>5.5 RESTful API Specifications and Interface Contracts</w:t>
+        <w:t>4.4 Loss Function and Backpropagation Optimization</w:t>
+      </w:r>
+      <w:r>
+        <w:tab/>
       </w:r>
       <w:r>
         <w:rPr>
           <w:rFonts w:ascii="Times New Roman" w:hAnsi="Times New Roman"/>
           <w:b w:val="0"/>
           <w:i w:val="0"/>
-          <w:color w:val="787878"/>
+          <w:color w:val="000000"/>
           <w:sz w:val="20"/>
         </w:rPr>
-        <w:t xml:space="preserve"> ..................... </w:t>
-      </w:r>
-      <w:r>
-        <w:rPr>
-          <w:rFonts w:ascii="Times New Roman" w:hAnsi="Times New Roman"/>
-          <w:b w:val="0"/>
-          <w:i w:val="0"/>
-          <w:color w:val="000000"/>
-          <w:sz w:val="20"/>
-        </w:rPr>
-        <w:t>28</w:t>
+        <w:t>20</w:t>
       </w:r>
     </w:p>
     <w:p>
       <w:pPr>
-        <w:spacing w:before="20" w:after="40"/>
+        <w:tabs>
+          <w:tab w:pos="9360" w:val="right" w:leader="dot"/>
+        </w:tabs>
+        <w:spacing w:before="20" w:after="40" w:line="276" w:lineRule="auto"/>
       </w:pPr>
       <w:r>
         <w:rPr>
@@ -2097,102 +2114,90 @@
           <w:color w:val="000000"/>
           <w:sz w:val="20"/>
         </w:rPr>
-        <w:t>5.6 Client-Side Architecture, Canvas ROI, and Speech Synthesis</w:t>
+        <w:t>4.5 Softmax Probability Distribution and Statistical Thresholding</w:t>
+      </w:r>
+      <w:r>
+        <w:tab/>
       </w:r>
       <w:r>
         <w:rPr>
           <w:rFonts w:ascii="Times New Roman" w:hAnsi="Times New Roman"/>
           <w:b w:val="0"/>
           <w:i w:val="0"/>
-          <w:color w:val="787878"/>
+          <w:color w:val="000000"/>
           <w:sz w:val="20"/>
         </w:rPr>
-        <w:t xml:space="preserve"> ............. </w:t>
-      </w:r>
-      <w:r>
-        <w:rPr>
-          <w:rFonts w:ascii="Times New Roman" w:hAnsi="Times New Roman"/>
-          <w:b w:val="0"/>
-          <w:i w:val="0"/>
-          <w:color w:val="000000"/>
-          <w:sz w:val="20"/>
-        </w:rPr>
-        <w:t>29</w:t>
+        <w:t>21</w:t>
       </w:r>
     </w:p>
     <w:p>
       <w:pPr>
-        <w:spacing w:before="20" w:after="40"/>
-      </w:pPr>
-      <w:r>
-        <w:rPr>
-          <w:rFonts w:ascii="Times New Roman" w:hAnsi="Times New Roman"/>
-          <w:b/>
+        <w:tabs>
+          <w:tab w:pos="9360" w:val="right" w:leader="dot"/>
+        </w:tabs>
+        <w:spacing w:before="20" w:after="40" w:line="276" w:lineRule="auto"/>
+      </w:pPr>
+      <w:r>
+        <w:rPr>
+          <w:rFonts w:ascii="Times New Roman" w:hAnsi="Times New Roman"/>
+          <w:b w:val="0"/>
           <w:i w:val="0"/>
           <w:color w:val="000000"/>
           <w:sz w:val="20"/>
         </w:rPr>
-        <w:t>CHAPTER 6 — IMPLEMENTATION DETAILS</w:t>
+        <w:t>4.6 Float16 Quantization Mathematics</w:t>
+      </w:r>
+      <w:r>
+        <w:tab/>
       </w:r>
       <w:r>
         <w:rPr>
           <w:rFonts w:ascii="Times New Roman" w:hAnsi="Times New Roman"/>
           <w:b w:val="0"/>
           <w:i w:val="0"/>
-          <w:color w:val="787878"/>
+          <w:color w:val="000000"/>
           <w:sz w:val="20"/>
         </w:rPr>
-        <w:t xml:space="preserve"> ......................................... </w:t>
-      </w:r>
-      <w:r>
-        <w:rPr>
-          <w:rFonts w:ascii="Times New Roman" w:hAnsi="Times New Roman"/>
-          <w:b/>
-          <w:i w:val="0"/>
-          <w:color w:val="000000"/>
-          <w:sz w:val="20"/>
-        </w:rPr>
-        <w:t>31</w:t>
+        <w:t>22</w:t>
       </w:r>
     </w:p>
     <w:p>
       <w:pPr>
-        <w:spacing w:before="20" w:after="40"/>
-      </w:pPr>
-      <w:r>
-        <w:rPr>
-          <w:rFonts w:ascii="Times New Roman" w:hAnsi="Times New Roman"/>
-          <w:b w:val="0"/>
+        <w:tabs>
+          <w:tab w:pos="9360" w:val="right" w:leader="dot"/>
+        </w:tabs>
+        <w:spacing w:before="20" w:after="40" w:line="276" w:lineRule="auto"/>
+      </w:pPr>
+      <w:r>
+        <w:rPr>
+          <w:rFonts w:ascii="Times New Roman" w:hAnsi="Times New Roman"/>
+          <w:b/>
           <w:i w:val="0"/>
           <w:color w:val="000000"/>
           <w:sz w:val="20"/>
         </w:rPr>
-        <w:t>6.1 Dataset Acquisition, Audit, and Partitioning</w:t>
-      </w:r>
-      <w:r>
-        <w:rPr>
-          <w:rFonts w:ascii="Times New Roman" w:hAnsi="Times New Roman"/>
-          <w:b w:val="0"/>
-          <w:i w:val="0"/>
-          <w:color w:val="787878"/>
+        <w:t>CHAPTER 5 — SYSTEM ARCHITECTURE AND DETAILED DESIGN</w:t>
+      </w:r>
+      <w:r>
+        <w:tab/>
+      </w:r>
+      <w:r>
+        <w:rPr>
+          <w:rFonts w:ascii="Times New Roman" w:hAnsi="Times New Roman"/>
+          <w:b/>
+          <w:i w:val="0"/>
+          <w:color w:val="000000"/>
           <w:sz w:val="20"/>
         </w:rPr>
-        <w:t xml:space="preserve"> ........................... </w:t>
-      </w:r>
-      <w:r>
-        <w:rPr>
-          <w:rFonts w:ascii="Times New Roman" w:hAnsi="Times New Roman"/>
-          <w:b w:val="0"/>
-          <w:i w:val="0"/>
-          <w:color w:val="000000"/>
-          <w:sz w:val="20"/>
-        </w:rPr>
-        <w:t>31</w:t>
+        <w:t>23</w:t>
       </w:r>
     </w:p>
     <w:p>
       <w:pPr>
-        <w:spacing w:before="20" w:after="40"/>
+        <w:tabs>
+          <w:tab w:pos="9360" w:val="right" w:leader="dot"/>
+        </w:tabs>
+        <w:spacing w:before="20" w:after="40" w:line="276" w:lineRule="auto"/>
       </w:pPr>
       <w:r>
         <w:rPr>
@@ -2202,32 +2207,28 @@
           <w:color w:val="000000"/>
           <w:sz w:val="20"/>
         </w:rPr>
-        <w:t>6.2 Preprocessing Engine Implementation</w:t>
+        <w:t>5.1 Three-Tier Decoupled System Architecture</w:t>
+      </w:r>
+      <w:r>
+        <w:tab/>
       </w:r>
       <w:r>
         <w:rPr>
           <w:rFonts w:ascii="Times New Roman" w:hAnsi="Times New Roman"/>
           <w:b w:val="0"/>
           <w:i w:val="0"/>
-          <w:color w:val="787878"/>
+          <w:color w:val="000000"/>
           <w:sz w:val="20"/>
         </w:rPr>
-        <w:t xml:space="preserve"> .................................... </w:t>
-      </w:r>
-      <w:r>
-        <w:rPr>
-          <w:rFonts w:ascii="Times New Roman" w:hAnsi="Times New Roman"/>
-          <w:b w:val="0"/>
-          <w:i w:val="0"/>
-          <w:color w:val="000000"/>
-          <w:sz w:val="20"/>
-        </w:rPr>
-        <w:t>32</w:t>
+        <w:t>23</w:t>
       </w:r>
     </w:p>
     <w:p>
       <w:pPr>
-        <w:spacing w:before="20" w:after="40"/>
+        <w:tabs>
+          <w:tab w:pos="9360" w:val="right" w:leader="dot"/>
+        </w:tabs>
+        <w:spacing w:before="20" w:after="40" w:line="276" w:lineRule="auto"/>
       </w:pPr>
       <w:r>
         <w:rPr>
@@ -2237,32 +2238,28 @@
           <w:color w:val="000000"/>
           <w:sz w:val="20"/>
         </w:rPr>
-        <w:t>6.3 Model Training Pipeline and Callbacks</w:t>
+        <w:t>5.2 Data Flow Architecture (DFD Level 0 and Level 1)</w:t>
+      </w:r>
+      <w:r>
+        <w:tab/>
       </w:r>
       <w:r>
         <w:rPr>
           <w:rFonts w:ascii="Times New Roman" w:hAnsi="Times New Roman"/>
           <w:b w:val="0"/>
           <w:i w:val="0"/>
-          <w:color w:val="787878"/>
+          <w:color w:val="000000"/>
           <w:sz w:val="20"/>
         </w:rPr>
-        <w:t xml:space="preserve"> .................................. </w:t>
-      </w:r>
-      <w:r>
-        <w:rPr>
-          <w:rFonts w:ascii="Times New Roman" w:hAnsi="Times New Roman"/>
-          <w:b w:val="0"/>
-          <w:i w:val="0"/>
-          <w:color w:val="000000"/>
-          <w:sz w:val="20"/>
-        </w:rPr>
-        <w:t>33</w:t>
+        <w:t>24</w:t>
       </w:r>
     </w:p>
     <w:p>
       <w:pPr>
-        <w:spacing w:before="20" w:after="40"/>
+        <w:tabs>
+          <w:tab w:pos="9360" w:val="right" w:leader="dot"/>
+        </w:tabs>
+        <w:spacing w:before="20" w:after="40" w:line="276" w:lineRule="auto"/>
       </w:pPr>
       <w:r>
         <w:rPr>
@@ -2272,32 +2269,28 @@
           <w:color w:val="000000"/>
           <w:sz w:val="20"/>
         </w:rPr>
-        <w:t>6.4 TFLite Quantization and Compression Pipeline</w:t>
+        <w:t>5.3 Deep CNN Architecture Specification and Layer Parameters</w:t>
+      </w:r>
+      <w:r>
+        <w:tab/>
       </w:r>
       <w:r>
         <w:rPr>
           <w:rFonts w:ascii="Times New Roman" w:hAnsi="Times New Roman"/>
           <w:b w:val="0"/>
           <w:i w:val="0"/>
-          <w:color w:val="787878"/>
+          <w:color w:val="000000"/>
           <w:sz w:val="20"/>
         </w:rPr>
-        <w:t xml:space="preserve"> ........................... </w:t>
-      </w:r>
-      <w:r>
-        <w:rPr>
-          <w:rFonts w:ascii="Times New Roman" w:hAnsi="Times New Roman"/>
-          <w:b w:val="0"/>
-          <w:i w:val="0"/>
-          <w:color w:val="000000"/>
-          <w:sz w:val="20"/>
-        </w:rPr>
-        <w:t>34</w:t>
+        <w:t>26</w:t>
       </w:r>
     </w:p>
     <w:p>
       <w:pPr>
-        <w:spacing w:before="20" w:after="40"/>
+        <w:tabs>
+          <w:tab w:pos="9360" w:val="right" w:leader="dot"/>
+        </w:tabs>
+        <w:spacing w:before="20" w:after="40" w:line="276" w:lineRule="auto"/>
       </w:pPr>
       <w:r>
         <w:rPr>
@@ -2307,32 +2300,28 @@
           <w:color w:val="000000"/>
           <w:sz w:val="20"/>
         </w:rPr>
-        <w:t>6.5 Flask Application Controller and Serverless Rewrites</w:t>
+        <w:t>5.4 Preprocessing and Normalization Pipeline</w:t>
+      </w:r>
+      <w:r>
+        <w:tab/>
       </w:r>
       <w:r>
         <w:rPr>
           <w:rFonts w:ascii="Times New Roman" w:hAnsi="Times New Roman"/>
           <w:b w:val="0"/>
           <w:i w:val="0"/>
-          <w:color w:val="787878"/>
+          <w:color w:val="000000"/>
           <w:sz w:val="20"/>
         </w:rPr>
-        <w:t xml:space="preserve"> ................... </w:t>
-      </w:r>
-      <w:r>
-        <w:rPr>
-          <w:rFonts w:ascii="Times New Roman" w:hAnsi="Times New Roman"/>
-          <w:b w:val="0"/>
-          <w:i w:val="0"/>
-          <w:color w:val="000000"/>
-          <w:sz w:val="20"/>
-        </w:rPr>
-        <w:t>35</w:t>
+        <w:t>27</w:t>
       </w:r>
     </w:p>
     <w:p>
       <w:pPr>
-        <w:spacing w:before="20" w:after="40"/>
+        <w:tabs>
+          <w:tab w:pos="9360" w:val="right" w:leader="dot"/>
+        </w:tabs>
+        <w:spacing w:before="20" w:after="40" w:line="276" w:lineRule="auto"/>
       </w:pPr>
       <w:r>
         <w:rPr>
@@ -2342,102 +2331,90 @@
           <w:color w:val="000000"/>
           <w:sz w:val="20"/>
         </w:rPr>
-        <w:t>6.6 Client Application and Web Speech Integration</w:t>
+        <w:t>5.5 RESTful API Specifications and Interface Contracts</w:t>
+      </w:r>
+      <w:r>
+        <w:tab/>
       </w:r>
       <w:r>
         <w:rPr>
           <w:rFonts w:ascii="Times New Roman" w:hAnsi="Times New Roman"/>
           <w:b w:val="0"/>
           <w:i w:val="0"/>
-          <w:color w:val="787878"/>
+          <w:color w:val="000000"/>
           <w:sz w:val="20"/>
         </w:rPr>
-        <w:t xml:space="preserve"> .......................... </w:t>
-      </w:r>
-      <w:r>
-        <w:rPr>
-          <w:rFonts w:ascii="Times New Roman" w:hAnsi="Times New Roman"/>
-          <w:b w:val="0"/>
-          <w:i w:val="0"/>
-          <w:color w:val="000000"/>
-          <w:sz w:val="20"/>
-        </w:rPr>
-        <w:t>36</w:t>
+        <w:t>28</w:t>
       </w:r>
     </w:p>
     <w:p>
       <w:pPr>
-        <w:spacing w:before="20" w:after="40"/>
-      </w:pPr>
-      <w:r>
-        <w:rPr>
-          <w:rFonts w:ascii="Times New Roman" w:hAnsi="Times New Roman"/>
-          <w:b/>
+        <w:tabs>
+          <w:tab w:pos="9360" w:val="right" w:leader="dot"/>
+        </w:tabs>
+        <w:spacing w:before="20" w:after="40" w:line="276" w:lineRule="auto"/>
+      </w:pPr>
+      <w:r>
+        <w:rPr>
+          <w:rFonts w:ascii="Times New Roman" w:hAnsi="Times New Roman"/>
+          <w:b w:val="0"/>
           <w:i w:val="0"/>
           <w:color w:val="000000"/>
           <w:sz w:val="20"/>
         </w:rPr>
-        <w:t>CHAPTER 7 — RESULTS, TESTING AND PERFORMANCE EVALUATION</w:t>
+        <w:t>5.6 Client-Side Architecture, Canvas ROI, and Speech Synthesis</w:t>
+      </w:r>
+      <w:r>
+        <w:tab/>
       </w:r>
       <w:r>
         <w:rPr>
           <w:rFonts w:ascii="Times New Roman" w:hAnsi="Times New Roman"/>
           <w:b w:val="0"/>
           <w:i w:val="0"/>
-          <w:color w:val="787878"/>
+          <w:color w:val="000000"/>
           <w:sz w:val="20"/>
         </w:rPr>
-        <w:t xml:space="preserve"> .................... </w:t>
-      </w:r>
-      <w:r>
-        <w:rPr>
-          <w:rFonts w:ascii="Times New Roman" w:hAnsi="Times New Roman"/>
-          <w:b/>
-          <w:i w:val="0"/>
-          <w:color w:val="000000"/>
-          <w:sz w:val="20"/>
-        </w:rPr>
-        <w:t>37</w:t>
+        <w:t>29</w:t>
       </w:r>
     </w:p>
     <w:p>
       <w:pPr>
-        <w:spacing w:before="20" w:after="40"/>
-      </w:pPr>
-      <w:r>
-        <w:rPr>
-          <w:rFonts w:ascii="Times New Roman" w:hAnsi="Times New Roman"/>
-          <w:b w:val="0"/>
+        <w:tabs>
+          <w:tab w:pos="9360" w:val="right" w:leader="dot"/>
+        </w:tabs>
+        <w:spacing w:before="20" w:after="40" w:line="276" w:lineRule="auto"/>
+      </w:pPr>
+      <w:r>
+        <w:rPr>
+          <w:rFonts w:ascii="Times New Roman" w:hAnsi="Times New Roman"/>
+          <w:b/>
           <w:i w:val="0"/>
           <w:color w:val="000000"/>
           <w:sz w:val="20"/>
         </w:rPr>
-        <w:t>7.1 Experimental Training Convergence and Metrics</w:t>
-      </w:r>
-      <w:r>
-        <w:rPr>
-          <w:rFonts w:ascii="Times New Roman" w:hAnsi="Times New Roman"/>
-          <w:b w:val="0"/>
-          <w:i w:val="0"/>
-          <w:color w:val="787878"/>
+        <w:t>CHAPTER 6 — IMPLEMENTATION DETAILS</w:t>
+      </w:r>
+      <w:r>
+        <w:tab/>
+      </w:r>
+      <w:r>
+        <w:rPr>
+          <w:rFonts w:ascii="Times New Roman" w:hAnsi="Times New Roman"/>
+          <w:b/>
+          <w:i w:val="0"/>
+          <w:color w:val="000000"/>
           <w:sz w:val="20"/>
         </w:rPr>
-        <w:t xml:space="preserve"> .......................... </w:t>
-      </w:r>
-      <w:r>
-        <w:rPr>
-          <w:rFonts w:ascii="Times New Roman" w:hAnsi="Times New Roman"/>
-          <w:b w:val="0"/>
-          <w:i w:val="0"/>
-          <w:color w:val="000000"/>
-          <w:sz w:val="20"/>
-        </w:rPr>
-        <w:t>37</w:t>
+        <w:t>31</w:t>
       </w:r>
     </w:p>
     <w:p>
       <w:pPr>
-        <w:spacing w:before="20" w:after="40"/>
+        <w:tabs>
+          <w:tab w:pos="9360" w:val="right" w:leader="dot"/>
+        </w:tabs>
+        <w:spacing w:before="20" w:after="40" w:line="276" w:lineRule="auto"/>
       </w:pPr>
       <w:r>
         <w:rPr>
@@ -2447,32 +2424,28 @@
           <w:color w:val="000000"/>
           <w:sz w:val="20"/>
         </w:rPr>
-        <w:t>7.2 Evaluation on Held-Out Test Set (96.75% Accuracy)</w:t>
+        <w:t>6.1 Dataset Acquisition, Audit, and Partitioning</w:t>
+      </w:r>
+      <w:r>
+        <w:tab/>
       </w:r>
       <w:r>
         <w:rPr>
           <w:rFonts w:ascii="Times New Roman" w:hAnsi="Times New Roman"/>
           <w:b w:val="0"/>
           <w:i w:val="0"/>
-          <w:color w:val="787878"/>
+          <w:color w:val="000000"/>
           <w:sz w:val="20"/>
         </w:rPr>
-        <w:t xml:space="preserve"> ...................... </w:t>
-      </w:r>
-      <w:r>
-        <w:rPr>
-          <w:rFonts w:ascii="Times New Roman" w:hAnsi="Times New Roman"/>
-          <w:b w:val="0"/>
-          <w:i w:val="0"/>
-          <w:color w:val="000000"/>
-          <w:sz w:val="20"/>
-        </w:rPr>
-        <w:t>38</w:t>
+        <w:t>31</w:t>
       </w:r>
     </w:p>
     <w:p>
       <w:pPr>
-        <w:spacing w:before="20" w:after="40"/>
+        <w:tabs>
+          <w:tab w:pos="9360" w:val="right" w:leader="dot"/>
+        </w:tabs>
+        <w:spacing w:before="20" w:after="40" w:line="276" w:lineRule="auto"/>
       </w:pPr>
       <w:r>
         <w:rPr>
@@ -2482,32 +2455,28 @@
           <w:color w:val="000000"/>
           <w:sz w:val="20"/>
         </w:rPr>
-        <w:t>7.3 Per-Class Performance and Confusion Matrix Analysis</w:t>
+        <w:t>6.2 Preprocessing Engine Implementation</w:t>
+      </w:r>
+      <w:r>
+        <w:tab/>
       </w:r>
       <w:r>
         <w:rPr>
           <w:rFonts w:ascii="Times New Roman" w:hAnsi="Times New Roman"/>
           <w:b w:val="0"/>
           <w:i w:val="0"/>
-          <w:color w:val="787878"/>
+          <w:color w:val="000000"/>
           <w:sz w:val="20"/>
         </w:rPr>
-        <w:t xml:space="preserve"> .................... </w:t>
-      </w:r>
-      <w:r>
-        <w:rPr>
-          <w:rFonts w:ascii="Times New Roman" w:hAnsi="Times New Roman"/>
-          <w:b w:val="0"/>
-          <w:i w:val="0"/>
-          <w:color w:val="000000"/>
-          <w:sz w:val="20"/>
-        </w:rPr>
-        <w:t>39</w:t>
+        <w:t>32</w:t>
       </w:r>
     </w:p>
     <w:p>
       <w:pPr>
-        <w:spacing w:before="20" w:after="40"/>
+        <w:tabs>
+          <w:tab w:pos="9360" w:val="right" w:leader="dot"/>
+        </w:tabs>
+        <w:spacing w:before="20" w:after="40" w:line="276" w:lineRule="auto"/>
       </w:pPr>
       <w:r>
         <w:rPr>
@@ -2517,32 +2486,28 @@
           <w:color w:val="000000"/>
           <w:sz w:val="20"/>
         </w:rPr>
-        <w:t>7.4 Inference Latency and System Resource Accounting</w:t>
+        <w:t>6.3 Model Training Pipeline and Callbacks</w:t>
+      </w:r>
+      <w:r>
+        <w:tab/>
       </w:r>
       <w:r>
         <w:rPr>
           <w:rFonts w:ascii="Times New Roman" w:hAnsi="Times New Roman"/>
           <w:b w:val="0"/>
           <w:i w:val="0"/>
-          <w:color w:val="787878"/>
+          <w:color w:val="000000"/>
           <w:sz w:val="20"/>
         </w:rPr>
-        <w:t xml:space="preserve"> ....................... </w:t>
-      </w:r>
-      <w:r>
-        <w:rPr>
-          <w:rFonts w:ascii="Times New Roman" w:hAnsi="Times New Roman"/>
-          <w:b w:val="0"/>
-          <w:i w:val="0"/>
-          <w:color w:val="000000"/>
-          <w:sz w:val="20"/>
-        </w:rPr>
-        <w:t>41</w:t>
+        <w:t>33</w:t>
       </w:r>
     </w:p>
     <w:p>
       <w:pPr>
-        <w:spacing w:before="20" w:after="40"/>
+        <w:tabs>
+          <w:tab w:pos="9360" w:val="right" w:leader="dot"/>
+        </w:tabs>
+        <w:spacing w:before="20" w:after="40" w:line="276" w:lineRule="auto"/>
       </w:pPr>
       <w:r>
         <w:rPr>
@@ -2552,67 +2517,59 @@
           <w:color w:val="000000"/>
           <w:sz w:val="20"/>
         </w:rPr>
-        <w:t>7.5 Automated Software Testing Suite Matrix</w:t>
+        <w:t>6.4 TFLite Quantization and Compression Pipeline</w:t>
+      </w:r>
+      <w:r>
+        <w:tab/>
       </w:r>
       <w:r>
         <w:rPr>
           <w:rFonts w:ascii="Times New Roman" w:hAnsi="Times New Roman"/>
           <w:b w:val="0"/>
           <w:i w:val="0"/>
-          <w:color w:val="787878"/>
+          <w:color w:val="000000"/>
           <w:sz w:val="20"/>
         </w:rPr>
-        <w:t xml:space="preserve"> ................................ </w:t>
-      </w:r>
-      <w:r>
-        <w:rPr>
-          <w:rFonts w:ascii="Times New Roman" w:hAnsi="Times New Roman"/>
-          <w:b w:val="0"/>
-          <w:i w:val="0"/>
-          <w:color w:val="000000"/>
-          <w:sz w:val="20"/>
-        </w:rPr>
-        <w:t>42</w:t>
+        <w:t>34</w:t>
       </w:r>
     </w:p>
     <w:p>
       <w:pPr>
-        <w:spacing w:before="20" w:after="40"/>
-      </w:pPr>
-      <w:r>
-        <w:rPr>
-          <w:rFonts w:ascii="Times New Roman" w:hAnsi="Times New Roman"/>
-          <w:b/>
+        <w:tabs>
+          <w:tab w:pos="9360" w:val="right" w:leader="dot"/>
+        </w:tabs>
+        <w:spacing w:before="20" w:after="40" w:line="276" w:lineRule="auto"/>
+      </w:pPr>
+      <w:r>
+        <w:rPr>
+          <w:rFonts w:ascii="Times New Roman" w:hAnsi="Times New Roman"/>
+          <w:b w:val="0"/>
           <w:i w:val="0"/>
           <w:color w:val="000000"/>
           <w:sz w:val="20"/>
         </w:rPr>
-        <w:t>CHAPTER 8 — PROJECT TIMELINE AND RESEARCH CONTRIBUTIONS</w:t>
+        <w:t>6.5 Flask Application Controller and Serverless Rewrites</w:t>
+      </w:r>
+      <w:r>
+        <w:tab/>
       </w:r>
       <w:r>
         <w:rPr>
           <w:rFonts w:ascii="Times New Roman" w:hAnsi="Times New Roman"/>
           <w:b w:val="0"/>
           <w:i w:val="0"/>
-          <w:color w:val="787878"/>
+          <w:color w:val="000000"/>
           <w:sz w:val="20"/>
         </w:rPr>
-        <w:t xml:space="preserve"> .................... </w:t>
-      </w:r>
-      <w:r>
-        <w:rPr>
-          <w:rFonts w:ascii="Times New Roman" w:hAnsi="Times New Roman"/>
-          <w:b/>
-          <w:i w:val="0"/>
-          <w:color w:val="000000"/>
-          <w:sz w:val="20"/>
-        </w:rPr>
-        <w:t>44</w:t>
+        <w:t>35</w:t>
       </w:r>
     </w:p>
     <w:p>
       <w:pPr>
-        <w:spacing w:before="20" w:after="40"/>
+        <w:tabs>
+          <w:tab w:pos="9360" w:val="right" w:leader="dot"/>
+        </w:tabs>
+        <w:spacing w:before="20" w:after="40" w:line="276" w:lineRule="auto"/>
       </w:pPr>
       <w:r>
         <w:rPr>
@@ -2622,67 +2579,59 @@
           <w:color w:val="000000"/>
           <w:sz w:val="20"/>
         </w:rPr>
-        <w:t>8.1 Time-Bound Activity Schedule (Weeks 1 to 13)</w:t>
+        <w:t>6.6 Client Application and Web Speech Integration</w:t>
+      </w:r>
+      <w:r>
+        <w:tab/>
       </w:r>
       <w:r>
         <w:rPr>
           <w:rFonts w:ascii="Times New Roman" w:hAnsi="Times New Roman"/>
           <w:b w:val="0"/>
           <w:i w:val="0"/>
-          <w:color w:val="787878"/>
+          <w:color w:val="000000"/>
           <w:sz w:val="20"/>
         </w:rPr>
-        <w:t xml:space="preserve"> ........................... </w:t>
-      </w:r>
-      <w:r>
-        <w:rPr>
-          <w:rFonts w:ascii="Times New Roman" w:hAnsi="Times New Roman"/>
-          <w:b w:val="0"/>
-          <w:i w:val="0"/>
-          <w:color w:val="000000"/>
-          <w:sz w:val="20"/>
-        </w:rPr>
-        <w:t>44</w:t>
+        <w:t>36</w:t>
       </w:r>
     </w:p>
     <w:p>
       <w:pPr>
-        <w:spacing w:before="20" w:after="40"/>
-      </w:pPr>
-      <w:r>
-        <w:rPr>
-          <w:rFonts w:ascii="Times New Roman" w:hAnsi="Times New Roman"/>
-          <w:b w:val="0"/>
+        <w:tabs>
+          <w:tab w:pos="9360" w:val="right" w:leader="dot"/>
+        </w:tabs>
+        <w:spacing w:before="20" w:after="40" w:line="276" w:lineRule="auto"/>
+      </w:pPr>
+      <w:r>
+        <w:rPr>
+          <w:rFonts w:ascii="Times New Roman" w:hAnsi="Times New Roman"/>
+          <w:b/>
           <w:i w:val="0"/>
           <w:color w:val="000000"/>
           <w:sz w:val="20"/>
         </w:rPr>
-        <w:t>8.2 Allocation of Responsibilities Across 5 Team Members</w:t>
-      </w:r>
-      <w:r>
-        <w:rPr>
-          <w:rFonts w:ascii="Times New Roman" w:hAnsi="Times New Roman"/>
-          <w:b w:val="0"/>
-          <w:i w:val="0"/>
-          <w:color w:val="787878"/>
+        <w:t>CHAPTER 7 — RESULTS, TESTING AND PERFORMANCE EVALUATION</w:t>
+      </w:r>
+      <w:r>
+        <w:tab/>
+      </w:r>
+      <w:r>
+        <w:rPr>
+          <w:rFonts w:ascii="Times New Roman" w:hAnsi="Times New Roman"/>
+          <w:b/>
+          <w:i w:val="0"/>
+          <w:color w:val="000000"/>
           <w:sz w:val="20"/>
         </w:rPr>
-        <w:t xml:space="preserve"> ................... </w:t>
-      </w:r>
-      <w:r>
-        <w:rPr>
-          <w:rFonts w:ascii="Times New Roman" w:hAnsi="Times New Roman"/>
-          <w:b w:val="0"/>
-          <w:i w:val="0"/>
-          <w:color w:val="000000"/>
-          <w:sz w:val="20"/>
-        </w:rPr>
-        <w:t>45</w:t>
+        <w:t>37</w:t>
       </w:r>
     </w:p>
     <w:p>
       <w:pPr>
-        <w:spacing w:before="20" w:after="40"/>
+        <w:tabs>
+          <w:tab w:pos="9360" w:val="right" w:leader="dot"/>
+        </w:tabs>
+        <w:spacing w:before="20" w:after="40" w:line="276" w:lineRule="auto"/>
       </w:pPr>
       <w:r>
         <w:rPr>
@@ -2692,67 +2641,59 @@
           <w:color w:val="000000"/>
           <w:sz w:val="20"/>
         </w:rPr>
-        <w:t>8.3 Division into Two Distinct Research Paper Tracks</w:t>
+        <w:t>7.1 Experimental Training Convergence and Metrics</w:t>
+      </w:r>
+      <w:r>
+        <w:tab/>
       </w:r>
       <w:r>
         <w:rPr>
           <w:rFonts w:ascii="Times New Roman" w:hAnsi="Times New Roman"/>
           <w:b w:val="0"/>
           <w:i w:val="0"/>
-          <w:color w:val="787878"/>
+          <w:color w:val="000000"/>
           <w:sz w:val="20"/>
         </w:rPr>
-        <w:t xml:space="preserve"> ....................... </w:t>
-      </w:r>
-      <w:r>
-        <w:rPr>
-          <w:rFonts w:ascii="Times New Roman" w:hAnsi="Times New Roman"/>
-          <w:b w:val="0"/>
-          <w:i w:val="0"/>
-          <w:color w:val="000000"/>
-          <w:sz w:val="20"/>
-        </w:rPr>
-        <w:t>46</w:t>
+        <w:t>37</w:t>
       </w:r>
     </w:p>
     <w:p>
       <w:pPr>
-        <w:spacing w:before="20" w:after="40"/>
-      </w:pPr>
-      <w:r>
-        <w:rPr>
-          <w:rFonts w:ascii="Times New Roman" w:hAnsi="Times New Roman"/>
-          <w:b/>
+        <w:tabs>
+          <w:tab w:pos="9360" w:val="right" w:leader="dot"/>
+        </w:tabs>
+        <w:spacing w:before="20" w:after="40" w:line="276" w:lineRule="auto"/>
+      </w:pPr>
+      <w:r>
+        <w:rPr>
+          <w:rFonts w:ascii="Times New Roman" w:hAnsi="Times New Roman"/>
+          <w:b w:val="0"/>
           <w:i w:val="0"/>
           <w:color w:val="000000"/>
           <w:sz w:val="20"/>
         </w:rPr>
-        <w:t>CHAPTER 9 — CONCLUSION AND FUTURE SCOPE</w:t>
+        <w:t>7.2 Evaluation on Held-Out Test Set (96.75% Accuracy)</w:t>
+      </w:r>
+      <w:r>
+        <w:tab/>
       </w:r>
       <w:r>
         <w:rPr>
           <w:rFonts w:ascii="Times New Roman" w:hAnsi="Times New Roman"/>
           <w:b w:val="0"/>
           <w:i w:val="0"/>
-          <w:color w:val="787878"/>
+          <w:color w:val="000000"/>
           <w:sz w:val="20"/>
         </w:rPr>
-        <w:t xml:space="preserve"> .................................... </w:t>
-      </w:r>
-      <w:r>
-        <w:rPr>
-          <w:rFonts w:ascii="Times New Roman" w:hAnsi="Times New Roman"/>
-          <w:b/>
-          <w:i w:val="0"/>
-          <w:color w:val="000000"/>
-          <w:sz w:val="20"/>
-        </w:rPr>
-        <w:t>47</w:t>
+        <w:t>38</w:t>
       </w:r>
     </w:p>
     <w:p>
       <w:pPr>
-        <w:spacing w:before="20" w:after="40"/>
+        <w:tabs>
+          <w:tab w:pos="9360" w:val="right" w:leader="dot"/>
+        </w:tabs>
+        <w:spacing w:before="20" w:after="40" w:line="276" w:lineRule="auto"/>
       </w:pPr>
       <w:r>
         <w:rPr>
@@ -2762,32 +2703,28 @@
           <w:color w:val="000000"/>
           <w:sz w:val="20"/>
         </w:rPr>
-        <w:t>9.1 Summary of Achievements</w:t>
+        <w:t>7.3 Per-Class Performance and Confusion Matrix Analysis</w:t>
+      </w:r>
+      <w:r>
+        <w:tab/>
       </w:r>
       <w:r>
         <w:rPr>
           <w:rFonts w:ascii="Times New Roman" w:hAnsi="Times New Roman"/>
           <w:b w:val="0"/>
           <w:i w:val="0"/>
-          <w:color w:val="787878"/>
+          <w:color w:val="000000"/>
           <w:sz w:val="20"/>
         </w:rPr>
-        <w:t xml:space="preserve"> ................................................ </w:t>
-      </w:r>
-      <w:r>
-        <w:rPr>
-          <w:rFonts w:ascii="Times New Roman" w:hAnsi="Times New Roman"/>
-          <w:b w:val="0"/>
-          <w:i w:val="0"/>
-          <w:color w:val="000000"/>
-          <w:sz w:val="20"/>
-        </w:rPr>
-        <w:t>47</w:t>
+        <w:t>39</w:t>
       </w:r>
     </w:p>
     <w:p>
       <w:pPr>
-        <w:spacing w:before="20" w:after="40"/>
+        <w:tabs>
+          <w:tab w:pos="9360" w:val="right" w:leader="dot"/>
+        </w:tabs>
+        <w:spacing w:before="20" w:after="40" w:line="276" w:lineRule="auto"/>
       </w:pPr>
       <w:r>
         <w:rPr>
@@ -2797,32 +2734,28 @@
           <w:color w:val="000000"/>
           <w:sz w:val="20"/>
         </w:rPr>
-        <w:t>9.2 Technical Limitations</w:t>
+        <w:t>7.4 Inference Latency and System Resource Accounting</w:t>
+      </w:r>
+      <w:r>
+        <w:tab/>
       </w:r>
       <w:r>
         <w:rPr>
           <w:rFonts w:ascii="Times New Roman" w:hAnsi="Times New Roman"/>
           <w:b w:val="0"/>
           <w:i w:val="0"/>
-          <w:color w:val="787878"/>
+          <w:color w:val="000000"/>
           <w:sz w:val="20"/>
         </w:rPr>
-        <w:t xml:space="preserve"> .................................................. </w:t>
-      </w:r>
-      <w:r>
-        <w:rPr>
-          <w:rFonts w:ascii="Times New Roman" w:hAnsi="Times New Roman"/>
-          <w:b w:val="0"/>
-          <w:i w:val="0"/>
-          <w:color w:val="000000"/>
-          <w:sz w:val="20"/>
-        </w:rPr>
-        <w:t>48</w:t>
+        <w:t>41</w:t>
       </w:r>
     </w:p>
     <w:p>
       <w:pPr>
-        <w:spacing w:before="20" w:after="40"/>
+        <w:tabs>
+          <w:tab w:pos="9360" w:val="right" w:leader="dot"/>
+        </w:tabs>
+        <w:spacing w:before="20" w:after="40" w:line="276" w:lineRule="auto"/>
       </w:pPr>
       <w:r>
         <w:rPr>
@@ -2832,32 +2765,28 @@
           <w:color w:val="000000"/>
           <w:sz w:val="20"/>
         </w:rPr>
-        <w:t>9.3 Directions for Future Work</w:t>
+        <w:t>7.5 Automated Software Testing Suite Matrix</w:t>
+      </w:r>
+      <w:r>
+        <w:tab/>
       </w:r>
       <w:r>
         <w:rPr>
           <w:rFonts w:ascii="Times New Roman" w:hAnsi="Times New Roman"/>
           <w:b w:val="0"/>
           <w:i w:val="0"/>
-          <w:color w:val="787878"/>
+          <w:color w:val="000000"/>
           <w:sz w:val="20"/>
         </w:rPr>
-        <w:t xml:space="preserve"> ............................................. </w:t>
-      </w:r>
-      <w:r>
-        <w:rPr>
-          <w:rFonts w:ascii="Times New Roman" w:hAnsi="Times New Roman"/>
-          <w:b w:val="0"/>
-          <w:i w:val="0"/>
-          <w:color w:val="000000"/>
-          <w:sz w:val="20"/>
-        </w:rPr>
-        <w:t>48</w:t>
+        <w:t>42</w:t>
       </w:r>
     </w:p>
     <w:p>
       <w:pPr>
-        <w:spacing w:before="20" w:after="40"/>
+        <w:tabs>
+          <w:tab w:pos="9360" w:val="right" w:leader="dot"/>
+        </w:tabs>
+        <w:spacing w:before="20" w:after="40" w:line="276" w:lineRule="auto"/>
       </w:pPr>
       <w:r>
         <w:rPr>
@@ -2867,54 +2796,90 @@
           <w:color w:val="000000"/>
           <w:sz w:val="20"/>
         </w:rPr>
-        <w:t>BIBLIOGRAPHY / REFERENCES</w:t>
-      </w:r>
-      <w:r>
-        <w:rPr>
-          <w:rFonts w:ascii="Times New Roman" w:hAnsi="Times New Roman"/>
-          <w:b w:val="0"/>
-          <w:i w:val="0"/>
-          <w:color w:val="787878"/>
+        <w:t>CHAPTER 8 — PROJECT TIMELINE AND RESEARCH CONTRIBUTIONS</w:t>
+      </w:r>
+      <w:r>
+        <w:tab/>
+      </w:r>
+      <w:r>
+        <w:rPr>
+          <w:rFonts w:ascii="Times New Roman" w:hAnsi="Times New Roman"/>
+          <w:b/>
+          <w:i w:val="0"/>
+          <w:color w:val="000000"/>
           <w:sz w:val="20"/>
         </w:rPr>
-        <w:t xml:space="preserve"> .................................................. </w:t>
-      </w:r>
-      <w:r>
-        <w:rPr>
-          <w:rFonts w:ascii="Times New Roman" w:hAnsi="Times New Roman"/>
-          <w:b/>
-          <w:i w:val="0"/>
-          <w:color w:val="000000"/>
-          <w:sz w:val="20"/>
-        </w:rPr>
-        <w:t>50</w:t>
+        <w:t>44</w:t>
       </w:r>
     </w:p>
     <w:p>
-      <w:r>
-        <w:br w:type="page"/>
+      <w:pPr>
+        <w:tabs>
+          <w:tab w:pos="9360" w:val="right" w:leader="dot"/>
+        </w:tabs>
+        <w:spacing w:before="20" w:after="40" w:line="276" w:lineRule="auto"/>
+      </w:pPr>
+      <w:r>
+        <w:rPr>
+          <w:rFonts w:ascii="Times New Roman" w:hAnsi="Times New Roman"/>
+          <w:b w:val="0"/>
+          <w:i w:val="0"/>
+          <w:color w:val="000000"/>
+          <w:sz w:val="20"/>
+        </w:rPr>
+        <w:t>8.1 Time-Bound Activity Schedule (Weeks 1 to 13)</w:t>
+      </w:r>
+      <w:r>
+        <w:tab/>
+      </w:r>
+      <w:r>
+        <w:rPr>
+          <w:rFonts w:ascii="Times New Roman" w:hAnsi="Times New Roman"/>
+          <w:b w:val="0"/>
+          <w:i w:val="0"/>
+          <w:color w:val="000000"/>
+          <w:sz w:val="20"/>
+        </w:rPr>
+        <w:t>44</w:t>
       </w:r>
     </w:p>
     <w:p>
       <w:pPr>
-        <w:spacing w:before="240" w:after="360" w:line="276" w:lineRule="auto"/>
-        <w:jc w:val="center"/>
-      </w:pPr>
-      <w:r>
-        <w:rPr>
-          <w:rFonts w:ascii="Times New Roman" w:hAnsi="Times New Roman"/>
-          <w:b/>
-          <w:i w:val="0"/>
-          <w:color w:val="000000"/>
-          <w:sz w:val="28"/>
-        </w:rPr>
-        <w:t>ABSTRACT</w:t>
+        <w:tabs>
+          <w:tab w:pos="9360" w:val="right" w:leader="dot"/>
+        </w:tabs>
+        <w:spacing w:before="20" w:after="40" w:line="276" w:lineRule="auto"/>
+      </w:pPr>
+      <w:r>
+        <w:rPr>
+          <w:rFonts w:ascii="Times New Roman" w:hAnsi="Times New Roman"/>
+          <w:b w:val="0"/>
+          <w:i w:val="0"/>
+          <w:color w:val="000000"/>
+          <w:sz w:val="20"/>
+        </w:rPr>
+        <w:t>8.2 Allocation of Responsibilities Across 5 Team Members</w:t>
+      </w:r>
+      <w:r>
+        <w:tab/>
+      </w:r>
+      <w:r>
+        <w:rPr>
+          <w:rFonts w:ascii="Times New Roman" w:hAnsi="Times New Roman"/>
+          <w:b w:val="0"/>
+          <w:i w:val="0"/>
+          <w:color w:val="000000"/>
+          <w:sz w:val="20"/>
+        </w:rPr>
+        <w:t>45</w:t>
       </w:r>
     </w:p>
     <w:p>
       <w:pPr>
-        <w:spacing w:before="0" w:after="200" w:line="288" w:lineRule="auto"/>
-        <w:jc w:val="both"/>
+        <w:tabs>
+          <w:tab w:pos="9360" w:val="right" w:leader="dot"/>
+        </w:tabs>
+        <w:spacing w:before="20" w:after="40" w:line="276" w:lineRule="auto"/>
       </w:pPr>
       <w:r>
         <w:rPr>
@@ -2922,31 +2887,61 @@
           <w:b w:val="0"/>
           <w:i w:val="0"/>
           <w:color w:val="000000"/>
-          <w:sz w:val="22"/>
-        </w:rPr>
-        <w:t>American Sign Language (ASL) is the primary mode of communication for hundreds of thousands of deaf and hard-of-hearing individuals across North America and international communities. However, due to a severe shortage of sign language interpreters and lack of general public literacy, deaf individuals routinely encounter critical communication breakdowns in essential environments such as hospitals, administrative offices, and transit hubs. Existing automated recognition systems frequently rely on cumbersome, expensive sensor gloves or high-parameter deep learning models that require dedicated workstation GPUs, making them inaccessible for spontaneous everyday use.</w:t>
+          <w:sz w:val="20"/>
+        </w:rPr>
+        <w:t>8.3 Division into Two Distinct Research Paper Tracks</w:t>
+      </w:r>
+      <w:r>
+        <w:tab/>
+      </w:r>
+      <w:r>
+        <w:rPr>
+          <w:rFonts w:ascii="Times New Roman" w:hAnsi="Times New Roman"/>
+          <w:b w:val="0"/>
+          <w:i w:val="0"/>
+          <w:color w:val="000000"/>
+          <w:sz w:val="20"/>
+        </w:rPr>
+        <w:t>46</w:t>
       </w:r>
     </w:p>
     <w:p>
       <w:pPr>
-        <w:spacing w:before="0" w:after="200" w:line="288" w:lineRule="auto"/>
-        <w:jc w:val="both"/>
-      </w:pPr>
-      <w:r>
-        <w:rPr>
-          <w:rFonts w:ascii="Times New Roman" w:hAnsi="Times New Roman"/>
-          <w:b w:val="0"/>
-          <w:i w:val="0"/>
-          <w:color w:val="000000"/>
-          <w:sz w:val="22"/>
-        </w:rPr>
-        <w:t>This project presents EchoSign, an end-to-end, lightweight, web-accessible sign language recognition and speech synthesis system. EchoSign accepts static image uploads, recorded video clips, and real-time webcam video feeds, classifying hand gestures across 29 discrete classes—including all 26 letters of the English alphabet (A through Z) alongside functional control gestures for space, delete, and resting states. The classification engine is powered by a deep Convolutional Neural Network (CNN) incorporating double-convolution feature extraction stages, batch normalization, max-pooling, and dropout regularization. The model is trained on a curated corpus of 20,300 color images (700 images per class) selected from the benchmark ASL Alphabet dataset.</w:t>
+        <w:tabs>
+          <w:tab w:pos="9360" w:val="right" w:leader="dot"/>
+        </w:tabs>
+        <w:spacing w:before="20" w:after="40" w:line="276" w:lineRule="auto"/>
+      </w:pPr>
+      <w:r>
+        <w:rPr>
+          <w:rFonts w:ascii="Times New Roman" w:hAnsi="Times New Roman"/>
+          <w:b/>
+          <w:i w:val="0"/>
+          <w:color w:val="000000"/>
+          <w:sz w:val="20"/>
+        </w:rPr>
+        <w:t>CHAPTER 9 — CONCLUSION AND FUTURE SCOPE</w:t>
+      </w:r>
+      <w:r>
+        <w:tab/>
+      </w:r>
+      <w:r>
+        <w:rPr>
+          <w:rFonts w:ascii="Times New Roman" w:hAnsi="Times New Roman"/>
+          <w:b/>
+          <w:i w:val="0"/>
+          <w:color w:val="000000"/>
+          <w:sz w:val="20"/>
+        </w:rPr>
+        <w:t>47</w:t>
       </w:r>
     </w:p>
     <w:p>
       <w:pPr>
-        <w:spacing w:before="0" w:after="200" w:line="288" w:lineRule="auto"/>
-        <w:jc w:val="both"/>
+        <w:tabs>
+          <w:tab w:pos="9360" w:val="right" w:leader="dot"/>
+        </w:tabs>
+        <w:spacing w:before="20" w:after="40" w:line="276" w:lineRule="auto"/>
       </w:pPr>
       <w:r>
         <w:rPr>
@@ -2954,15 +2949,30 @@
           <w:b w:val="0"/>
           <w:i w:val="0"/>
           <w:color w:val="000000"/>
-          <w:sz w:val="22"/>
-        </w:rPr>
-        <w:t>To eliminate the common performance drop observed when deploying laboratory computer vision models to consumer webcams, EchoSign enforces strict image preprocessing parity: both training and production inference utilize a deterministic center-square aspect-ratio crop and Pillow-based bilinear interpolation downsampling to a uniform 64×64 pixel grid. For low-latency serverless execution, the trained model is quantized to float16 precision and exported to the TensorFlow Lite (.tflite) format, compressing its storage footprint from 26.9 MB to 4.29 MB. On an independent held-out evaluation dataset of 2,030 images, the quantized model achieves an outstanding classification accuracy of 96.75%, correctly classifying 28 out of 29 categories with confidence scores exceeding 92%.</w:t>
+          <w:sz w:val="20"/>
+        </w:rPr>
+        <w:t>9.1 Summary of Achievements</w:t>
+      </w:r>
+      <w:r>
+        <w:tab/>
+      </w:r>
+      <w:r>
+        <w:rPr>
+          <w:rFonts w:ascii="Times New Roman" w:hAnsi="Times New Roman"/>
+          <w:b w:val="0"/>
+          <w:i w:val="0"/>
+          <w:color w:val="000000"/>
+          <w:sz w:val="20"/>
+        </w:rPr>
+        <w:t>47</w:t>
       </w:r>
     </w:p>
     <w:p>
       <w:pPr>
-        <w:spacing w:before="0" w:after="280" w:line="288" w:lineRule="auto"/>
-        <w:jc w:val="both"/>
+        <w:tabs>
+          <w:tab w:pos="9360" w:val="right" w:leader="dot"/>
+        </w:tabs>
+        <w:spacing w:before="20" w:after="40" w:line="276" w:lineRule="auto"/>
       </w:pPr>
       <w:r>
         <w:rPr>
@@ -2970,13 +2980,1435 @@
           <w:b w:val="0"/>
           <w:i w:val="0"/>
           <w:color w:val="000000"/>
-          <w:sz w:val="22"/>
-        </w:rPr>
-        <w:t>The backend service is implemented in Flask and deployed on the Vercel serverless platform, demonstrating median inference latencies under 25 milliseconds. The client interface incorporates an HTML5 Canvas Region-of-Interest (ROI) guide box, temporal prediction debounce buffers, and the browser-native Web Speech API (window.speechSynthesis), allowing users to assemble words letter-by-letter and vocalize them aloud without paid third-party voice APIs. EchoSign provides a free, zero-installation, private assistive communication tool that bridges the gap between signers and the hearing public.</w:t>
+          <w:sz w:val="20"/>
+        </w:rPr>
+        <w:t>9.2 Technical Limitations</w:t>
+      </w:r>
+      <w:r>
+        <w:tab/>
+      </w:r>
+      <w:r>
+        <w:rPr>
+          <w:rFonts w:ascii="Times New Roman" w:hAnsi="Times New Roman"/>
+          <w:b w:val="0"/>
+          <w:i w:val="0"/>
+          <w:color w:val="000000"/>
+          <w:sz w:val="20"/>
+        </w:rPr>
+        <w:t>48</w:t>
       </w:r>
     </w:p>
     <w:p>
       <w:pPr>
+        <w:tabs>
+          <w:tab w:pos="9360" w:val="right" w:leader="dot"/>
+        </w:tabs>
+        <w:spacing w:before="20" w:after="40" w:line="276" w:lineRule="auto"/>
+      </w:pPr>
+      <w:r>
+        <w:rPr>
+          <w:rFonts w:ascii="Times New Roman" w:hAnsi="Times New Roman"/>
+          <w:b w:val="0"/>
+          <w:i w:val="0"/>
+          <w:color w:val="000000"/>
+          <w:sz w:val="20"/>
+        </w:rPr>
+        <w:t>9.3 Directions for Future Work</w:t>
+      </w:r>
+      <w:r>
+        <w:tab/>
+      </w:r>
+      <w:r>
+        <w:rPr>
+          <w:rFonts w:ascii="Times New Roman" w:hAnsi="Times New Roman"/>
+          <w:b w:val="0"/>
+          <w:i w:val="0"/>
+          <w:color w:val="000000"/>
+          <w:sz w:val="20"/>
+        </w:rPr>
+        <w:t>48</w:t>
+      </w:r>
+    </w:p>
+    <w:p>
+      <w:pPr>
+        <w:tabs>
+          <w:tab w:pos="9360" w:val="right" w:leader="dot"/>
+        </w:tabs>
+        <w:spacing w:before="20" w:after="40" w:line="276" w:lineRule="auto"/>
+      </w:pPr>
+      <w:r>
+        <w:rPr>
+          <w:rFonts w:ascii="Times New Roman" w:hAnsi="Times New Roman"/>
+          <w:b/>
+          <w:i w:val="0"/>
+          <w:color w:val="000000"/>
+          <w:sz w:val="20"/>
+        </w:rPr>
+        <w:t>BIBLIOGRAPHY / REFERENCES</w:t>
+      </w:r>
+      <w:r>
+        <w:tab/>
+      </w:r>
+      <w:r>
+        <w:rPr>
+          <w:rFonts w:ascii="Times New Roman" w:hAnsi="Times New Roman"/>
+          <w:b/>
+          <w:i w:val="0"/>
+          <w:color w:val="000000"/>
+          <w:sz w:val="20"/>
+        </w:rPr>
+        <w:t>50</w:t>
+      </w:r>
+    </w:p>
+    <w:p>
+      <w:r>
+        <w:br w:type="page"/>
+      </w:r>
+    </w:p>
+    <w:p>
+      <w:pPr>
+        <w:spacing w:before="200" w:after="280" w:line="276" w:lineRule="auto"/>
+        <w:jc w:val="center"/>
+      </w:pPr>
+      <w:r>
+        <w:rPr>
+          <w:rFonts w:ascii="Times New Roman" w:hAnsi="Times New Roman"/>
+          <w:b/>
+          <w:i w:val="0"/>
+          <w:color w:val="000000"/>
+          <w:sz w:val="28"/>
+        </w:rPr>
+        <w:t>LIST OF ACRONYMS AND ABBREVIATIONS</w:t>
+      </w:r>
+    </w:p>
+    <w:tbl>
+      <w:tblPr>
+        <w:tblW w:type="auto" w:w="0"/>
+        <w:jc w:val="center"/>
+        <w:tblLook w:firstColumn="1" w:firstRow="1" w:lastColumn="0" w:lastRow="0" w:noHBand="0" w:noVBand="1" w:val="04A0"/>
+        <w:tblBorders>
+          <w:top w:val="single" w:sz="4" w:space="0" w:color="D3D3D3"/>
+          <w:bottom w:val="single" w:sz="4" w:space="0" w:color="D3D3D3"/>
+          <w:insideH w:val="single" w:sz="4" w:space="0" w:color="D3D3D3"/>
+          <w:insideV w:val="none"/>
+          <w:left w:val="none"/>
+          <w:right w:val="none"/>
+        </w:tblBorders>
+      </w:tblPr>
+      <w:tblGrid>
+        <w:gridCol w:w="2340"/>
+        <w:gridCol w:w="2340"/>
+        <w:gridCol w:w="2340"/>
+        <w:gridCol w:w="2340"/>
+      </w:tblGrid>
+      <w:tr>
+        <w:tc>
+          <w:tcPr>
+            <w:tcW w:type="dxa" w:w="2340"/>
+            <w:shd w:fill="1F497D"/>
+            <w:tcMar>
+              <w:top w:w="100" w:type="dxa"/>
+              <w:bottom w:w="100" w:type="dxa"/>
+              <w:left w:w="120" w:type="dxa"/>
+              <w:right w:w="120" w:type="dxa"/>
+            </w:tcMar>
+          </w:tcPr>
+          <w:p>
+            <w:pPr>
+              <w:spacing w:before="0" w:after="0"/>
+              <w:jc w:val="left"/>
+            </w:pPr>
+            <w:r>
+              <w:rPr>
+                <w:rFonts w:ascii="Times New Roman" w:hAnsi="Times New Roman"/>
+                <w:b/>
+                <w:i w:val="0"/>
+                <w:color w:val="FFFFFF"/>
+                <w:sz w:val="19"/>
+              </w:rPr>
+              <w:t>Acronym</w:t>
+            </w:r>
+          </w:p>
+        </w:tc>
+        <w:tc>
+          <w:tcPr>
+            <w:tcW w:type="dxa" w:w="2340"/>
+            <w:shd w:fill="1F497D"/>
+            <w:tcMar>
+              <w:top w:w="100" w:type="dxa"/>
+              <w:bottom w:w="100" w:type="dxa"/>
+              <w:left w:w="120" w:type="dxa"/>
+              <w:right w:w="120" w:type="dxa"/>
+            </w:tcMar>
+          </w:tcPr>
+          <w:p>
+            <w:pPr>
+              <w:spacing w:before="0" w:after="0"/>
+              <w:jc w:val="left"/>
+            </w:pPr>
+            <w:r>
+              <w:rPr>
+                <w:rFonts w:ascii="Times New Roman" w:hAnsi="Times New Roman"/>
+                <w:b/>
+                <w:i w:val="0"/>
+                <w:color w:val="FFFFFF"/>
+                <w:sz w:val="19"/>
+              </w:rPr>
+              <w:t>Full Form</w:t>
+            </w:r>
+          </w:p>
+        </w:tc>
+        <w:tc>
+          <w:tcPr>
+            <w:tcW w:type="dxa" w:w="2340"/>
+            <w:shd w:fill="1F497D"/>
+            <w:tcMar>
+              <w:top w:w="100" w:type="dxa"/>
+              <w:bottom w:w="100" w:type="dxa"/>
+              <w:left w:w="120" w:type="dxa"/>
+              <w:right w:w="120" w:type="dxa"/>
+            </w:tcMar>
+          </w:tcPr>
+          <w:p>
+            <w:pPr>
+              <w:spacing w:before="0" w:after="0"/>
+              <w:jc w:val="left"/>
+            </w:pPr>
+            <w:r>
+              <w:rPr>
+                <w:rFonts w:ascii="Times New Roman" w:hAnsi="Times New Roman"/>
+                <w:b/>
+                <w:i w:val="0"/>
+                <w:color w:val="FFFFFF"/>
+                <w:sz w:val="19"/>
+              </w:rPr>
+              <w:t>Acronym</w:t>
+            </w:r>
+          </w:p>
+        </w:tc>
+        <w:tc>
+          <w:tcPr>
+            <w:tcW w:type="dxa" w:w="2340"/>
+            <w:shd w:fill="1F497D"/>
+            <w:tcMar>
+              <w:top w:w="100" w:type="dxa"/>
+              <w:bottom w:w="100" w:type="dxa"/>
+              <w:left w:w="120" w:type="dxa"/>
+              <w:right w:w="120" w:type="dxa"/>
+            </w:tcMar>
+          </w:tcPr>
+          <w:p>
+            <w:pPr>
+              <w:spacing w:before="0" w:after="0"/>
+              <w:jc w:val="left"/>
+            </w:pPr>
+            <w:r>
+              <w:rPr>
+                <w:rFonts w:ascii="Times New Roman" w:hAnsi="Times New Roman"/>
+                <w:b/>
+                <w:i w:val="0"/>
+                <w:color w:val="FFFFFF"/>
+                <w:sz w:val="19"/>
+              </w:rPr>
+              <w:t>Full Form</w:t>
+            </w:r>
+          </w:p>
+        </w:tc>
+      </w:tr>
+      <w:tr>
+        <w:tc>
+          <w:tcPr>
+            <w:tcW w:type="dxa" w:w="2340"/>
+            <w:tcMar>
+              <w:top w:w="70" w:type="dxa"/>
+              <w:bottom w:w="70" w:type="dxa"/>
+              <w:left w:w="120" w:type="dxa"/>
+              <w:right w:w="120" w:type="dxa"/>
+            </w:tcMar>
+          </w:tcPr>
+          <w:p>
+            <w:pPr>
+              <w:spacing w:before="30" w:after="30" w:line="269" w:lineRule="auto"/>
+              <w:jc w:val="left"/>
+            </w:pPr>
+            <w:r>
+              <w:rPr>
+                <w:rFonts w:ascii="Times New Roman" w:hAnsi="Times New Roman"/>
+                <w:b/>
+                <w:i w:val="0"/>
+                <w:color w:val="000000"/>
+                <w:sz w:val="18"/>
+              </w:rPr>
+              <w:t>ASL</w:t>
+            </w:r>
+          </w:p>
+        </w:tc>
+        <w:tc>
+          <w:tcPr>
+            <w:tcW w:type="dxa" w:w="2340"/>
+            <w:tcMar>
+              <w:top w:w="70" w:type="dxa"/>
+              <w:bottom w:w="70" w:type="dxa"/>
+              <w:left w:w="120" w:type="dxa"/>
+              <w:right w:w="120" w:type="dxa"/>
+            </w:tcMar>
+          </w:tcPr>
+          <w:p>
+            <w:pPr>
+              <w:spacing w:before="30" w:after="30" w:line="269" w:lineRule="auto"/>
+              <w:jc w:val="left"/>
+            </w:pPr>
+            <w:r>
+              <w:rPr>
+                <w:rFonts w:ascii="Times New Roman" w:hAnsi="Times New Roman"/>
+                <w:b w:val="0"/>
+                <w:i w:val="0"/>
+                <w:color w:val="000000"/>
+                <w:sz w:val="18"/>
+              </w:rPr>
+              <w:t>American Sign Language</w:t>
+            </w:r>
+          </w:p>
+        </w:tc>
+        <w:tc>
+          <w:tcPr>
+            <w:tcW w:type="dxa" w:w="2340"/>
+            <w:tcMar>
+              <w:top w:w="70" w:type="dxa"/>
+              <w:bottom w:w="70" w:type="dxa"/>
+              <w:left w:w="120" w:type="dxa"/>
+              <w:right w:w="120" w:type="dxa"/>
+            </w:tcMar>
+          </w:tcPr>
+          <w:p>
+            <w:pPr>
+              <w:spacing w:before="30" w:after="30" w:line="269" w:lineRule="auto"/>
+              <w:jc w:val="left"/>
+            </w:pPr>
+            <w:r>
+              <w:rPr>
+                <w:rFonts w:ascii="Times New Roman" w:hAnsi="Times New Roman"/>
+                <w:b w:val="0"/>
+                <w:i w:val="0"/>
+                <w:color w:val="000000"/>
+                <w:sz w:val="18"/>
+              </w:rPr>
+              <w:t>RGB</w:t>
+            </w:r>
+          </w:p>
+        </w:tc>
+        <w:tc>
+          <w:tcPr>
+            <w:tcW w:type="dxa" w:w="2340"/>
+            <w:tcMar>
+              <w:top w:w="70" w:type="dxa"/>
+              <w:bottom w:w="70" w:type="dxa"/>
+              <w:left w:w="120" w:type="dxa"/>
+              <w:right w:w="120" w:type="dxa"/>
+            </w:tcMar>
+          </w:tcPr>
+          <w:p>
+            <w:pPr>
+              <w:spacing w:before="30" w:after="30" w:line="269" w:lineRule="auto"/>
+              <w:jc w:val="left"/>
+            </w:pPr>
+            <w:r>
+              <w:rPr>
+                <w:rFonts w:ascii="Times New Roman" w:hAnsi="Times New Roman"/>
+                <w:b w:val="0"/>
+                <w:i w:val="0"/>
+                <w:color w:val="000000"/>
+                <w:sz w:val="18"/>
+              </w:rPr>
+              <w:t>Red Green Blue Color Space</w:t>
+            </w:r>
+          </w:p>
+        </w:tc>
+      </w:tr>
+      <w:tr>
+        <w:tc>
+          <w:tcPr>
+            <w:tcW w:type="dxa" w:w="2340"/>
+            <w:tcMar>
+              <w:top w:w="70" w:type="dxa"/>
+              <w:bottom w:w="70" w:type="dxa"/>
+              <w:left w:w="120" w:type="dxa"/>
+              <w:right w:w="120" w:type="dxa"/>
+            </w:tcMar>
+          </w:tcPr>
+          <w:p>
+            <w:pPr>
+              <w:spacing w:before="30" w:after="30" w:line="269" w:lineRule="auto"/>
+              <w:jc w:val="left"/>
+            </w:pPr>
+            <w:r>
+              <w:rPr>
+                <w:rFonts w:ascii="Times New Roman" w:hAnsi="Times New Roman"/>
+                <w:b/>
+                <w:i w:val="0"/>
+                <w:color w:val="000000"/>
+                <w:sz w:val="18"/>
+              </w:rPr>
+              <w:t>CNN</w:t>
+            </w:r>
+          </w:p>
+        </w:tc>
+        <w:tc>
+          <w:tcPr>
+            <w:tcW w:type="dxa" w:w="2340"/>
+            <w:tcMar>
+              <w:top w:w="70" w:type="dxa"/>
+              <w:bottom w:w="70" w:type="dxa"/>
+              <w:left w:w="120" w:type="dxa"/>
+              <w:right w:w="120" w:type="dxa"/>
+            </w:tcMar>
+          </w:tcPr>
+          <w:p>
+            <w:pPr>
+              <w:spacing w:before="30" w:after="30" w:line="269" w:lineRule="auto"/>
+              <w:jc w:val="left"/>
+            </w:pPr>
+            <w:r>
+              <w:rPr>
+                <w:rFonts w:ascii="Times New Roman" w:hAnsi="Times New Roman"/>
+                <w:b w:val="0"/>
+                <w:i w:val="0"/>
+                <w:color w:val="000000"/>
+                <w:sz w:val="18"/>
+              </w:rPr>
+              <w:t>Convolutional Neural Network</w:t>
+            </w:r>
+          </w:p>
+        </w:tc>
+        <w:tc>
+          <w:tcPr>
+            <w:tcW w:type="dxa" w:w="2340"/>
+            <w:tcMar>
+              <w:top w:w="70" w:type="dxa"/>
+              <w:bottom w:w="70" w:type="dxa"/>
+              <w:left w:w="120" w:type="dxa"/>
+              <w:right w:w="120" w:type="dxa"/>
+            </w:tcMar>
+          </w:tcPr>
+          <w:p>
+            <w:pPr>
+              <w:spacing w:before="30" w:after="30" w:line="269" w:lineRule="auto"/>
+              <w:jc w:val="left"/>
+            </w:pPr>
+            <w:r>
+              <w:rPr>
+                <w:rFonts w:ascii="Times New Roman" w:hAnsi="Times New Roman"/>
+                <w:b w:val="0"/>
+                <w:i w:val="0"/>
+                <w:color w:val="000000"/>
+                <w:sz w:val="18"/>
+              </w:rPr>
+              <w:t>ROI</w:t>
+            </w:r>
+          </w:p>
+        </w:tc>
+        <w:tc>
+          <w:tcPr>
+            <w:tcW w:type="dxa" w:w="2340"/>
+            <w:tcMar>
+              <w:top w:w="70" w:type="dxa"/>
+              <w:bottom w:w="70" w:type="dxa"/>
+              <w:left w:w="120" w:type="dxa"/>
+              <w:right w:w="120" w:type="dxa"/>
+            </w:tcMar>
+          </w:tcPr>
+          <w:p>
+            <w:pPr>
+              <w:spacing w:before="30" w:after="30" w:line="269" w:lineRule="auto"/>
+              <w:jc w:val="left"/>
+            </w:pPr>
+            <w:r>
+              <w:rPr>
+                <w:rFonts w:ascii="Times New Roman" w:hAnsi="Times New Roman"/>
+                <w:b w:val="0"/>
+                <w:i w:val="0"/>
+                <w:color w:val="000000"/>
+                <w:sz w:val="18"/>
+              </w:rPr>
+              <w:t>Region of Interest</w:t>
+            </w:r>
+          </w:p>
+        </w:tc>
+      </w:tr>
+      <w:tr>
+        <w:tc>
+          <w:tcPr>
+            <w:tcW w:type="dxa" w:w="2340"/>
+            <w:tcMar>
+              <w:top w:w="70" w:type="dxa"/>
+              <w:bottom w:w="70" w:type="dxa"/>
+              <w:left w:w="120" w:type="dxa"/>
+              <w:right w:w="120" w:type="dxa"/>
+            </w:tcMar>
+          </w:tcPr>
+          <w:p>
+            <w:pPr>
+              <w:spacing w:before="30" w:after="30" w:line="269" w:lineRule="auto"/>
+              <w:jc w:val="left"/>
+            </w:pPr>
+            <w:r>
+              <w:rPr>
+                <w:rFonts w:ascii="Times New Roman" w:hAnsi="Times New Roman"/>
+                <w:b/>
+                <w:i w:val="0"/>
+                <w:color w:val="000000"/>
+                <w:sz w:val="18"/>
+              </w:rPr>
+              <w:t>CPU</w:t>
+            </w:r>
+          </w:p>
+        </w:tc>
+        <w:tc>
+          <w:tcPr>
+            <w:tcW w:type="dxa" w:w="2340"/>
+            <w:tcMar>
+              <w:top w:w="70" w:type="dxa"/>
+              <w:bottom w:w="70" w:type="dxa"/>
+              <w:left w:w="120" w:type="dxa"/>
+              <w:right w:w="120" w:type="dxa"/>
+            </w:tcMar>
+          </w:tcPr>
+          <w:p>
+            <w:pPr>
+              <w:spacing w:before="30" w:after="30" w:line="269" w:lineRule="auto"/>
+              <w:jc w:val="left"/>
+            </w:pPr>
+            <w:r>
+              <w:rPr>
+                <w:rFonts w:ascii="Times New Roman" w:hAnsi="Times New Roman"/>
+                <w:b w:val="0"/>
+                <w:i w:val="0"/>
+                <w:color w:val="000000"/>
+                <w:sz w:val="18"/>
+              </w:rPr>
+              <w:t>Central Processing Unit</w:t>
+            </w:r>
+          </w:p>
+        </w:tc>
+        <w:tc>
+          <w:tcPr>
+            <w:tcW w:type="dxa" w:w="2340"/>
+            <w:tcMar>
+              <w:top w:w="70" w:type="dxa"/>
+              <w:bottom w:w="70" w:type="dxa"/>
+              <w:left w:w="120" w:type="dxa"/>
+              <w:right w:w="120" w:type="dxa"/>
+            </w:tcMar>
+          </w:tcPr>
+          <w:p>
+            <w:pPr>
+              <w:spacing w:before="30" w:after="30" w:line="269" w:lineRule="auto"/>
+              <w:jc w:val="left"/>
+            </w:pPr>
+            <w:r>
+              <w:rPr>
+                <w:rFonts w:ascii="Times New Roman" w:hAnsi="Times New Roman"/>
+                <w:b w:val="0"/>
+                <w:i w:val="0"/>
+                <w:color w:val="000000"/>
+                <w:sz w:val="18"/>
+              </w:rPr>
+              <w:t>SLA</w:t>
+            </w:r>
+          </w:p>
+        </w:tc>
+        <w:tc>
+          <w:tcPr>
+            <w:tcW w:type="dxa" w:w="2340"/>
+            <w:tcMar>
+              <w:top w:w="70" w:type="dxa"/>
+              <w:bottom w:w="70" w:type="dxa"/>
+              <w:left w:w="120" w:type="dxa"/>
+              <w:right w:w="120" w:type="dxa"/>
+            </w:tcMar>
+          </w:tcPr>
+          <w:p>
+            <w:pPr>
+              <w:spacing w:before="30" w:after="30" w:line="269" w:lineRule="auto"/>
+              <w:jc w:val="left"/>
+            </w:pPr>
+            <w:r>
+              <w:rPr>
+                <w:rFonts w:ascii="Times New Roman" w:hAnsi="Times New Roman"/>
+                <w:b w:val="0"/>
+                <w:i w:val="0"/>
+                <w:color w:val="000000"/>
+                <w:sz w:val="18"/>
+              </w:rPr>
+              <w:t>Service Level Agreement</w:t>
+            </w:r>
+          </w:p>
+        </w:tc>
+      </w:tr>
+      <w:tr>
+        <w:tc>
+          <w:tcPr>
+            <w:tcW w:type="dxa" w:w="2340"/>
+            <w:tcMar>
+              <w:top w:w="70" w:type="dxa"/>
+              <w:bottom w:w="70" w:type="dxa"/>
+              <w:left w:w="120" w:type="dxa"/>
+              <w:right w:w="120" w:type="dxa"/>
+            </w:tcMar>
+          </w:tcPr>
+          <w:p>
+            <w:pPr>
+              <w:spacing w:before="30" w:after="30" w:line="269" w:lineRule="auto"/>
+              <w:jc w:val="left"/>
+            </w:pPr>
+            <w:r>
+              <w:rPr>
+                <w:rFonts w:ascii="Times New Roman" w:hAnsi="Times New Roman"/>
+                <w:b/>
+                <w:i w:val="0"/>
+                <w:color w:val="000000"/>
+                <w:sz w:val="18"/>
+              </w:rPr>
+              <w:t>DFD</w:t>
+            </w:r>
+          </w:p>
+        </w:tc>
+        <w:tc>
+          <w:tcPr>
+            <w:tcW w:type="dxa" w:w="2340"/>
+            <w:tcMar>
+              <w:top w:w="70" w:type="dxa"/>
+              <w:bottom w:w="70" w:type="dxa"/>
+              <w:left w:w="120" w:type="dxa"/>
+              <w:right w:w="120" w:type="dxa"/>
+            </w:tcMar>
+          </w:tcPr>
+          <w:p>
+            <w:pPr>
+              <w:spacing w:before="30" w:after="30" w:line="269" w:lineRule="auto"/>
+              <w:jc w:val="left"/>
+            </w:pPr>
+            <w:r>
+              <w:rPr>
+                <w:rFonts w:ascii="Times New Roman" w:hAnsi="Times New Roman"/>
+                <w:b w:val="0"/>
+                <w:i w:val="0"/>
+                <w:color w:val="000000"/>
+                <w:sz w:val="18"/>
+              </w:rPr>
+              <w:t>Data Flow Diagram</w:t>
+            </w:r>
+          </w:p>
+        </w:tc>
+        <w:tc>
+          <w:tcPr>
+            <w:tcW w:type="dxa" w:w="2340"/>
+            <w:tcMar>
+              <w:top w:w="70" w:type="dxa"/>
+              <w:bottom w:w="70" w:type="dxa"/>
+              <w:left w:w="120" w:type="dxa"/>
+              <w:right w:w="120" w:type="dxa"/>
+            </w:tcMar>
+          </w:tcPr>
+          <w:p>
+            <w:pPr>
+              <w:spacing w:before="30" w:after="30" w:line="269" w:lineRule="auto"/>
+              <w:jc w:val="left"/>
+            </w:pPr>
+            <w:r>
+              <w:rPr>
+                <w:rFonts w:ascii="Times New Roman" w:hAnsi="Times New Roman"/>
+                <w:b w:val="0"/>
+                <w:i w:val="0"/>
+                <w:color w:val="000000"/>
+                <w:sz w:val="18"/>
+              </w:rPr>
+              <w:t>TTS</w:t>
+            </w:r>
+          </w:p>
+        </w:tc>
+        <w:tc>
+          <w:tcPr>
+            <w:tcW w:type="dxa" w:w="2340"/>
+            <w:tcMar>
+              <w:top w:w="70" w:type="dxa"/>
+              <w:bottom w:w="70" w:type="dxa"/>
+              <w:left w:w="120" w:type="dxa"/>
+              <w:right w:w="120" w:type="dxa"/>
+            </w:tcMar>
+          </w:tcPr>
+          <w:p>
+            <w:pPr>
+              <w:spacing w:before="30" w:after="30" w:line="269" w:lineRule="auto"/>
+              <w:jc w:val="left"/>
+            </w:pPr>
+            <w:r>
+              <w:rPr>
+                <w:rFonts w:ascii="Times New Roman" w:hAnsi="Times New Roman"/>
+                <w:b w:val="0"/>
+                <w:i w:val="0"/>
+                <w:color w:val="000000"/>
+                <w:sz w:val="18"/>
+              </w:rPr>
+              <w:t>Text-to-Speech</w:t>
+            </w:r>
+          </w:p>
+        </w:tc>
+      </w:tr>
+      <w:tr>
+        <w:tc>
+          <w:tcPr>
+            <w:tcW w:type="dxa" w:w="2340"/>
+            <w:tcMar>
+              <w:top w:w="70" w:type="dxa"/>
+              <w:bottom w:w="70" w:type="dxa"/>
+              <w:left w:w="120" w:type="dxa"/>
+              <w:right w:w="120" w:type="dxa"/>
+            </w:tcMar>
+          </w:tcPr>
+          <w:p>
+            <w:pPr>
+              <w:spacing w:before="30" w:after="30" w:line="269" w:lineRule="auto"/>
+              <w:jc w:val="left"/>
+            </w:pPr>
+            <w:r>
+              <w:rPr>
+                <w:rFonts w:ascii="Times New Roman" w:hAnsi="Times New Roman"/>
+                <w:b/>
+                <w:i w:val="0"/>
+                <w:color w:val="000000"/>
+                <w:sz w:val="18"/>
+              </w:rPr>
+              <w:t>FPS</w:t>
+            </w:r>
+          </w:p>
+        </w:tc>
+        <w:tc>
+          <w:tcPr>
+            <w:tcW w:type="dxa" w:w="2340"/>
+            <w:tcMar>
+              <w:top w:w="70" w:type="dxa"/>
+              <w:bottom w:w="70" w:type="dxa"/>
+              <w:left w:w="120" w:type="dxa"/>
+              <w:right w:w="120" w:type="dxa"/>
+            </w:tcMar>
+          </w:tcPr>
+          <w:p>
+            <w:pPr>
+              <w:spacing w:before="30" w:after="30" w:line="269" w:lineRule="auto"/>
+              <w:jc w:val="left"/>
+            </w:pPr>
+            <w:r>
+              <w:rPr>
+                <w:rFonts w:ascii="Times New Roman" w:hAnsi="Times New Roman"/>
+                <w:b w:val="0"/>
+                <w:i w:val="0"/>
+                <w:color w:val="000000"/>
+                <w:sz w:val="18"/>
+              </w:rPr>
+              <w:t>Frames Per Second</w:t>
+            </w:r>
+          </w:p>
+        </w:tc>
+        <w:tc>
+          <w:tcPr>
+            <w:tcW w:type="dxa" w:w="2340"/>
+            <w:tcMar>
+              <w:top w:w="70" w:type="dxa"/>
+              <w:bottom w:w="70" w:type="dxa"/>
+              <w:left w:w="120" w:type="dxa"/>
+              <w:right w:w="120" w:type="dxa"/>
+            </w:tcMar>
+          </w:tcPr>
+          <w:p>
+            <w:pPr>
+              <w:spacing w:before="30" w:after="30" w:line="269" w:lineRule="auto"/>
+              <w:jc w:val="left"/>
+            </w:pPr>
+            <w:r>
+              <w:rPr>
+                <w:rFonts w:ascii="Times New Roman" w:hAnsi="Times New Roman"/>
+                <w:b w:val="0"/>
+                <w:i w:val="0"/>
+                <w:color w:val="000000"/>
+                <w:sz w:val="18"/>
+              </w:rPr>
+              <w:t>UI / UX</w:t>
+            </w:r>
+          </w:p>
+        </w:tc>
+        <w:tc>
+          <w:tcPr>
+            <w:tcW w:type="dxa" w:w="2340"/>
+            <w:tcMar>
+              <w:top w:w="70" w:type="dxa"/>
+              <w:bottom w:w="70" w:type="dxa"/>
+              <w:left w:w="120" w:type="dxa"/>
+              <w:right w:w="120" w:type="dxa"/>
+            </w:tcMar>
+          </w:tcPr>
+          <w:p>
+            <w:pPr>
+              <w:spacing w:before="30" w:after="30" w:line="269" w:lineRule="auto"/>
+              <w:jc w:val="left"/>
+            </w:pPr>
+            <w:r>
+              <w:rPr>
+                <w:rFonts w:ascii="Times New Roman" w:hAnsi="Times New Roman"/>
+                <w:b w:val="0"/>
+                <w:i w:val="0"/>
+                <w:color w:val="000000"/>
+                <w:sz w:val="18"/>
+              </w:rPr>
+              <w:t>User Interface / User Experience</w:t>
+            </w:r>
+          </w:p>
+        </w:tc>
+      </w:tr>
+      <w:tr>
+        <w:tc>
+          <w:tcPr>
+            <w:tcW w:type="dxa" w:w="2340"/>
+            <w:tcMar>
+              <w:top w:w="70" w:type="dxa"/>
+              <w:bottom w:w="70" w:type="dxa"/>
+              <w:left w:w="120" w:type="dxa"/>
+              <w:right w:w="120" w:type="dxa"/>
+            </w:tcMar>
+          </w:tcPr>
+          <w:p>
+            <w:pPr>
+              <w:spacing w:before="30" w:after="30" w:line="269" w:lineRule="auto"/>
+              <w:jc w:val="left"/>
+            </w:pPr>
+            <w:r>
+              <w:rPr>
+                <w:rFonts w:ascii="Times New Roman" w:hAnsi="Times New Roman"/>
+                <w:b/>
+                <w:i w:val="0"/>
+                <w:color w:val="000000"/>
+                <w:sz w:val="18"/>
+              </w:rPr>
+              <w:t>GPU</w:t>
+            </w:r>
+          </w:p>
+        </w:tc>
+        <w:tc>
+          <w:tcPr>
+            <w:tcW w:type="dxa" w:w="2340"/>
+            <w:tcMar>
+              <w:top w:w="70" w:type="dxa"/>
+              <w:bottom w:w="70" w:type="dxa"/>
+              <w:left w:w="120" w:type="dxa"/>
+              <w:right w:w="120" w:type="dxa"/>
+            </w:tcMar>
+          </w:tcPr>
+          <w:p>
+            <w:pPr>
+              <w:spacing w:before="30" w:after="30" w:line="269" w:lineRule="auto"/>
+              <w:jc w:val="left"/>
+            </w:pPr>
+            <w:r>
+              <w:rPr>
+                <w:rFonts w:ascii="Times New Roman" w:hAnsi="Times New Roman"/>
+                <w:b w:val="0"/>
+                <w:i w:val="0"/>
+                <w:color w:val="000000"/>
+                <w:sz w:val="18"/>
+              </w:rPr>
+              <w:t>Graphics Processing Unit</w:t>
+            </w:r>
+          </w:p>
+        </w:tc>
+        <w:tc>
+          <w:tcPr>
+            <w:tcW w:type="dxa" w:w="2340"/>
+            <w:tcMar>
+              <w:top w:w="70" w:type="dxa"/>
+              <w:bottom w:w="70" w:type="dxa"/>
+              <w:left w:w="120" w:type="dxa"/>
+              <w:right w:w="120" w:type="dxa"/>
+            </w:tcMar>
+          </w:tcPr>
+          <w:p>
+            <w:pPr>
+              <w:spacing w:before="30" w:after="30" w:line="269" w:lineRule="auto"/>
+              <w:jc w:val="left"/>
+            </w:pPr>
+            <w:r>
+              <w:rPr>
+                <w:rFonts w:ascii="Times New Roman" w:hAnsi="Times New Roman"/>
+                <w:b w:val="0"/>
+                <w:i w:val="0"/>
+                <w:color w:val="000000"/>
+                <w:sz w:val="18"/>
+              </w:rPr>
+              <w:t>VCF</w:t>
+            </w:r>
+          </w:p>
+        </w:tc>
+        <w:tc>
+          <w:tcPr>
+            <w:tcW w:type="dxa" w:w="2340"/>
+            <w:tcMar>
+              <w:top w:w="70" w:type="dxa"/>
+              <w:bottom w:w="70" w:type="dxa"/>
+              <w:left w:w="120" w:type="dxa"/>
+              <w:right w:w="120" w:type="dxa"/>
+            </w:tcMar>
+          </w:tcPr>
+          <w:p>
+            <w:pPr>
+              <w:spacing w:before="30" w:after="30" w:line="269" w:lineRule="auto"/>
+              <w:jc w:val="left"/>
+            </w:pPr>
+            <w:r>
+              <w:rPr>
+                <w:rFonts w:ascii="Times New Roman" w:hAnsi="Times New Roman"/>
+                <w:b w:val="0"/>
+                <w:i w:val="0"/>
+                <w:color w:val="000000"/>
+                <w:sz w:val="18"/>
+              </w:rPr>
+              <w:t>Vercel Cloud Functions</w:t>
+            </w:r>
+          </w:p>
+        </w:tc>
+      </w:tr>
+      <w:tr>
+        <w:tc>
+          <w:tcPr>
+            <w:tcW w:type="dxa" w:w="2340"/>
+            <w:tcMar>
+              <w:top w:w="70" w:type="dxa"/>
+              <w:bottom w:w="70" w:type="dxa"/>
+              <w:left w:w="120" w:type="dxa"/>
+              <w:right w:w="120" w:type="dxa"/>
+            </w:tcMar>
+          </w:tcPr>
+          <w:p>
+            <w:pPr>
+              <w:spacing w:before="30" w:after="30" w:line="269" w:lineRule="auto"/>
+              <w:jc w:val="left"/>
+            </w:pPr>
+            <w:r>
+              <w:rPr>
+                <w:rFonts w:ascii="Times New Roman" w:hAnsi="Times New Roman"/>
+                <w:b/>
+                <w:i w:val="0"/>
+                <w:color w:val="000000"/>
+                <w:sz w:val="18"/>
+              </w:rPr>
+              <w:t>HOD</w:t>
+            </w:r>
+          </w:p>
+        </w:tc>
+        <w:tc>
+          <w:tcPr>
+            <w:tcW w:type="dxa" w:w="2340"/>
+            <w:tcMar>
+              <w:top w:w="70" w:type="dxa"/>
+              <w:bottom w:w="70" w:type="dxa"/>
+              <w:left w:w="120" w:type="dxa"/>
+              <w:right w:w="120" w:type="dxa"/>
+            </w:tcMar>
+          </w:tcPr>
+          <w:p>
+            <w:pPr>
+              <w:spacing w:before="30" w:after="30" w:line="269" w:lineRule="auto"/>
+              <w:jc w:val="left"/>
+            </w:pPr>
+            <w:r>
+              <w:rPr>
+                <w:rFonts w:ascii="Times New Roman" w:hAnsi="Times New Roman"/>
+                <w:b w:val="0"/>
+                <w:i w:val="0"/>
+                <w:color w:val="000000"/>
+                <w:sz w:val="18"/>
+              </w:rPr>
+              <w:t>Head of the Department</w:t>
+            </w:r>
+          </w:p>
+        </w:tc>
+        <w:tc>
+          <w:tcPr>
+            <w:tcW w:type="dxa" w:w="2340"/>
+            <w:tcMar>
+              <w:top w:w="70" w:type="dxa"/>
+              <w:bottom w:w="70" w:type="dxa"/>
+              <w:left w:w="120" w:type="dxa"/>
+              <w:right w:w="120" w:type="dxa"/>
+            </w:tcMar>
+          </w:tcPr>
+          <w:p>
+            <w:pPr>
+              <w:spacing w:before="30" w:after="30" w:line="269" w:lineRule="auto"/>
+              <w:jc w:val="left"/>
+            </w:pPr>
+            <w:r>
+              <w:rPr>
+                <w:rFonts w:ascii="Times New Roman" w:hAnsi="Times New Roman"/>
+                <w:b w:val="0"/>
+                <w:i w:val="0"/>
+                <w:color w:val="000000"/>
+                <w:sz w:val="18"/>
+              </w:rPr>
+              <w:t>VGG</w:t>
+            </w:r>
+          </w:p>
+        </w:tc>
+        <w:tc>
+          <w:tcPr>
+            <w:tcW w:type="dxa" w:w="2340"/>
+            <w:tcMar>
+              <w:top w:w="70" w:type="dxa"/>
+              <w:bottom w:w="70" w:type="dxa"/>
+              <w:left w:w="120" w:type="dxa"/>
+              <w:right w:w="120" w:type="dxa"/>
+            </w:tcMar>
+          </w:tcPr>
+          <w:p>
+            <w:pPr>
+              <w:spacing w:before="30" w:after="30" w:line="269" w:lineRule="auto"/>
+              <w:jc w:val="left"/>
+            </w:pPr>
+            <w:r>
+              <w:rPr>
+                <w:rFonts w:ascii="Times New Roman" w:hAnsi="Times New Roman"/>
+                <w:b w:val="0"/>
+                <w:i w:val="0"/>
+                <w:color w:val="000000"/>
+                <w:sz w:val="18"/>
+              </w:rPr>
+              <w:t>Visual Geometry Group</w:t>
+            </w:r>
+          </w:p>
+        </w:tc>
+      </w:tr>
+      <w:tr>
+        <w:tc>
+          <w:tcPr>
+            <w:tcW w:type="dxa" w:w="2340"/>
+            <w:tcMar>
+              <w:top w:w="70" w:type="dxa"/>
+              <w:bottom w:w="70" w:type="dxa"/>
+              <w:left w:w="120" w:type="dxa"/>
+              <w:right w:w="120" w:type="dxa"/>
+            </w:tcMar>
+          </w:tcPr>
+          <w:p>
+            <w:pPr>
+              <w:spacing w:before="30" w:after="30" w:line="269" w:lineRule="auto"/>
+              <w:jc w:val="left"/>
+            </w:pPr>
+            <w:r>
+              <w:rPr>
+                <w:rFonts w:ascii="Times New Roman" w:hAnsi="Times New Roman"/>
+                <w:b/>
+                <w:i w:val="0"/>
+                <w:color w:val="000000"/>
+                <w:sz w:val="18"/>
+              </w:rPr>
+              <w:t>JSON</w:t>
+            </w:r>
+          </w:p>
+        </w:tc>
+        <w:tc>
+          <w:tcPr>
+            <w:tcW w:type="dxa" w:w="2340"/>
+            <w:tcMar>
+              <w:top w:w="70" w:type="dxa"/>
+              <w:bottom w:w="70" w:type="dxa"/>
+              <w:left w:w="120" w:type="dxa"/>
+              <w:right w:w="120" w:type="dxa"/>
+            </w:tcMar>
+          </w:tcPr>
+          <w:p>
+            <w:pPr>
+              <w:spacing w:before="30" w:after="30" w:line="269" w:lineRule="auto"/>
+              <w:jc w:val="left"/>
+            </w:pPr>
+            <w:r>
+              <w:rPr>
+                <w:rFonts w:ascii="Times New Roman" w:hAnsi="Times New Roman"/>
+                <w:b w:val="0"/>
+                <w:i w:val="0"/>
+                <w:color w:val="000000"/>
+                <w:sz w:val="18"/>
+              </w:rPr>
+              <w:t>JavaScript Object Notation</w:t>
+            </w:r>
+          </w:p>
+        </w:tc>
+        <w:tc>
+          <w:tcPr>
+            <w:tcW w:type="dxa" w:w="2340"/>
+            <w:tcMar>
+              <w:top w:w="70" w:type="dxa"/>
+              <w:bottom w:w="70" w:type="dxa"/>
+              <w:left w:w="120" w:type="dxa"/>
+              <w:right w:w="120" w:type="dxa"/>
+            </w:tcMar>
+          </w:tcPr>
+          <w:p>
+            <w:pPr>
+              <w:spacing w:before="30" w:after="30" w:line="269" w:lineRule="auto"/>
+              <w:jc w:val="left"/>
+            </w:pPr>
+            <w:r>
+              <w:rPr>
+                <w:rFonts w:ascii="Times New Roman" w:hAnsi="Times New Roman"/>
+                <w:b w:val="0"/>
+                <w:i w:val="0"/>
+                <w:color w:val="000000"/>
+                <w:sz w:val="18"/>
+              </w:rPr>
+              <w:t>W3C</w:t>
+            </w:r>
+          </w:p>
+        </w:tc>
+        <w:tc>
+          <w:tcPr>
+            <w:tcW w:type="dxa" w:w="2340"/>
+            <w:tcMar>
+              <w:top w:w="70" w:type="dxa"/>
+              <w:bottom w:w="70" w:type="dxa"/>
+              <w:left w:w="120" w:type="dxa"/>
+              <w:right w:w="120" w:type="dxa"/>
+            </w:tcMar>
+          </w:tcPr>
+          <w:p>
+            <w:pPr>
+              <w:spacing w:before="30" w:after="30" w:line="269" w:lineRule="auto"/>
+              <w:jc w:val="left"/>
+            </w:pPr>
+            <w:r>
+              <w:rPr>
+                <w:rFonts w:ascii="Times New Roman" w:hAnsi="Times New Roman"/>
+                <w:b w:val="0"/>
+                <w:i w:val="0"/>
+                <w:color w:val="000000"/>
+                <w:sz w:val="18"/>
+              </w:rPr>
+              <w:t>World Wide Web Consortium</w:t>
+            </w:r>
+          </w:p>
+        </w:tc>
+      </w:tr>
+      <w:tr>
+        <w:tc>
+          <w:tcPr>
+            <w:tcW w:type="dxa" w:w="2340"/>
+            <w:tcMar>
+              <w:top w:w="70" w:type="dxa"/>
+              <w:bottom w:w="70" w:type="dxa"/>
+              <w:left w:w="120" w:type="dxa"/>
+              <w:right w:w="120" w:type="dxa"/>
+            </w:tcMar>
+          </w:tcPr>
+          <w:p>
+            <w:pPr>
+              <w:spacing w:before="30" w:after="30" w:line="269" w:lineRule="auto"/>
+              <w:jc w:val="left"/>
+            </w:pPr>
+            <w:r>
+              <w:rPr>
+                <w:rFonts w:ascii="Times New Roman" w:hAnsi="Times New Roman"/>
+                <w:b/>
+                <w:i w:val="0"/>
+                <w:color w:val="000000"/>
+                <w:sz w:val="18"/>
+              </w:rPr>
+              <w:t>MPEC</w:t>
+            </w:r>
+          </w:p>
+        </w:tc>
+        <w:tc>
+          <w:tcPr>
+            <w:tcW w:type="dxa" w:w="2340"/>
+            <w:tcMar>
+              <w:top w:w="70" w:type="dxa"/>
+              <w:bottom w:w="70" w:type="dxa"/>
+              <w:left w:w="120" w:type="dxa"/>
+              <w:right w:w="120" w:type="dxa"/>
+            </w:tcMar>
+          </w:tcPr>
+          <w:p>
+            <w:pPr>
+              <w:spacing w:before="30" w:after="30" w:line="269" w:lineRule="auto"/>
+              <w:jc w:val="left"/>
+            </w:pPr>
+            <w:r>
+              <w:rPr>
+                <w:rFonts w:ascii="Times New Roman" w:hAnsi="Times New Roman"/>
+                <w:b w:val="0"/>
+                <w:i w:val="0"/>
+                <w:color w:val="000000"/>
+                <w:sz w:val="18"/>
+              </w:rPr>
+              <w:t>Maharana Pratap Engineering College</w:t>
+            </w:r>
+          </w:p>
+        </w:tc>
+        <w:tc>
+          <w:tcPr>
+            <w:tcW w:type="dxa" w:w="2340"/>
+            <w:tcMar>
+              <w:top w:w="70" w:type="dxa"/>
+              <w:bottom w:w="70" w:type="dxa"/>
+              <w:left w:w="120" w:type="dxa"/>
+              <w:right w:w="120" w:type="dxa"/>
+            </w:tcMar>
+          </w:tcPr>
+          <w:p>
+            <w:pPr>
+              <w:spacing w:before="30" w:after="30" w:line="269" w:lineRule="auto"/>
+              <w:jc w:val="left"/>
+            </w:pPr>
+            <w:r>
+              <w:rPr>
+                <w:rFonts w:ascii="Times New Roman" w:hAnsi="Times New Roman"/>
+                <w:b w:val="0"/>
+                <w:i w:val="0"/>
+                <w:color w:val="000000"/>
+                <w:sz w:val="18"/>
+              </w:rPr>
+              <w:t>WebRTC</w:t>
+            </w:r>
+          </w:p>
+        </w:tc>
+        <w:tc>
+          <w:tcPr>
+            <w:tcW w:type="dxa" w:w="2340"/>
+            <w:tcMar>
+              <w:top w:w="70" w:type="dxa"/>
+              <w:bottom w:w="70" w:type="dxa"/>
+              <w:left w:w="120" w:type="dxa"/>
+              <w:right w:w="120" w:type="dxa"/>
+            </w:tcMar>
+          </w:tcPr>
+          <w:p>
+            <w:pPr>
+              <w:spacing w:before="30" w:after="30" w:line="269" w:lineRule="auto"/>
+              <w:jc w:val="left"/>
+            </w:pPr>
+            <w:r>
+              <w:rPr>
+                <w:rFonts w:ascii="Times New Roman" w:hAnsi="Times New Roman"/>
+                <w:b w:val="0"/>
+                <w:i w:val="0"/>
+                <w:color w:val="000000"/>
+                <w:sz w:val="18"/>
+              </w:rPr>
+              <w:t>Web Real-Time Communication</w:t>
+            </w:r>
+          </w:p>
+        </w:tc>
+      </w:tr>
+      <w:tr>
+        <w:tc>
+          <w:tcPr>
+            <w:tcW w:type="dxa" w:w="2340"/>
+            <w:tcMar>
+              <w:top w:w="70" w:type="dxa"/>
+              <w:bottom w:w="70" w:type="dxa"/>
+              <w:left w:w="120" w:type="dxa"/>
+              <w:right w:w="120" w:type="dxa"/>
+            </w:tcMar>
+          </w:tcPr>
+          <w:p>
+            <w:pPr>
+              <w:spacing w:before="30" w:after="30" w:line="269" w:lineRule="auto"/>
+              <w:jc w:val="left"/>
+            </w:pPr>
+            <w:r>
+              <w:rPr>
+                <w:rFonts w:ascii="Times New Roman" w:hAnsi="Times New Roman"/>
+                <w:b/>
+                <w:i w:val="0"/>
+                <w:color w:val="000000"/>
+                <w:sz w:val="18"/>
+              </w:rPr>
+              <w:t>REST</w:t>
+            </w:r>
+          </w:p>
+        </w:tc>
+        <w:tc>
+          <w:tcPr>
+            <w:tcW w:type="dxa" w:w="2340"/>
+            <w:tcMar>
+              <w:top w:w="70" w:type="dxa"/>
+              <w:bottom w:w="70" w:type="dxa"/>
+              <w:left w:w="120" w:type="dxa"/>
+              <w:right w:w="120" w:type="dxa"/>
+            </w:tcMar>
+          </w:tcPr>
+          <w:p>
+            <w:pPr>
+              <w:spacing w:before="30" w:after="30" w:line="269" w:lineRule="auto"/>
+              <w:jc w:val="left"/>
+            </w:pPr>
+            <w:r>
+              <w:rPr>
+                <w:rFonts w:ascii="Times New Roman" w:hAnsi="Times New Roman"/>
+                <w:b w:val="0"/>
+                <w:i w:val="0"/>
+                <w:color w:val="000000"/>
+                <w:sz w:val="18"/>
+              </w:rPr>
+              <w:t>Representational State Transfer</w:t>
+            </w:r>
+          </w:p>
+        </w:tc>
+        <w:tc>
+          <w:tcPr>
+            <w:tcW w:type="dxa" w:w="2340"/>
+            <w:tcMar>
+              <w:top w:w="70" w:type="dxa"/>
+              <w:bottom w:w="70" w:type="dxa"/>
+              <w:left w:w="120" w:type="dxa"/>
+              <w:right w:w="120" w:type="dxa"/>
+            </w:tcMar>
+          </w:tcPr>
+          <w:p>
+            <w:pPr>
+              <w:spacing w:before="30" w:after="30" w:line="269" w:lineRule="auto"/>
+              <w:jc w:val="left"/>
+            </w:pPr>
+            <w:r>
+              <w:rPr>
+                <w:rFonts w:ascii="Times New Roman" w:hAnsi="Times New Roman"/>
+                <w:b w:val="0"/>
+                <w:i w:val="0"/>
+                <w:color w:val="000000"/>
+                <w:sz w:val="18"/>
+              </w:rPr>
+              <w:t>WSGI</w:t>
+            </w:r>
+          </w:p>
+        </w:tc>
+        <w:tc>
+          <w:tcPr>
+            <w:tcW w:type="dxa" w:w="2340"/>
+            <w:tcMar>
+              <w:top w:w="70" w:type="dxa"/>
+              <w:bottom w:w="70" w:type="dxa"/>
+              <w:left w:w="120" w:type="dxa"/>
+              <w:right w:w="120" w:type="dxa"/>
+            </w:tcMar>
+          </w:tcPr>
+          <w:p>
+            <w:pPr>
+              <w:spacing w:before="30" w:after="30" w:line="269" w:lineRule="auto"/>
+              <w:jc w:val="left"/>
+            </w:pPr>
+            <w:r>
+              <w:rPr>
+                <w:rFonts w:ascii="Times New Roman" w:hAnsi="Times New Roman"/>
+                <w:b w:val="0"/>
+                <w:i w:val="0"/>
+                <w:color w:val="000000"/>
+                <w:sz w:val="18"/>
+              </w:rPr>
+              <w:t>Web Server Gateway Interface</w:t>
+            </w:r>
+          </w:p>
+        </w:tc>
+      </w:tr>
+    </w:tbl>
+    <w:p>
+      <w:pPr>
+        <w:spacing w:before="0" w:after="280" w:line="276" w:lineRule="auto"/>
+        <w:jc w:val="left"/>
+      </w:pPr>
+    </w:p>
+    <w:p>
+      <w:r>
+        <w:br w:type="page"/>
+      </w:r>
+    </w:p>
+    <w:p>
+      <w:pPr>
+        <w:spacing w:before="200" w:after="280" w:line="276" w:lineRule="auto"/>
+        <w:jc w:val="center"/>
+      </w:pPr>
+      <w:r>
+        <w:rPr>
+          <w:rFonts w:ascii="Times New Roman" w:hAnsi="Times New Roman"/>
+          <w:b/>
+          <w:i w:val="0"/>
+          <w:color w:val="000000"/>
+          <w:sz w:val="28"/>
+        </w:rPr>
+        <w:t>ABSTRACT</w:t>
+      </w:r>
+    </w:p>
+    <w:p>
+      <w:pPr>
+        <w:spacing w:before="0" w:after="160" w:line="288" w:lineRule="auto"/>
+        <w:jc w:val="both"/>
+      </w:pPr>
+      <w:r>
+        <w:rPr>
+          <w:rFonts w:ascii="Times New Roman" w:hAnsi="Times New Roman"/>
+          <w:b w:val="0"/>
+          <w:i w:val="0"/>
+          <w:color w:val="000000"/>
+          <w:sz w:val="22"/>
+        </w:rPr>
+        <w:t>Individuals who are deaf or hard-of-hearing encounter pervasive communication barriers in social, commercial, healthcare, and educational environments due to low rates of sign language comprehension among the hearing majority. Certified human sign language interpreters are resource-constrained and costly, making continuous translation impractical for spontaneous everyday encounters. Existing automated systems frequently rely on specialized sensory hardware or heavyweight server-side deep learning pipelines that incur latency and cloud hosting costs.</w:t>
+      </w:r>
+    </w:p>
+    <w:p>
+      <w:pPr>
+        <w:spacing w:before="0" w:after="160" w:line="288" w:lineRule="auto"/>
+        <w:jc w:val="both"/>
+      </w:pPr>
+      <w:r>
+        <w:rPr>
+          <w:rFonts w:ascii="Times New Roman" w:hAnsi="Times New Roman"/>
+          <w:b w:val="0"/>
+          <w:i w:val="0"/>
+          <w:color w:val="000000"/>
+          <w:sz w:val="22"/>
+        </w:rPr>
+        <w:t>This project presents EchoSign, an integrated, end-to-end web-based assistive communication platform engineered for real-time American Sign Language (ASL) fingerspelling recognition, interactive learning, and verbal speech synthesis. The system classifies hand gestures across 29 discrete categories—including all 26 standard alphabet postures (A through Z) and 3 control gestures (space, delete, and neutral resting state).</w:t>
+      </w:r>
+    </w:p>
+    <w:p>
+      <w:pPr>
+        <w:spacing w:before="0" w:after="160" w:line="288" w:lineRule="auto"/>
+        <w:jc w:val="both"/>
+      </w:pPr>
+      <w:r>
+        <w:rPr>
+          <w:rFonts w:ascii="Times New Roman" w:hAnsi="Times New Roman"/>
+          <w:b w:val="0"/>
+          <w:i w:val="0"/>
+          <w:color w:val="000000"/>
+          <w:sz w:val="22"/>
+        </w:rPr>
+        <w:t>The machine learning core utilizes a deep Convolutional Neural Network trained on a curated corpus of 20,300 color images (700 images per class) derived from the benchmark ASL Alphabet dataset. To eliminate the domain gap between model training and browser deployment, the system enforces mathematical preprocessing parity: webcam video streams and training loaders apply an identical center-square aspect-ratio crop and Pillow-based bilinear interpolation down to a uniform 64×64 pixel grid.</w:t>
+      </w:r>
+    </w:p>
+    <w:p>
+      <w:pPr>
+        <w:spacing w:before="0" w:after="240" w:line="288" w:lineRule="auto"/>
+        <w:jc w:val="both"/>
+      </w:pPr>
+      <w:r>
+        <w:rPr>
+          <w:rFonts w:ascii="Times New Roman" w:hAnsi="Times New Roman"/>
+          <w:b w:val="0"/>
+          <w:i w:val="0"/>
+          <w:color w:val="000000"/>
+          <w:sz w:val="22"/>
+        </w:rPr>
+        <w:t>Float16 quantization reduces model parameters to a 4.29 MB TensorFlow Lite artifact, enabling fast cold starts and real-time CPU inference on serverless infrastructure. Comprehensive evaluation over a held-out test set of 2,030 unseen images demonstrates 96.75% classification accuracy with a median execution latency of 16.10 ms on standard CPUs (24.70 ms p95). The client application pairs an in-browser Region-of-Interest (ROI) canvas guide with temporal debounce filtering and native Web Speech API audio synthesis.</w:t>
+      </w:r>
+    </w:p>
+    <w:p>
+      <w:pPr>
         <w:spacing w:before="0" w:after="0" w:line="276" w:lineRule="auto"/>
         <w:jc w:val="left"/>
       </w:pPr>
@@ -3004,7 +4436,7 @@
     </w:p>
     <w:p>
       <w:pPr>
-        <w:spacing w:before="200" w:after="40" w:line="276" w:lineRule="auto"/>
+        <w:spacing w:before="120" w:after="40" w:line="276" w:lineRule="auto"/>
         <w:jc w:val="center"/>
       </w:pPr>
       <w:r>
@@ -3020,7 +4452,7 @@
     </w:p>
     <w:p>
       <w:pPr>
-        <w:spacing w:before="0" w:after="280" w:line="276" w:lineRule="auto"/>
+        <w:spacing w:before="0" w:after="240" w:line="276" w:lineRule="auto"/>
         <w:jc w:val="center"/>
       </w:pPr>
       <w:r>
@@ -3036,7 +4468,7 @@
     </w:p>
     <w:p>
       <w:pPr>
-        <w:spacing w:before="120" w:after="80" w:line="276" w:lineRule="auto"/>
+        <w:spacing w:before="120" w:after="60" w:line="276" w:lineRule="auto"/>
         <w:jc w:val="left"/>
       </w:pPr>
       <w:r>
@@ -3052,7 +4484,7 @@
     </w:p>
     <w:p>
       <w:pPr>
-        <w:spacing w:before="0" w:after="160" w:line="288" w:lineRule="auto"/>
+        <w:spacing w:before="0" w:after="100" w:line="276" w:lineRule="auto"/>
         <w:jc w:val="both"/>
       </w:pPr>
       <w:r>
@@ -3068,7 +4500,7 @@
     </w:p>
     <w:p>
       <w:pPr>
-        <w:spacing w:before="120" w:after="80" w:line="276" w:lineRule="auto"/>
+        <w:spacing w:before="120" w:after="60" w:line="276" w:lineRule="auto"/>
         <w:jc w:val="left"/>
       </w:pPr>
       <w:r>
@@ -3084,7 +4516,7 @@
     </w:p>
     <w:p>
       <w:pPr>
-        <w:spacing w:before="0" w:after="160" w:line="288" w:lineRule="auto"/>
+        <w:spacing w:before="0" w:after="100" w:line="276" w:lineRule="auto"/>
         <w:jc w:val="both"/>
       </w:pPr>
       <w:r>
@@ -3100,7 +4532,7 @@
     </w:p>
     <w:p>
       <w:pPr>
-        <w:spacing w:before="120" w:after="80" w:line="276" w:lineRule="auto"/>
+        <w:spacing w:before="120" w:after="60" w:line="276" w:lineRule="auto"/>
         <w:jc w:val="left"/>
       </w:pPr>
       <w:r>
@@ -3116,7 +4548,7 @@
     </w:p>
     <w:p>
       <w:pPr>
-        <w:spacing w:before="0" w:after="160" w:line="288" w:lineRule="auto"/>
+        <w:spacing w:before="0" w:after="100" w:line="276" w:lineRule="auto"/>
         <w:jc w:val="both"/>
       </w:pPr>
       <w:r>
@@ -3132,7 +4564,7 @@
     </w:p>
     <w:p>
       <w:pPr>
-        <w:spacing w:before="120" w:after="80" w:line="276" w:lineRule="auto"/>
+        <w:spacing w:before="120" w:after="60" w:line="276" w:lineRule="auto"/>
         <w:jc w:val="left"/>
       </w:pPr>
       <w:r>
@@ -3148,36 +4580,36 @@
     </w:p>
     <w:p>
       <w:pPr>
-        <w:spacing w:before="0" w:after="160" w:line="288" w:lineRule="auto"/>
+        <w:spacing w:before="40" w:after="80" w:line="276" w:lineRule="auto"/>
+        <w:ind w:left="432" w:hanging="432"/>
         <w:jc w:val="both"/>
       </w:pPr>
       <w:r>
         <w:rPr>
           <w:rFonts w:ascii="Times New Roman" w:hAnsi="Times New Roman"/>
+          <w:b/>
+          <w:i w:val="0"/>
+          <w:color w:val="000000"/>
+          <w:sz w:val="22"/>
+        </w:rPr>
+        <w:t xml:space="preserve">1.  </w:t>
+      </w:r>
+      <w:r>
+        <w:rPr>
+          <w:rFonts w:ascii="Times New Roman" w:hAnsi="Times New Roman"/>
           <w:b w:val="0"/>
           <w:i w:val="0"/>
           <w:color w:val="000000"/>
           <w:sz w:val="22"/>
         </w:rPr>
-        <w:t>1. Build and train a custom Convolutional Neural Network tailored for 29-class ASL alphabet classification, incorporating double-convolution feature extraction, batch normalization, and dropout regularization.</w:t>
-        <w:br/>
-        <w:t>2. Train the model on a balanced corpus of 20,300 color images (700 images per class) to achieve an overall test accuracy exceeding 95% across all 26 alphabet letters and 3 operational control gestures (del, nothing, space).</w:t>
-        <w:br/>
-        <w:t>3. Implement an identical image preprocessing transformation across both training data loading and real-time inference using center-square cropping and Pillow-based bilinear interpolation, eliminating domain shift and aspect-ratio distortion.</w:t>
-        <w:br/>
-        <w:t>4. Quantize model parameters to float16 precision and convert to TensorFlow Lite format, reducing model binary size below 5 MB to ensure fast cold starts and sub-25 ms execution times on standard serverless vCPUs.</w:t>
-        <w:br/>
-        <w:t>5. Develop a responsive, accessible web portal using Flask and Bootstrap 5 supporting image upload, interactive live camera processing with Region-of-Interest (ROI) alignment guides, and video analysis.</w:t>
-        <w:br/>
-        <w:t>6. Implement client-side auditory vocalization using the browser-native Web Speech API without external paid third-party voice APIs.</w:t>
-        <w:br/>
-        <w:t>7. Integrate an interactive ASL Alphabet Reference Guide displaying standardized hand postures and anatomical descriptions to serve as an educational resource for beginners.</w:t>
+        <w:t>Build and train a custom Convolutional Neural Network tailored for 29-class ASL alphabet classification, incorporating double-convolution feature extraction, batch normalization, and dropout regularization.</w:t>
       </w:r>
     </w:p>
     <w:p>
       <w:pPr>
-        <w:spacing w:before="120" w:after="80" w:line="276" w:lineRule="auto"/>
-        <w:jc w:val="left"/>
+        <w:spacing w:before="40" w:after="80" w:line="276" w:lineRule="auto"/>
+        <w:ind w:left="432" w:hanging="432"/>
+        <w:jc w:val="both"/>
       </w:pPr>
       <w:r>
         <w:rPr>
@@ -3185,36 +4617,80 @@
           <w:b/>
           <w:i w:val="0"/>
           <w:color w:val="000000"/>
-          <w:sz w:val="24"/>
-        </w:rPr>
-        <w:t>1.5 Scope and Operational Boundaries</w:t>
+          <w:sz w:val="22"/>
+        </w:rPr>
+        <w:t xml:space="preserve">2.  </w:t>
+      </w:r>
+      <w:r>
+        <w:rPr>
+          <w:rFonts w:ascii="Times New Roman" w:hAnsi="Times New Roman"/>
+          <w:b w:val="0"/>
+          <w:i w:val="0"/>
+          <w:color w:val="000000"/>
+          <w:sz w:val="22"/>
+        </w:rPr>
+        <w:t>Train the model on a balanced corpus of 20,300 color images (700 images per class) to achieve an overall test accuracy exceeding 95% across all 26 alphabet letters and 3 operational control gestures (del, nothing, space).</w:t>
       </w:r>
     </w:p>
     <w:p>
       <w:pPr>
-        <w:spacing w:before="0" w:after="160" w:line="288" w:lineRule="auto"/>
+        <w:spacing w:before="40" w:after="80" w:line="276" w:lineRule="auto"/>
+        <w:ind w:left="432" w:hanging="432"/>
         <w:jc w:val="both"/>
       </w:pPr>
       <w:r>
         <w:rPr>
           <w:rFonts w:ascii="Times New Roman" w:hAnsi="Times New Roman"/>
+          <w:b/>
+          <w:i w:val="0"/>
+          <w:color w:val="000000"/>
+          <w:sz w:val="22"/>
+        </w:rPr>
+        <w:t xml:space="preserve">3.  </w:t>
+      </w:r>
+      <w:r>
+        <w:rPr>
+          <w:rFonts w:ascii="Times New Roman" w:hAnsi="Times New Roman"/>
           <w:b w:val="0"/>
           <w:i w:val="0"/>
           <w:color w:val="000000"/>
           <w:sz w:val="22"/>
         </w:rPr>
-        <w:t>The functional scope of EchoSign focuses on static ASL manual fingerspelling. Dynamic letters (J and Z) are evaluated via representative static pause postures accompanied by an automatic contextual advisory notice on the interface. The system transliterates fingerspelled signs into English letters and words; it does not attempt full semantic parsing of continuous multi-hand grammatical sign sentences. The web platform operates over modern web browsers supporting WebRTC camera permissions and HTML5 canvas manipulation, requiring no native executable downloads or proprietary external hardware.</w:t>
+        <w:t>Implement an identical image preprocessing transformation across both training data loading and real-time inference using center-square cropping and Pillow-based bilinear interpolation, eliminating domain shift and aspect-ratio distortion.</w:t>
       </w:r>
     </w:p>
     <w:p>
-      <w:r>
-        <w:br w:type="page"/>
+      <w:pPr>
+        <w:spacing w:before="40" w:after="80" w:line="276" w:lineRule="auto"/>
+        <w:ind w:left="432" w:hanging="432"/>
+        <w:jc w:val="both"/>
+      </w:pPr>
+      <w:r>
+        <w:rPr>
+          <w:rFonts w:ascii="Times New Roman" w:hAnsi="Times New Roman"/>
+          <w:b/>
+          <w:i w:val="0"/>
+          <w:color w:val="000000"/>
+          <w:sz w:val="22"/>
+        </w:rPr>
+        <w:t xml:space="preserve">4.  </w:t>
+      </w:r>
+      <w:r>
+        <w:rPr>
+          <w:rFonts w:ascii="Times New Roman" w:hAnsi="Times New Roman"/>
+          <w:b w:val="0"/>
+          <w:i w:val="0"/>
+          <w:color w:val="000000"/>
+          <w:sz w:val="22"/>
+        </w:rPr>
+        <w:t>Quantize model parameters to float16 precision and convert to TensorFlow Lite format, reducing model binary size below 5 MB to ensure fast cold starts and sub-25 ms execution times on standard serverless vCPUs.</w:t>
       </w:r>
     </w:p>
     <w:p>
       <w:pPr>
-        <w:spacing w:before="200" w:after="40" w:line="276" w:lineRule="auto"/>
-        <w:jc w:val="center"/>
+        <w:spacing w:before="40" w:after="80" w:line="276" w:lineRule="auto"/>
+        <w:ind w:left="432" w:hanging="432"/>
+        <w:jc w:val="both"/>
       </w:pPr>
       <w:r>
         <w:rPr>
@@ -3222,15 +4698,26 @@
           <w:b/>
           <w:i w:val="0"/>
           <w:color w:val="000000"/>
-          <w:sz w:val="28"/>
-        </w:rPr>
-        <w:t>CHAPTER 2</w:t>
+          <w:sz w:val="22"/>
+        </w:rPr>
+        <w:t xml:space="preserve">5.  </w:t>
+      </w:r>
+      <w:r>
+        <w:rPr>
+          <w:rFonts w:ascii="Times New Roman" w:hAnsi="Times New Roman"/>
+          <w:b w:val="0"/>
+          <w:i w:val="0"/>
+          <w:color w:val="000000"/>
+          <w:sz w:val="22"/>
+        </w:rPr>
+        <w:t>Develop a responsive, accessible web portal using Flask and Bootstrap 5 supporting image upload, interactive live camera processing with Region-of-Interest (ROI) alignment guides, and video analysis.</w:t>
       </w:r>
     </w:p>
     <w:p>
       <w:pPr>
-        <w:spacing w:before="0" w:after="280" w:line="276" w:lineRule="auto"/>
-        <w:jc w:val="center"/>
+        <w:spacing w:before="40" w:after="80" w:line="276" w:lineRule="auto"/>
+        <w:ind w:left="432" w:hanging="432"/>
+        <w:jc w:val="both"/>
       </w:pPr>
       <w:r>
         <w:rPr>
@@ -3238,15 +4725,26 @@
           <w:b/>
           <w:i w:val="0"/>
           <w:color w:val="000000"/>
-          <w:sz w:val="28"/>
-        </w:rPr>
-        <w:t>LITERATURE SURVEY AND RELATED WORK</w:t>
+          <w:sz w:val="22"/>
+        </w:rPr>
+        <w:t xml:space="preserve">6.  </w:t>
+      </w:r>
+      <w:r>
+        <w:rPr>
+          <w:rFonts w:ascii="Times New Roman" w:hAnsi="Times New Roman"/>
+          <w:b w:val="0"/>
+          <w:i w:val="0"/>
+          <w:color w:val="000000"/>
+          <w:sz w:val="22"/>
+        </w:rPr>
+        <w:t>Implement client-side auditory vocalization using the browser-native Web Speech API without external paid third-party voice APIs.</w:t>
       </w:r>
     </w:p>
     <w:p>
       <w:pPr>
-        <w:spacing w:before="120" w:after="80" w:line="276" w:lineRule="auto"/>
-        <w:jc w:val="left"/>
+        <w:spacing w:before="40" w:after="80" w:line="276" w:lineRule="auto"/>
+        <w:ind w:left="432" w:hanging="432"/>
+        <w:jc w:val="both"/>
       </w:pPr>
       <w:r>
         <w:rPr>
@@ -3254,69 +4752,62 @@
           <w:b/>
           <w:i w:val="0"/>
           <w:color w:val="000000"/>
-          <w:sz w:val="24"/>
-        </w:rPr>
-        <w:t>2.1 Evolution of Sign Language Recognition Systems</w:t>
+          <w:sz w:val="22"/>
+        </w:rPr>
+        <w:t xml:space="preserve">7.  </w:t>
+      </w:r>
+      <w:r>
+        <w:rPr>
+          <w:rFonts w:ascii="Times New Roman" w:hAnsi="Times New Roman"/>
+          <w:b w:val="0"/>
+          <w:i w:val="0"/>
+          <w:color w:val="000000"/>
+          <w:sz w:val="22"/>
+        </w:rPr>
+        <w:t>Integrate an interactive ASL Alphabet Reference Guide displaying standardized hand postures and anatomical descriptions to serve as an educational resource for beginners.</w:t>
       </w:r>
     </w:p>
     <w:p>
       <w:pPr>
-        <w:spacing w:before="0" w:after="160" w:line="288" w:lineRule="auto"/>
-        <w:jc w:val="both"/>
-      </w:pPr>
-      <w:r>
-        <w:rPr>
-          <w:rFonts w:ascii="Times New Roman" w:hAnsi="Times New Roman"/>
-          <w:b w:val="0"/>
-          <w:i w:val="0"/>
-          <w:color w:val="000000"/>
-          <w:sz w:val="22"/>
-        </w:rPr>
-        <w:t>Research into automated sign language recognition has progressed through three technological eras: the Sensor and Wearable Era (1990s–2005) characterized by hardware-intensive data gloves; the Classical Computer Vision Era (2005–2014) focused on camera-based capture combined with handcrafted feature engineering and skin-color modeling; and the Deep Learning and Edge AI Era (2015–Present) dominated by end-to-end convolutional neural networks, spatial-temporal graph networks, and lightweight quantized edge models.</w:t>
+        <w:spacing w:before="120" w:after="60" w:line="276" w:lineRule="auto"/>
+        <w:jc w:val="left"/>
+      </w:pPr>
+      <w:r>
+        <w:rPr>
+          <w:rFonts w:ascii="Times New Roman" w:hAnsi="Times New Roman"/>
+          <w:b/>
+          <w:i w:val="0"/>
+          <w:color w:val="000000"/>
+          <w:sz w:val="24"/>
+        </w:rPr>
+        <w:t>1.5 Scope and Operational Boundaries</w:t>
       </w:r>
     </w:p>
     <w:p>
       <w:pPr>
-        <w:spacing w:before="120" w:after="80" w:line="276" w:lineRule="auto"/>
-        <w:jc w:val="left"/>
-      </w:pPr>
-      <w:r>
-        <w:rPr>
-          <w:rFonts w:ascii="Times New Roman" w:hAnsi="Times New Roman"/>
-          <w:b/>
-          <w:i w:val="0"/>
-          <w:color w:val="000000"/>
-          <w:sz w:val="24"/>
-        </w:rPr>
-        <w:t>2.2 Review of Primary Recognition Paradigms</w:t>
+        <w:spacing w:before="0" w:after="100" w:line="276" w:lineRule="auto"/>
+        <w:jc w:val="both"/>
+      </w:pPr>
+      <w:r>
+        <w:rPr>
+          <w:rFonts w:ascii="Times New Roman" w:hAnsi="Times New Roman"/>
+          <w:b w:val="0"/>
+          <w:i w:val="0"/>
+          <w:color w:val="000000"/>
+          <w:sz w:val="22"/>
+        </w:rPr>
+        <w:t>The functional scope of EchoSign focuses on static ASL manual fingerspelling. Dynamic letters (J and Z) are evaluated via representative static pause postures accompanied by an automatic contextual advisory notice on the interface. The system transliterates fingerspelled signs into English letters and words; it does not attempt full semantic parsing of continuous multi-hand grammatical sign sentences. The web platform operates over modern web browsers supporting WebRTC camera permissions and HTML5 canvas manipulation, requiring no native executable downloads or proprietary external hardware.</w:t>
       </w:r>
     </w:p>
     <w:p>
-      <w:pPr>
-        <w:spacing w:before="0" w:after="160" w:line="288" w:lineRule="auto"/>
-        <w:jc w:val="both"/>
-      </w:pPr>
-      <w:r>
-        <w:rPr>
-          <w:rFonts w:ascii="Times New Roman" w:hAnsi="Times New Roman"/>
-          <w:b w:val="0"/>
-          <w:i w:val="0"/>
-          <w:color w:val="000000"/>
-          <w:sz w:val="22"/>
-        </w:rPr>
-        <w:t>1. Wearable Sensor Gloves: Measure digit curvature via flex sensors and wrist tilt via IMUs. Provide clean electrical signals immune to room lighting, but are expensive, physically fragile, cumbersome, and rejected by users for everyday public interactions.</w:t>
-        <w:br/>
-        <w:t>2. Classical Computer Vision (Skin Segmentation &amp; Contours): Isolate hands using YCbCr or HSV thresholding and classify with HOG/SVM. Highly sensitive to illumination shifts, skin tone variations, and background clutter, dropping below 70% accuracy in real-world environments.</w:t>
-        <w:br/>
-        <w:t>3. Deep Convolutional Neural Networks (CNNs): Learn spatial features directly from raw pixels. Resilient to background variations, but standard architectures (VGG-16, ResNet-50) require desktop GPUs and exceed cloud serverless package limits.</w:t>
-        <w:br/>
-        <w:t>4. Coordinate Landmark Regressors (MediaPipe): Extract 21 3D knuckle keypoints. Computationally lightweight, but experience severe tracking failures during self-occluding closed fists ('E', 'M', 'N', 'S', 'T'). Direct CNN feature extraction preserves the global textural and shadow cues necessary to distinguish subtle knuckle positions.</w:t>
+      <w:r>
+        <w:br w:type="page"/>
       </w:r>
     </w:p>
     <w:p>
       <w:pPr>
-        <w:spacing w:before="120" w:after="80" w:line="276" w:lineRule="auto"/>
-        <w:jc w:val="left"/>
+        <w:spacing w:before="120" w:after="40" w:line="276" w:lineRule="auto"/>
+        <w:jc w:val="center"/>
       </w:pPr>
       <w:r>
         <w:rPr>
@@ -3324,52 +4815,63 @@
           <w:b/>
           <w:i w:val="0"/>
           <w:color w:val="000000"/>
-          <w:sz w:val="24"/>
-        </w:rPr>
-        <w:t>2.3 Critical Identification of Research Gaps</w:t>
+          <w:sz w:val="28"/>
+        </w:rPr>
+        <w:t>CHAPTER 2</w:t>
       </w:r>
     </w:p>
     <w:p>
       <w:pPr>
-        <w:spacing w:before="0" w:after="160" w:line="288" w:lineRule="auto"/>
-        <w:jc w:val="both"/>
-      </w:pPr>
-      <w:r>
-        <w:rPr>
-          <w:rFonts w:ascii="Times New Roman" w:hAnsi="Times New Roman"/>
-          <w:b w:val="0"/>
-          <w:i w:val="0"/>
-          <w:color w:val="000000"/>
-          <w:sz w:val="22"/>
-        </w:rPr>
-        <w:t>Our systematic review identified four critical technical gaps: (1) The Preprocessing Inconsistency Gap: disparity between OpenCV training loaders and Pillow production web APIs alters pixel gradients, degrading field accuracy; (2) The Aspect Ratio Distortion Gap: direct scaling of rectangular webcam feeds squashes the hand, warping finger geometry; (3) The Deployment Footprint Gap: deep models exceed 25 MB and require multi-hundred MB runtimes, failing serverless deployment constraints; (4) The Assistive Loop Gap: prototypes lack sentence buffers, backspace deletion, and speech synthesis.</w:t>
+        <w:spacing w:before="0" w:after="240" w:line="276" w:lineRule="auto"/>
+        <w:jc w:val="center"/>
+      </w:pPr>
+      <w:r>
+        <w:rPr>
+          <w:rFonts w:ascii="Times New Roman" w:hAnsi="Times New Roman"/>
+          <w:b/>
+          <w:i w:val="0"/>
+          <w:color w:val="000000"/>
+          <w:sz w:val="28"/>
+        </w:rPr>
+        <w:t>LITERATURE SURVEY AND RELATED WORK</w:t>
       </w:r>
     </w:p>
     <w:p>
-      <w:r>
-        <w:br w:type="page"/>
+      <w:pPr>
+        <w:spacing w:before="120" w:after="60" w:line="276" w:lineRule="auto"/>
+        <w:jc w:val="left"/>
+      </w:pPr>
+      <w:r>
+        <w:rPr>
+          <w:rFonts w:ascii="Times New Roman" w:hAnsi="Times New Roman"/>
+          <w:b/>
+          <w:i w:val="0"/>
+          <w:color w:val="000000"/>
+          <w:sz w:val="24"/>
+        </w:rPr>
+        <w:t>2.1 Evolution of Sign Language Recognition Systems</w:t>
       </w:r>
     </w:p>
     <w:p>
       <w:pPr>
-        <w:spacing w:before="200" w:after="40" w:line="276" w:lineRule="auto"/>
-        <w:jc w:val="center"/>
-      </w:pPr>
-      <w:r>
-        <w:rPr>
-          <w:rFonts w:ascii="Times New Roman" w:hAnsi="Times New Roman"/>
-          <w:b/>
-          <w:i w:val="0"/>
-          <w:color w:val="000000"/>
-          <w:sz w:val="28"/>
-        </w:rPr>
-        <w:t>CHAPTER 3</w:t>
+        <w:spacing w:before="0" w:after="100" w:line="276" w:lineRule="auto"/>
+        <w:jc w:val="both"/>
+      </w:pPr>
+      <w:r>
+        <w:rPr>
+          <w:rFonts w:ascii="Times New Roman" w:hAnsi="Times New Roman"/>
+          <w:b w:val="0"/>
+          <w:i w:val="0"/>
+          <w:color w:val="000000"/>
+          <w:sz w:val="22"/>
+        </w:rPr>
+        <w:t>Research into automated sign language recognition has progressed through three technological eras: the Sensor and Wearable Era (1990s–2005) characterized by hardware-intensive data gloves; the Classical Computer Vision Era (2005–2014) focused on camera-based capture combined with handcrafted feature engineering and skin-color modeling; and the Deep Learning and Edge AI Era (2015–Present) dominated by end-to-end convolutional neural networks, spatial-temporal graph networks, and lightweight quantized edge models.</w:t>
       </w:r>
     </w:p>
     <w:p>
       <w:pPr>
-        <w:spacing w:before="0" w:after="280" w:line="276" w:lineRule="auto"/>
-        <w:jc w:val="center"/>
+        <w:spacing w:before="120" w:after="60" w:line="276" w:lineRule="auto"/>
+        <w:jc w:val="left"/>
       </w:pPr>
       <w:r>
         <w:rPr>
@@ -3377,15 +4879,16 @@
           <w:b/>
           <w:i w:val="0"/>
           <w:color w:val="000000"/>
-          <w:sz w:val="28"/>
-        </w:rPr>
-        <w:t>SYSTEM REQUIREMENTS AND SPECIFICATIONS</w:t>
+          <w:sz w:val="24"/>
+        </w:rPr>
+        <w:t>2.2 Review of Primary Recognition Paradigms</w:t>
       </w:r>
     </w:p>
     <w:p>
       <w:pPr>
-        <w:spacing w:before="120" w:after="80" w:line="276" w:lineRule="auto"/>
-        <w:jc w:val="left"/>
+        <w:spacing w:before="40" w:after="80" w:line="276" w:lineRule="auto"/>
+        <w:ind w:left="432" w:hanging="432"/>
+        <w:jc w:val="both"/>
       </w:pPr>
       <w:r>
         <w:rPr>
@@ -3393,45 +4896,73 @@
           <w:b/>
           <w:i w:val="0"/>
           <w:color w:val="000000"/>
-          <w:sz w:val="24"/>
-        </w:rPr>
-        <w:t>3.1 Functional Requirements</w:t>
+          <w:sz w:val="22"/>
+        </w:rPr>
+        <w:t xml:space="preserve">1.  </w:t>
+      </w:r>
+      <w:r>
+        <w:rPr>
+          <w:rFonts w:ascii="Times New Roman" w:hAnsi="Times New Roman"/>
+          <w:b/>
+          <w:i w:val="0"/>
+          <w:color w:val="000000"/>
+          <w:sz w:val="22"/>
+        </w:rPr>
+        <w:t xml:space="preserve">Wearable Sensor Gloves: </w:t>
+      </w:r>
+      <w:r>
+        <w:rPr>
+          <w:rFonts w:ascii="Times New Roman" w:hAnsi="Times New Roman"/>
+          <w:b w:val="0"/>
+          <w:i w:val="0"/>
+          <w:color w:val="000000"/>
+          <w:sz w:val="22"/>
+        </w:rPr>
+        <w:t>Measure digit curvature via flex sensors and wrist tilt via IMUs. Provide clean electrical signals immune to room lighting, but are expensive, physically fragile, cumbersome, and rejected by users for everyday public interactions.</w:t>
       </w:r>
     </w:p>
     <w:p>
       <w:pPr>
-        <w:spacing w:before="0" w:after="160" w:line="288" w:lineRule="auto"/>
+        <w:spacing w:before="40" w:after="80" w:line="276" w:lineRule="auto"/>
+        <w:ind w:left="432" w:hanging="432"/>
         <w:jc w:val="both"/>
       </w:pPr>
       <w:r>
         <w:rPr>
           <w:rFonts w:ascii="Times New Roman" w:hAnsi="Times New Roman"/>
+          <w:b/>
+          <w:i w:val="0"/>
+          <w:color w:val="000000"/>
+          <w:sz w:val="22"/>
+        </w:rPr>
+        <w:t xml:space="preserve">2.  </w:t>
+      </w:r>
+      <w:r>
+        <w:rPr>
+          <w:rFonts w:ascii="Times New Roman" w:hAnsi="Times New Roman"/>
+          <w:b/>
+          <w:i w:val="0"/>
+          <w:color w:val="000000"/>
+          <w:sz w:val="22"/>
+        </w:rPr>
+        <w:t xml:space="preserve">Classical Computer Vision (Skin Segmentation &amp; Contours): </w:t>
+      </w:r>
+      <w:r>
+        <w:rPr>
+          <w:rFonts w:ascii="Times New Roman" w:hAnsi="Times New Roman"/>
           <w:b w:val="0"/>
           <w:i w:val="0"/>
           <w:color w:val="000000"/>
           <w:sz w:val="22"/>
         </w:rPr>
-        <w:t>• FR-01: Accept static image uploads (JPEG, PNG, WebP) up to 10 MB.</w:t>
-        <w:br/>
-        <w:t>• FR-02: Stream live webcam video via browser WebRTC at 400–600 ms sampling intervals.</w:t>
-        <w:br/>
-        <w:t>• FR-03: Execute automated center-square cropping and bilinear resampling to 64x64 pixels.</w:t>
-        <w:br/>
-        <w:t>• FR-04: Classify gestures across 29 classes with statistical confidence scores.</w:t>
-        <w:br/>
-        <w:t>• FR-05: Render top-1 prediction, confidence score, posture description, and top-5 alternatives.</w:t>
-        <w:br/>
-        <w:t>• FR-06: Maintain an editable text composition buffer with space and backspace handling.</w:t>
-        <w:br/>
-        <w:t>• FR-07: Vocalize composed sentences via the native browser Web Speech API.</w:t>
-        <w:br/>
-        <w:t>• FR-08: Provide an interactive ASL reference modal with visual sign charts.</w:t>
+        <w:t>Isolate hands using YCbCr or HSV thresholding and classify with HOG/SVM. Highly sensitive to illumination shifts, skin tone variations, and background clutter, dropping below 70% accuracy in real-world environments.</w:t>
       </w:r>
     </w:p>
     <w:p>
       <w:pPr>
-        <w:spacing w:before="120" w:after="80" w:line="276" w:lineRule="auto"/>
-        <w:jc w:val="left"/>
+        <w:spacing w:before="40" w:after="80" w:line="276" w:lineRule="auto"/>
+        <w:ind w:left="432" w:hanging="432"/>
+        <w:jc w:val="both"/>
       </w:pPr>
       <w:r>
         <w:rPr>
@@ -3439,76 +4970,109 @@
           <w:b/>
           <w:i w:val="0"/>
           <w:color w:val="000000"/>
-          <w:sz w:val="24"/>
-        </w:rPr>
-        <w:t>3.2 Non-Functional Requirements</w:t>
+          <w:sz w:val="22"/>
+        </w:rPr>
+        <w:t xml:space="preserve">3.  </w:t>
+      </w:r>
+      <w:r>
+        <w:rPr>
+          <w:rFonts w:ascii="Times New Roman" w:hAnsi="Times New Roman"/>
+          <w:b/>
+          <w:i w:val="0"/>
+          <w:color w:val="000000"/>
+          <w:sz w:val="22"/>
+        </w:rPr>
+        <w:t xml:space="preserve">Deep Convolutional Neural Networks (CNNs): </w:t>
+      </w:r>
+      <w:r>
+        <w:rPr>
+          <w:rFonts w:ascii="Times New Roman" w:hAnsi="Times New Roman"/>
+          <w:b w:val="0"/>
+          <w:i w:val="0"/>
+          <w:color w:val="000000"/>
+          <w:sz w:val="22"/>
+        </w:rPr>
+        <w:t>Learn spatial features directly from raw pixels. Resilient to background variations, but standard architectures (VGG-16, ResNet-50) require desktop GPUs and exceed cloud serverless package limits.</w:t>
       </w:r>
     </w:p>
     <w:p>
       <w:pPr>
-        <w:spacing w:before="0" w:after="160" w:line="288" w:lineRule="auto"/>
+        <w:spacing w:before="40" w:after="80" w:line="276" w:lineRule="auto"/>
+        <w:ind w:left="432" w:hanging="432"/>
         <w:jc w:val="both"/>
       </w:pPr>
       <w:r>
         <w:rPr>
           <w:rFonts w:ascii="Times New Roman" w:hAnsi="Times New Roman"/>
+          <w:b/>
+          <w:i w:val="0"/>
+          <w:color w:val="000000"/>
+          <w:sz w:val="22"/>
+        </w:rPr>
+        <w:t xml:space="preserve">4.  </w:t>
+      </w:r>
+      <w:r>
+        <w:rPr>
+          <w:rFonts w:ascii="Times New Roman" w:hAnsi="Times New Roman"/>
+          <w:b/>
+          <w:i w:val="0"/>
+          <w:color w:val="000000"/>
+          <w:sz w:val="22"/>
+        </w:rPr>
+        <w:t xml:space="preserve">Coordinate Landmark Regressors (MediaPipe): </w:t>
+      </w:r>
+      <w:r>
+        <w:rPr>
+          <w:rFonts w:ascii="Times New Roman" w:hAnsi="Times New Roman"/>
           <w:b w:val="0"/>
           <w:i w:val="0"/>
           <w:color w:val="000000"/>
           <w:sz w:val="22"/>
         </w:rPr>
-        <w:t>• Performance SLA: Serverless inference latency must remain strictly below 50 milliseconds per frame.</w:t>
-        <w:br/>
-        <w:t>• Package Constraint: Deployment artifact including model must not exceed 50 MB (Vercel cap is 250 MB).</w:t>
-        <w:br/>
-        <w:t>• Target Accuracy: Overall test set accuracy exceeding 95% on at least 2,000 unseen evaluation samples.</w:t>
-        <w:br/>
-        <w:t>• Privacy by Design: Ephemeral in-memory image processing with zero server-side storage of user frames.</w:t>
-        <w:br/>
-        <w:t>• Cross-Platform Compatibility: Seamless responsive execution across Chromium, WebKit, and Gecko browser engines.</w:t>
+        <w:t>Extract 21 3D knuckle keypoints. Computationally lightweight, but experience severe tracking failures during self-occluding closed fists ('E', 'M', 'N', 'S', 'T'). Direct CNN feature extraction preserves the global textural and shadow cues necessary to distinguish subtle knuckle positions.</w:t>
       </w:r>
     </w:p>
     <w:p>
-      <w:r>
-        <w:br w:type="page"/>
+      <w:pPr>
+        <w:spacing w:before="120" w:after="60" w:line="276" w:lineRule="auto"/>
+        <w:jc w:val="left"/>
+      </w:pPr>
+      <w:r>
+        <w:rPr>
+          <w:rFonts w:ascii="Times New Roman" w:hAnsi="Times New Roman"/>
+          <w:b/>
+          <w:i w:val="0"/>
+          <w:color w:val="000000"/>
+          <w:sz w:val="24"/>
+        </w:rPr>
+        <w:t>2.3 Critical Identification of Research Gaps</w:t>
       </w:r>
     </w:p>
     <w:p>
       <w:pPr>
-        <w:spacing w:before="200" w:after="40" w:line="276" w:lineRule="auto"/>
-        <w:jc w:val="center"/>
-      </w:pPr>
-      <w:r>
-        <w:rPr>
-          <w:rFonts w:ascii="Times New Roman" w:hAnsi="Times New Roman"/>
-          <w:b/>
-          <w:i w:val="0"/>
-          <w:color w:val="000000"/>
-          <w:sz w:val="28"/>
-        </w:rPr>
-        <w:t>CHAPTER 4</w:t>
+        <w:spacing w:before="0" w:after="100" w:line="276" w:lineRule="auto"/>
+        <w:jc w:val="both"/>
+      </w:pPr>
+      <w:r>
+        <w:rPr>
+          <w:rFonts w:ascii="Times New Roman" w:hAnsi="Times New Roman"/>
+          <w:b w:val="0"/>
+          <w:i w:val="0"/>
+          <w:color w:val="000000"/>
+          <w:sz w:val="22"/>
+        </w:rPr>
+        <w:t>Our systematic review identified four critical technical gaps: (1) The Preprocessing Inconsistency Gap: disparity between OpenCV training loaders and Pillow production web APIs alters pixel gradients, degrading field accuracy; (2) The Aspect Ratio Distortion Gap: direct scaling of rectangular webcam feeds squashes the hand, warping finger geometry; (3) The Deployment Footprint Gap: deep models exceed 25 MB and require multi-hundred MB runtimes, failing serverless deployment constraints; (4) The Assistive Loop Gap: prototypes lack sentence buffers, backspace deletion, and speech synthesis.</w:t>
       </w:r>
     </w:p>
     <w:p>
-      <w:pPr>
-        <w:spacing w:before="0" w:after="280" w:line="276" w:lineRule="auto"/>
-        <w:jc w:val="center"/>
-      </w:pPr>
-      <w:r>
-        <w:rPr>
-          <w:rFonts w:ascii="Times New Roman" w:hAnsi="Times New Roman"/>
-          <w:b/>
-          <w:i w:val="0"/>
-          <w:color w:val="000000"/>
-          <w:sz w:val="28"/>
-        </w:rPr>
-        <w:t>MATHEMATICAL FORMULATION AND METHODOLOGY</w:t>
+      <w:r>
+        <w:br w:type="page"/>
       </w:r>
     </w:p>
     <w:p>
       <w:pPr>
-        <w:spacing w:before="120" w:after="80" w:line="276" w:lineRule="auto"/>
-        <w:jc w:val="left"/>
+        <w:spacing w:before="120" w:after="40" w:line="276" w:lineRule="auto"/>
+        <w:jc w:val="center"/>
       </w:pPr>
       <w:r>
         <w:rPr>
@@ -3516,36 +5080,30 @@
           <w:b/>
           <w:i w:val="0"/>
           <w:color w:val="000000"/>
-          <w:sz w:val="24"/>
-        </w:rPr>
-        <w:t>4.1 Spatial Aspect Ratio and Center-Square Cropping Formulation</w:t>
+          <w:sz w:val="28"/>
+        </w:rPr>
+        <w:t>CHAPTER 3</w:t>
       </w:r>
     </w:p>
     <w:p>
       <w:pPr>
-        <w:spacing w:before="0" w:after="160" w:line="288" w:lineRule="auto"/>
-        <w:jc w:val="both"/>
-      </w:pPr>
-      <w:r>
-        <w:rPr>
-          <w:rFonts w:ascii="Times New Roman" w:hAnsi="Times New Roman"/>
-          <w:b w:val="0"/>
-          <w:i w:val="0"/>
-          <w:color w:val="000000"/>
-          <w:sz w:val="22"/>
-        </w:rPr>
-        <w:t>Given input frame I of width W and height H, non-uniform scaling to 64x64 produces unequal scaling factors sx = 64/W and sy = 64/H, distorting finger geometry. EchoSign establishes maximum square dimension D = min(W, H). Spatial offsets are computed as:</w:t>
-        <w:br/>
-        <w:t xml:space="preserve">    x_start = floor((W - D) / 2),    y_start = floor((H - D) / 2)</w:t>
-        <w:br/>
-        <w:t>The square sub-image I_crop in R^(D x D x 3) is extracted across:</w:t>
-        <w:br/>
-        <w:t xml:space="preserve">    I_crop(i, j, c) = I(y_start + i,  x_start + j,  c),  for all i, j in {0, ..., D-1}.</w:t>
+        <w:spacing w:before="0" w:after="240" w:line="276" w:lineRule="auto"/>
+        <w:jc w:val="center"/>
+      </w:pPr>
+      <w:r>
+        <w:rPr>
+          <w:rFonts w:ascii="Times New Roman" w:hAnsi="Times New Roman"/>
+          <w:b/>
+          <w:i w:val="0"/>
+          <w:color w:val="000000"/>
+          <w:sz w:val="28"/>
+        </w:rPr>
+        <w:t>SYSTEM REQUIREMENTS AND SPECIFICATIONS</w:t>
       </w:r>
     </w:p>
     <w:p>
       <w:pPr>
-        <w:spacing w:before="120" w:after="80" w:line="276" w:lineRule="auto"/>
+        <w:spacing w:before="120" w:after="60" w:line="276" w:lineRule="auto"/>
         <w:jc w:val="left"/>
       </w:pPr>
       <w:r>
@@ -3556,33 +5114,51 @@
           <w:color w:val="000000"/>
           <w:sz w:val="24"/>
         </w:rPr>
-        <w:t>4.2 Mathematical Model of Bilinear Interpolation</w:t>
+        <w:t>3.1 Functional Requirements</w:t>
       </w:r>
     </w:p>
     <w:p>
       <w:pPr>
-        <w:spacing w:before="0" w:after="160" w:line="288" w:lineRule="auto"/>
+        <w:spacing w:before="30" w:after="60" w:line="276" w:lineRule="auto"/>
+        <w:ind w:left="432" w:hanging="432"/>
         <w:jc w:val="both"/>
       </w:pPr>
       <w:r>
         <w:rPr>
           <w:rFonts w:ascii="Times New Roman" w:hAnsi="Times New Roman"/>
+          <w:b/>
+          <w:i w:val="0"/>
+          <w:color w:val="000000"/>
+          <w:sz w:val="22"/>
+        </w:rPr>
+        <w:t xml:space="preserve">•  </w:t>
+      </w:r>
+      <w:r>
+        <w:rPr>
+          <w:rFonts w:ascii="Times New Roman" w:hAnsi="Times New Roman"/>
+          <w:b/>
+          <w:i w:val="0"/>
+          <w:color w:val="000000"/>
+          <w:sz w:val="22"/>
+        </w:rPr>
+        <w:t xml:space="preserve">FR-01: </w:t>
+      </w:r>
+      <w:r>
+        <w:rPr>
+          <w:rFonts w:ascii="Times New Roman" w:hAnsi="Times New Roman"/>
           <w:b w:val="0"/>
           <w:i w:val="0"/>
           <w:color w:val="000000"/>
           <w:sz w:val="22"/>
         </w:rPr>
-        <w:t>Continuous target coordinates (x, y) map to four surrounding discrete source pixels (x1, y1), (x1, y2), (x2, y1), (x2, y2). With fractional offsets alpha = x - x1 and beta = y - y1, the resampled intensity is:</w:t>
-        <w:br/>
-        <w:t xml:space="preserve">    f(x, y) = (1 - alpha)(1 - beta) I(y1, x1) + alpha(1 - beta) I(y1, x2) + (1 - alpha)beta I(y2, x1) + alpha beta I(y2, x2)</w:t>
-        <w:br/>
-        <w:t>Normalized input tensor: X = f(x, y) / 255.0, where X in [0.0, 1.0]^(1 x 64 x 64 x 3).</w:t>
+        <w:t>Accept static image uploads (JPEG, PNG, WebP) up to 10 MB.</w:t>
       </w:r>
     </w:p>
     <w:p>
       <w:pPr>
-        <w:spacing w:before="120" w:after="80" w:line="276" w:lineRule="auto"/>
-        <w:jc w:val="left"/>
+        <w:spacing w:before="30" w:after="60" w:line="276" w:lineRule="auto"/>
+        <w:ind w:left="432" w:hanging="432"/>
+        <w:jc w:val="both"/>
       </w:pPr>
       <w:r>
         <w:rPr>
@@ -3590,39 +5166,73 @@
           <w:b/>
           <w:i w:val="0"/>
           <w:color w:val="000000"/>
-          <w:sz w:val="24"/>
-        </w:rPr>
-        <w:t>4.3 Forward Convolutional Propagation and Softmax Classification</w:t>
+          <w:sz w:val="22"/>
+        </w:rPr>
+        <w:t xml:space="preserve">•  </w:t>
+      </w:r>
+      <w:r>
+        <w:rPr>
+          <w:rFonts w:ascii="Times New Roman" w:hAnsi="Times New Roman"/>
+          <w:b/>
+          <w:i w:val="0"/>
+          <w:color w:val="000000"/>
+          <w:sz w:val="22"/>
+        </w:rPr>
+        <w:t xml:space="preserve">FR-02: </w:t>
+      </w:r>
+      <w:r>
+        <w:rPr>
+          <w:rFonts w:ascii="Times New Roman" w:hAnsi="Times New Roman"/>
+          <w:b w:val="0"/>
+          <w:i w:val="0"/>
+          <w:color w:val="000000"/>
+          <w:sz w:val="22"/>
+        </w:rPr>
+        <w:t>Stream live webcam video via browser WebRTC at 400–600 ms sampling intervals.</w:t>
       </w:r>
     </w:p>
     <w:p>
       <w:pPr>
-        <w:spacing w:before="0" w:after="160" w:line="288" w:lineRule="auto"/>
+        <w:spacing w:before="30" w:after="60" w:line="276" w:lineRule="auto"/>
+        <w:ind w:left="432" w:hanging="432"/>
         <w:jc w:val="both"/>
       </w:pPr>
       <w:r>
         <w:rPr>
           <w:rFonts w:ascii="Times New Roman" w:hAnsi="Times New Roman"/>
+          <w:b/>
+          <w:i w:val="0"/>
+          <w:color w:val="000000"/>
+          <w:sz w:val="22"/>
+        </w:rPr>
+        <w:t xml:space="preserve">•  </w:t>
+      </w:r>
+      <w:r>
+        <w:rPr>
+          <w:rFonts w:ascii="Times New Roman" w:hAnsi="Times New Roman"/>
+          <w:b/>
+          <w:i w:val="0"/>
+          <w:color w:val="000000"/>
+          <w:sz w:val="22"/>
+        </w:rPr>
+        <w:t xml:space="preserve">FR-03: </w:t>
+      </w:r>
+      <w:r>
+        <w:rPr>
+          <w:rFonts w:ascii="Times New Roman" w:hAnsi="Times New Roman"/>
           <w:b w:val="0"/>
           <w:i w:val="0"/>
           <w:color w:val="000000"/>
           <w:sz w:val="22"/>
         </w:rPr>
-        <w:t>Within each convolutional layer l, a bank of 3x3 filters processes incoming feature maps:</w:t>
-        <w:br/>
-        <w:t xml:space="preserve">    Z_k^(l)(i, j) = sum( W_k^(l) * A^(l-1) ) + b_k^(l)</w:t>
-        <w:br/>
-        <w:t>Non-linearity is introduced via ReLU: A_k^(l) = max(0, Z_k^(l)). Max-pooling applies 2x2 windows with stride 2. The output logits z in R^29 are mapped to probabilities via Softmax:</w:t>
-        <w:br/>
-        <w:t xml:space="preserve">    p_i = exp(z_i) / sum(exp(z_j)),   for all i in {1, ..., 29}</w:t>
-        <w:br/>
-        <w:t>Confidence C = max(p_i). Acceptance threshold T_conf = 0.50.</w:t>
+        <w:t>Execute automated center-square cropping and bilinear resampling to 64x64 pixels.</w:t>
       </w:r>
     </w:p>
     <w:p>
       <w:pPr>
-        <w:spacing w:before="120" w:after="80" w:line="276" w:lineRule="auto"/>
-        <w:jc w:val="left"/>
+        <w:spacing w:before="30" w:after="60" w:line="276" w:lineRule="auto"/>
+        <w:ind w:left="432" w:hanging="432"/>
+        <w:jc w:val="both"/>
       </w:pPr>
       <w:r>
         <w:rPr>
@@ -3630,36 +5240,110 @@
           <w:b/>
           <w:i w:val="0"/>
           <w:color w:val="000000"/>
-          <w:sz w:val="24"/>
-        </w:rPr>
-        <w:t>4.4 Float16 Quantization Mathematics</w:t>
+          <w:sz w:val="22"/>
+        </w:rPr>
+        <w:t xml:space="preserve">•  </w:t>
+      </w:r>
+      <w:r>
+        <w:rPr>
+          <w:rFonts w:ascii="Times New Roman" w:hAnsi="Times New Roman"/>
+          <w:b/>
+          <w:i w:val="0"/>
+          <w:color w:val="000000"/>
+          <w:sz w:val="22"/>
+        </w:rPr>
+        <w:t xml:space="preserve">FR-04: </w:t>
+      </w:r>
+      <w:r>
+        <w:rPr>
+          <w:rFonts w:ascii="Times New Roman" w:hAnsi="Times New Roman"/>
+          <w:b w:val="0"/>
+          <w:i w:val="0"/>
+          <w:color w:val="000000"/>
+          <w:sz w:val="22"/>
+        </w:rPr>
+        <w:t>Classify gestures across 29 classes with statistical confidence scores.</w:t>
       </w:r>
     </w:p>
     <w:p>
       <w:pPr>
-        <w:spacing w:before="0" w:after="160" w:line="288" w:lineRule="auto"/>
+        <w:spacing w:before="30" w:after="60" w:line="276" w:lineRule="auto"/>
+        <w:ind w:left="432" w:hanging="432"/>
         <w:jc w:val="both"/>
       </w:pPr>
       <w:r>
         <w:rPr>
           <w:rFonts w:ascii="Times New Roman" w:hAnsi="Times New Roman"/>
+          <w:b/>
+          <w:i w:val="0"/>
+          <w:color w:val="000000"/>
+          <w:sz w:val="22"/>
+        </w:rPr>
+        <w:t xml:space="preserve">•  </w:t>
+      </w:r>
+      <w:r>
+        <w:rPr>
+          <w:rFonts w:ascii="Times New Roman" w:hAnsi="Times New Roman"/>
+          <w:b/>
+          <w:i w:val="0"/>
+          <w:color w:val="000000"/>
+          <w:sz w:val="22"/>
+        </w:rPr>
+        <w:t xml:space="preserve">FR-05: </w:t>
+      </w:r>
+      <w:r>
+        <w:rPr>
+          <w:rFonts w:ascii="Times New Roman" w:hAnsi="Times New Roman"/>
           <w:b w:val="0"/>
           <w:i w:val="0"/>
           <w:color w:val="000000"/>
           <w:sz w:val="22"/>
         </w:rPr>
-        <w:t>Weights are converted from IEEE 754 32-bit single-precision to 16-bit half-precision (1 sign bit, 5 exponent bits, 10 mantissa bits). Dynamic range spans 6.10e-5 to 6.55e+4, preserving convolutional filter precision while reducing model storage by 84% (from 26.99 MB to 4.29 MB).</w:t>
+        <w:t>Render top-1 prediction, confidence score, posture description, and top-5 alternatives.</w:t>
       </w:r>
     </w:p>
     <w:p>
-      <w:r>
-        <w:br w:type="page"/>
+      <w:pPr>
+        <w:spacing w:before="30" w:after="60" w:line="276" w:lineRule="auto"/>
+        <w:ind w:left="432" w:hanging="432"/>
+        <w:jc w:val="both"/>
+      </w:pPr>
+      <w:r>
+        <w:rPr>
+          <w:rFonts w:ascii="Times New Roman" w:hAnsi="Times New Roman"/>
+          <w:b/>
+          <w:i w:val="0"/>
+          <w:color w:val="000000"/>
+          <w:sz w:val="22"/>
+        </w:rPr>
+        <w:t xml:space="preserve">•  </w:t>
+      </w:r>
+      <w:r>
+        <w:rPr>
+          <w:rFonts w:ascii="Times New Roman" w:hAnsi="Times New Roman"/>
+          <w:b/>
+          <w:i w:val="0"/>
+          <w:color w:val="000000"/>
+          <w:sz w:val="22"/>
+        </w:rPr>
+        <w:t xml:space="preserve">FR-06: </w:t>
+      </w:r>
+      <w:r>
+        <w:rPr>
+          <w:rFonts w:ascii="Times New Roman" w:hAnsi="Times New Roman"/>
+          <w:b w:val="0"/>
+          <w:i w:val="0"/>
+          <w:color w:val="000000"/>
+          <w:sz w:val="22"/>
+        </w:rPr>
+        <w:t>Maintain an editable text composition buffer with space and backspace handling.</w:t>
       </w:r>
     </w:p>
     <w:p>
       <w:pPr>
-        <w:spacing w:before="200" w:after="40" w:line="276" w:lineRule="auto"/>
-        <w:jc w:val="center"/>
+        <w:spacing w:before="30" w:after="60" w:line="276" w:lineRule="auto"/>
+        <w:ind w:left="432" w:hanging="432"/>
+        <w:jc w:val="both"/>
       </w:pPr>
       <w:r>
         <w:rPr>
@@ -3667,15 +5351,35 @@
           <w:b/>
           <w:i w:val="0"/>
           <w:color w:val="000000"/>
-          <w:sz w:val="28"/>
-        </w:rPr>
-        <w:t>CHAPTER 5</w:t>
+          <w:sz w:val="22"/>
+        </w:rPr>
+        <w:t xml:space="preserve">•  </w:t>
+      </w:r>
+      <w:r>
+        <w:rPr>
+          <w:rFonts w:ascii="Times New Roman" w:hAnsi="Times New Roman"/>
+          <w:b/>
+          <w:i w:val="0"/>
+          <w:color w:val="000000"/>
+          <w:sz w:val="22"/>
+        </w:rPr>
+        <w:t xml:space="preserve">FR-07: </w:t>
+      </w:r>
+      <w:r>
+        <w:rPr>
+          <w:rFonts w:ascii="Times New Roman" w:hAnsi="Times New Roman"/>
+          <w:b w:val="0"/>
+          <w:i w:val="0"/>
+          <w:color w:val="000000"/>
+          <w:sz w:val="22"/>
+        </w:rPr>
+        <w:t>Vocalize composed sentences via the native browser Web Speech API.</w:t>
       </w:r>
     </w:p>
     <w:p>
       <w:pPr>
-        <w:spacing w:before="0" w:after="280" w:line="276" w:lineRule="auto"/>
-        <w:jc w:val="center"/>
+        <w:spacing w:before="120" w:after="60" w:line="276" w:lineRule="auto"/>
+        <w:jc w:val="left"/>
       </w:pPr>
       <w:r>
         <w:rPr>
@@ -3683,15 +5387,16 @@
           <w:b/>
           <w:i w:val="0"/>
           <w:color w:val="000000"/>
-          <w:sz w:val="28"/>
-        </w:rPr>
-        <w:t>SYSTEM ARCHITECTURE AND DETAILED DESIGN</w:t>
+          <w:sz w:val="24"/>
+        </w:rPr>
+        <w:t>3.2 Non-Functional Requirements</w:t>
       </w:r>
     </w:p>
     <w:p>
       <w:pPr>
-        <w:spacing w:before="120" w:after="80" w:line="276" w:lineRule="auto"/>
-        <w:jc w:val="left"/>
+        <w:spacing w:before="30" w:after="60" w:line="276" w:lineRule="auto"/>
+        <w:ind w:left="432" w:hanging="432"/>
+        <w:jc w:val="both"/>
       </w:pPr>
       <w:r>
         <w:rPr>
@@ -3699,35 +5404,73 @@
           <w:b/>
           <w:i w:val="0"/>
           <w:color w:val="000000"/>
-          <w:sz w:val="24"/>
-        </w:rPr>
-        <w:t>5.1 Three-Tier Decoupled System Architecture</w:t>
+          <w:sz w:val="22"/>
+        </w:rPr>
+        <w:t xml:space="preserve">•  </w:t>
+      </w:r>
+      <w:r>
+        <w:rPr>
+          <w:rFonts w:ascii="Times New Roman" w:hAnsi="Times New Roman"/>
+          <w:b/>
+          <w:i w:val="0"/>
+          <w:color w:val="000000"/>
+          <w:sz w:val="22"/>
+        </w:rPr>
+        <w:t xml:space="preserve">Performance SLA: </w:t>
+      </w:r>
+      <w:r>
+        <w:rPr>
+          <w:rFonts w:ascii="Times New Roman" w:hAnsi="Times New Roman"/>
+          <w:b w:val="0"/>
+          <w:i w:val="0"/>
+          <w:color w:val="000000"/>
+          <w:sz w:val="22"/>
+        </w:rPr>
+        <w:t>Serverless inference latency must remain strictly below 50 milliseconds per frame.</w:t>
       </w:r>
     </w:p>
     <w:p>
       <w:pPr>
-        <w:spacing w:before="0" w:after="160" w:line="288" w:lineRule="auto"/>
+        <w:spacing w:before="30" w:after="60" w:line="276" w:lineRule="auto"/>
+        <w:ind w:left="432" w:hanging="432"/>
         <w:jc w:val="both"/>
       </w:pPr>
       <w:r>
         <w:rPr>
           <w:rFonts w:ascii="Times New Roman" w:hAnsi="Times New Roman"/>
+          <w:b/>
+          <w:i w:val="0"/>
+          <w:color w:val="000000"/>
+          <w:sz w:val="22"/>
+        </w:rPr>
+        <w:t xml:space="preserve">•  </w:t>
+      </w:r>
+      <w:r>
+        <w:rPr>
+          <w:rFonts w:ascii="Times New Roman" w:hAnsi="Times New Roman"/>
+          <w:b/>
+          <w:i w:val="0"/>
+          <w:color w:val="000000"/>
+          <w:sz w:val="22"/>
+        </w:rPr>
+        <w:t xml:space="preserve">Package Constraint: </w:t>
+      </w:r>
+      <w:r>
+        <w:rPr>
+          <w:rFonts w:ascii="Times New Roman" w:hAnsi="Times New Roman"/>
           <w:b w:val="0"/>
           <w:i w:val="0"/>
           <w:color w:val="000000"/>
           <w:sz w:val="22"/>
         </w:rPr>
-        <w:t>• Tier 1: Client Presentation Layer (HTML5, Bootstrap 5, WebRTC camera capture, 70% ROI canvas guide, Web Speech TTS).</w:t>
-        <w:br/>
-        <w:t>• Tier 2: Application Service Layer (Flask WSGI handler, base64 decoding, Pillow aspect cropping and bilinear resampling, lexical dictionary mapping).</w:t>
-        <w:br/>
-        <w:t>• Tier 3: Deep Inference Engine (TensorFlow Lite runtime via ai-edge-litert, 4.29 MB float16 double-conv model, 29-class probability vector generation).</w:t>
+        <w:t>Deployment artifact including model must not exceed 50 MB (Vercel cap is 250 MB).</w:t>
       </w:r>
     </w:p>
     <w:p>
       <w:pPr>
-        <w:spacing w:before="120" w:after="80" w:line="276" w:lineRule="auto"/>
-        <w:jc w:val="left"/>
+        <w:spacing w:before="30" w:after="60" w:line="276" w:lineRule="auto"/>
+        <w:ind w:left="432" w:hanging="432"/>
+        <w:jc w:val="both"/>
       </w:pPr>
       <w:r>
         <w:rPr>
@@ -3735,51 +5478,113 @@
           <w:b/>
           <w:i w:val="0"/>
           <w:color w:val="000000"/>
-          <w:sz w:val="24"/>
-        </w:rPr>
-        <w:t>5.2 Data Flow Architecture (DFD Level 0 and Level 1)</w:t>
+          <w:sz w:val="22"/>
+        </w:rPr>
+        <w:t xml:space="preserve">•  </w:t>
+      </w:r>
+      <w:r>
+        <w:rPr>
+          <w:rFonts w:ascii="Times New Roman" w:hAnsi="Times New Roman"/>
+          <w:b/>
+          <w:i w:val="0"/>
+          <w:color w:val="000000"/>
+          <w:sz w:val="22"/>
+        </w:rPr>
+        <w:t xml:space="preserve">Target Accuracy: </w:t>
+      </w:r>
+      <w:r>
+        <w:rPr>
+          <w:rFonts w:ascii="Times New Roman" w:hAnsi="Times New Roman"/>
+          <w:b w:val="0"/>
+          <w:i w:val="0"/>
+          <w:color w:val="000000"/>
+          <w:sz w:val="22"/>
+        </w:rPr>
+        <w:t>Overall test set accuracy exceeding 95% on at least 2,000 unseen evaluation samples.</w:t>
       </w:r>
     </w:p>
     <w:p>
       <w:pPr>
-        <w:spacing w:before="0" w:after="160" w:line="288" w:lineRule="auto"/>
+        <w:spacing w:before="30" w:after="60" w:line="276" w:lineRule="auto"/>
+        <w:ind w:left="432" w:hanging="432"/>
         <w:jc w:val="both"/>
       </w:pPr>
       <w:r>
         <w:rPr>
           <w:rFonts w:ascii="Times New Roman" w:hAnsi="Times New Roman"/>
+          <w:b/>
+          <w:i w:val="0"/>
+          <w:color w:val="000000"/>
+          <w:sz w:val="22"/>
+        </w:rPr>
+        <w:t xml:space="preserve">•  </w:t>
+      </w:r>
+      <w:r>
+        <w:rPr>
+          <w:rFonts w:ascii="Times New Roman" w:hAnsi="Times New Roman"/>
+          <w:b/>
+          <w:i w:val="0"/>
+          <w:color w:val="000000"/>
+          <w:sz w:val="22"/>
+        </w:rPr>
+        <w:t xml:space="preserve">Privacy by Design: </w:t>
+      </w:r>
+      <w:r>
+        <w:rPr>
+          <w:rFonts w:ascii="Times New Roman" w:hAnsi="Times New Roman"/>
           <w:b w:val="0"/>
           <w:i w:val="0"/>
           <w:color w:val="000000"/>
           <w:sz w:val="22"/>
         </w:rPr>
-        <w:t>Level 0 Context Diagram depicts user webcam input flowing into EchoSign and returning English text, confidence, and speech. Level 1 Functional DFD defines 5 coordinated processes: (1.0) Frame Ingestion &amp; Validation; (2.0) Preprocessing &amp; Resampling; (3.0) TFLite Inference Execution; (4.0) Lexical Lookup &amp; Confidence Filtering; (5.0) Client Sentence Assembly &amp; Speech Vocalization.</w:t>
+        <w:t>Ephemeral in-memory image processing with zero server-side storage of user frames.</w:t>
       </w:r>
     </w:p>
     <w:p>
-      <w:r>
-        <w:br w:type="page"/>
+      <w:pPr>
+        <w:spacing w:before="30" w:after="60" w:line="276" w:lineRule="auto"/>
+        <w:ind w:left="432" w:hanging="432"/>
+        <w:jc w:val="both"/>
+      </w:pPr>
+      <w:r>
+        <w:rPr>
+          <w:rFonts w:ascii="Times New Roman" w:hAnsi="Times New Roman"/>
+          <w:b/>
+          <w:i w:val="0"/>
+          <w:color w:val="000000"/>
+          <w:sz w:val="22"/>
+        </w:rPr>
+        <w:t xml:space="preserve">•  </w:t>
+      </w:r>
+      <w:r>
+        <w:rPr>
+          <w:rFonts w:ascii="Times New Roman" w:hAnsi="Times New Roman"/>
+          <w:b/>
+          <w:i w:val="0"/>
+          <w:color w:val="000000"/>
+          <w:sz w:val="22"/>
+        </w:rPr>
+        <w:t xml:space="preserve">Cross-Platform Compatibility: </w:t>
+      </w:r>
+      <w:r>
+        <w:rPr>
+          <w:rFonts w:ascii="Times New Roman" w:hAnsi="Times New Roman"/>
+          <w:b w:val="0"/>
+          <w:i w:val="0"/>
+          <w:color w:val="000000"/>
+          <w:sz w:val="22"/>
+        </w:rPr>
+        <w:t>Seamless responsive execution across Chromium, WebKit, and Gecko browser engines.</w:t>
       </w:r>
     </w:p>
     <w:p>
-      <w:pPr>
-        <w:spacing w:before="200" w:after="40" w:line="276" w:lineRule="auto"/>
-        <w:jc w:val="center"/>
-      </w:pPr>
-      <w:r>
-        <w:rPr>
-          <w:rFonts w:ascii="Times New Roman" w:hAnsi="Times New Roman"/>
-          <w:b/>
-          <w:i w:val="0"/>
-          <w:color w:val="000000"/>
-          <w:sz w:val="28"/>
-        </w:rPr>
-        <w:t>CHAPTER 6</w:t>
+      <w:r>
+        <w:br w:type="page"/>
       </w:r>
     </w:p>
     <w:p>
       <w:pPr>
-        <w:spacing w:before="0" w:after="280" w:line="276" w:lineRule="auto"/>
+        <w:spacing w:before="120" w:after="40" w:line="276" w:lineRule="auto"/>
         <w:jc w:val="center"/>
       </w:pPr>
       <w:r>
@@ -3790,13 +5595,13 @@
           <w:color w:val="000000"/>
           <w:sz w:val="28"/>
         </w:rPr>
-        <w:t>IMPLEMENTATION DETAILS</w:t>
+        <w:t>CHAPTER 4</w:t>
       </w:r>
     </w:p>
     <w:p>
       <w:pPr>
-        <w:spacing w:before="120" w:after="80" w:line="276" w:lineRule="auto"/>
-        <w:jc w:val="left"/>
+        <w:spacing w:before="0" w:after="240" w:line="276" w:lineRule="auto"/>
+        <w:jc w:val="center"/>
       </w:pPr>
       <w:r>
         <w:rPr>
@@ -3804,62 +5609,63 @@
           <w:b/>
           <w:i w:val="0"/>
           <w:color w:val="000000"/>
-          <w:sz w:val="24"/>
-        </w:rPr>
-        <w:t>6.1 Dataset Curation and Partitioning</w:t>
+          <w:sz w:val="28"/>
+        </w:rPr>
+        <w:t>MATHEMATICAL FORMULATION AND METHODOLOGY</w:t>
       </w:r>
     </w:p>
     <w:p>
       <w:pPr>
-        <w:spacing w:before="0" w:after="160" w:line="288" w:lineRule="auto"/>
-        <w:jc w:val="both"/>
-      </w:pPr>
-      <w:r>
-        <w:rPr>
-          <w:rFonts w:ascii="Times New Roman" w:hAnsi="Times New Roman"/>
-          <w:b w:val="0"/>
-          <w:i w:val="0"/>
-          <w:color w:val="000000"/>
-          <w:sz w:val="22"/>
-        </w:rPr>
-        <w:t>Curated 20,300 color images (700 images per class across 29 categories) from the ASL Alphabet dataset. Partitioned into 15,529 training images (76.5%), 2,741 validation images (13.5%), and 2,030 held-out test images (10.0%).</w:t>
+        <w:spacing w:before="120" w:after="60" w:line="276" w:lineRule="auto"/>
+        <w:jc w:val="left"/>
+      </w:pPr>
+      <w:r>
+        <w:rPr>
+          <w:rFonts w:ascii="Times New Roman" w:hAnsi="Times New Roman"/>
+          <w:b/>
+          <w:i w:val="0"/>
+          <w:color w:val="000000"/>
+          <w:sz w:val="24"/>
+        </w:rPr>
+        <w:t>4.1 Spatial Aspect Ratio and Center-Square Cropping Formulation</w:t>
       </w:r>
     </w:p>
     <w:p>
       <w:pPr>
-        <w:spacing w:before="120" w:after="80" w:line="276" w:lineRule="auto"/>
-        <w:jc w:val="left"/>
-      </w:pPr>
-      <w:r>
-        <w:rPr>
-          <w:rFonts w:ascii="Times New Roman" w:hAnsi="Times New Roman"/>
-          <w:b/>
-          <w:i w:val="0"/>
-          <w:color w:val="000000"/>
-          <w:sz w:val="24"/>
-        </w:rPr>
-        <w:t>6.2 Preprocessing Engine Implementation</w:t>
+        <w:spacing w:before="0" w:after="100" w:line="276" w:lineRule="auto"/>
+        <w:jc w:val="both"/>
+      </w:pPr>
+      <w:r>
+        <w:rPr>
+          <w:rFonts w:ascii="Times New Roman" w:hAnsi="Times New Roman"/>
+          <w:b w:val="0"/>
+          <w:i w:val="0"/>
+          <w:color w:val="000000"/>
+          <w:sz w:val="22"/>
+        </w:rPr>
+        <w:t>Given input frame I of width W and height H, non-uniform scaling to 64x64 produces unequal scaling factors sx = 64/W and sy = 64/H, distorting finger geometry. EchoSign establishes maximum square dimension D = min(W, H). Spatial offsets are computed as:</w:t>
       </w:r>
     </w:p>
     <w:p>
       <w:pPr>
-        <w:spacing w:before="0" w:after="160" w:line="288" w:lineRule="auto"/>
-        <w:jc w:val="both"/>
-      </w:pPr>
-      <w:r>
-        <w:rPr>
-          <w:rFonts w:ascii="Times New Roman" w:hAnsi="Times New Roman"/>
+        <w:spacing w:before="40" w:after="40" w:line="276" w:lineRule="auto"/>
+        <w:ind w:left="576"/>
+        <w:jc w:val="left"/>
+      </w:pPr>
+      <w:r>
+        <w:rPr>
+          <w:rFonts w:ascii="Consolas" w:hAnsi="Consolas"/>
           <w:b w:val="0"/>
           <w:i w:val="0"/>
-          <w:color w:val="000000"/>
-          <w:sz w:val="22"/>
-        </w:rPr>
-        <w:t>Centralized in `src/preprocessing.py`. Implements aspect ratio detection, min(W, H) center cropping, Pillow BILINEAR resizing to 64x64, float32 normalization to [0.0, 1.0], and batch expansion to (1, 64, 64, 3).</w:t>
+          <w:color w:val="141414"/>
+          <w:sz w:val="19"/>
+        </w:rPr>
+        <w:t>x_start = floor((W - D) / 2),    y_start = floor((H - D) / 2)</w:t>
       </w:r>
     </w:p>
     <w:p>
       <w:pPr>
-        <w:spacing w:before="120" w:after="80" w:line="276" w:lineRule="auto"/>
+        <w:spacing w:before="120" w:after="40"/>
         <w:jc w:val="left"/>
       </w:pPr>
       <w:r>
@@ -3868,30 +5674,31 @@
           <w:b/>
           <w:i w:val="0"/>
           <w:color w:val="000000"/>
-          <w:sz w:val="24"/>
-        </w:rPr>
-        <w:t>6.3 Deep CNN Training Procedure</w:t>
+          <w:sz w:val="22"/>
+        </w:rPr>
+        <w:t>The square sub-image I_crop in R^(D x D x 3) is extracted across:</w:t>
       </w:r>
     </w:p>
     <w:p>
       <w:pPr>
-        <w:spacing w:before="0" w:after="160" w:line="288" w:lineRule="auto"/>
-        <w:jc w:val="both"/>
-      </w:pPr>
-      <w:r>
-        <w:rPr>
-          <w:rFonts w:ascii="Times New Roman" w:hAnsi="Times New Roman"/>
+        <w:spacing w:before="40" w:after="40" w:line="276" w:lineRule="auto"/>
+        <w:ind w:left="576"/>
+        <w:jc w:val="left"/>
+      </w:pPr>
+      <w:r>
+        <w:rPr>
+          <w:rFonts w:ascii="Consolas" w:hAnsi="Consolas"/>
           <w:b w:val="0"/>
           <w:i w:val="0"/>
-          <w:color w:val="000000"/>
-          <w:sz w:val="22"/>
-        </w:rPr>
-        <w:t>Trained over 14 epochs using Adam optimizer (initial learning rate 0.001, batch size 64). Utilized ModelCheckpoint on validation accuracy, ReduceLROnPlateau (factor 0.5, patience 2), and EarlyStopping (patience 4). Final validation accuracy reached 96.70%.</w:t>
+          <w:color w:val="141414"/>
+          <w:sz w:val="19"/>
+        </w:rPr>
+        <w:t>I_crop(i, j, c) = I(y_start + i,  x_start + j,  c),  for all i, j in {0, ..., D-1}.</w:t>
       </w:r>
     </w:p>
     <w:p>
       <w:pPr>
-        <w:spacing w:before="120" w:after="80" w:line="276" w:lineRule="auto"/>
+        <w:spacing w:before="120" w:after="60" w:line="276" w:lineRule="auto"/>
         <w:jc w:val="left"/>
       </w:pPr>
       <w:r>
@@ -3902,12 +5709,12 @@
           <w:color w:val="000000"/>
           <w:sz w:val="24"/>
         </w:rPr>
-        <w:t>6.4 TFLite Quantization and Serverless Cloud Integration</w:t>
+        <w:t>4.2 Mathematical Model of Bilinear Interpolation</w:t>
       </w:r>
     </w:p>
     <w:p>
       <w:pPr>
-        <w:spacing w:before="0" w:after="160" w:line="288" w:lineRule="auto"/>
+        <w:spacing w:before="0" w:after="100" w:line="276" w:lineRule="auto"/>
         <w:jc w:val="both"/>
       </w:pPr>
       <w:r>
@@ -3918,34 +5725,47 @@
           <w:color w:val="000000"/>
           <w:sz w:val="22"/>
         </w:rPr>
-        <w:t>Quantized using TFLiteConverter with float16 supported types. Model file size compressed to 4.29 MB. Deployed on Vercel using `api/index.py` with custom `VercelPathMiddleware` route rewrites.</w:t>
+        <w:t>Continuous target coordinates (x, y) map to four surrounding discrete source pixels (x1, y1), (x1, y2), (x2, y1), (x2, y2). With fractional offsets alpha = x - x1 and beta = y - y1, the resampled intensity is:</w:t>
       </w:r>
     </w:p>
     <w:p>
-      <w:r>
-        <w:br w:type="page"/>
+      <w:pPr>
+        <w:spacing w:before="40" w:after="40" w:line="276" w:lineRule="auto"/>
+        <w:ind w:left="576"/>
+        <w:jc w:val="left"/>
+      </w:pPr>
+      <w:r>
+        <w:rPr>
+          <w:rFonts w:ascii="Consolas" w:hAnsi="Consolas"/>
+          <w:b w:val="0"/>
+          <w:i w:val="0"/>
+          <w:color w:val="141414"/>
+          <w:sz w:val="19"/>
+        </w:rPr>
+        <w:t>f(x, y) = (1 - alpha)(1 - beta) I(y1, x1) + alpha(1 - beta) I(y1, x2) + (1 - alpha)beta I(y2, x1) + alpha beta I(y2, x2)</w:t>
       </w:r>
     </w:p>
     <w:p>
       <w:pPr>
-        <w:spacing w:before="200" w:after="40" w:line="276" w:lineRule="auto"/>
-        <w:jc w:val="center"/>
-      </w:pPr>
-      <w:r>
-        <w:rPr>
-          <w:rFonts w:ascii="Times New Roman" w:hAnsi="Times New Roman"/>
-          <w:b/>
-          <w:i w:val="0"/>
-          <w:color w:val="000000"/>
-          <w:sz w:val="28"/>
-        </w:rPr>
-        <w:t>CHAPTER 7</w:t>
+        <w:spacing w:before="40" w:after="40" w:line="276" w:lineRule="auto"/>
+        <w:ind w:left="576"/>
+        <w:jc w:val="left"/>
+      </w:pPr>
+      <w:r>
+        <w:rPr>
+          <w:rFonts w:ascii="Consolas" w:hAnsi="Consolas"/>
+          <w:b w:val="0"/>
+          <w:i w:val="0"/>
+          <w:color w:val="141414"/>
+          <w:sz w:val="19"/>
+        </w:rPr>
+        <w:t>X = f(x, y) / 255.0, where X in [0.0, 1.0]^(1 x 64 x 64 x 3).</w:t>
       </w:r>
     </w:p>
     <w:p>
       <w:pPr>
-        <w:spacing w:before="0" w:after="280" w:line="276" w:lineRule="auto"/>
-        <w:jc w:val="center"/>
+        <w:spacing w:before="120" w:after="60" w:line="276" w:lineRule="auto"/>
+        <w:jc w:val="left"/>
       </w:pPr>
       <w:r>
         <w:rPr>
@@ -3953,131 +5773,133 @@
           <w:b/>
           <w:i w:val="0"/>
           <w:color w:val="000000"/>
-          <w:sz w:val="28"/>
-        </w:rPr>
-        <w:t>RESULTS, TESTING AND PERFORMANCE EVALUATION</w:t>
+          <w:sz w:val="24"/>
+        </w:rPr>
+        <w:t>4.3 Forward Convolutional Propagation and Softmax Classification</w:t>
       </w:r>
     </w:p>
     <w:p>
       <w:pPr>
-        <w:spacing w:before="120" w:after="80" w:line="276" w:lineRule="auto"/>
-        <w:jc w:val="left"/>
-      </w:pPr>
-      <w:r>
-        <w:rPr>
-          <w:rFonts w:ascii="Times New Roman" w:hAnsi="Times New Roman"/>
-          <w:b/>
-          <w:i w:val="0"/>
-          <w:color w:val="000000"/>
-          <w:sz w:val="24"/>
-        </w:rPr>
-        <w:t>7.1 Training Convergence and Test Accuracy</w:t>
+        <w:spacing w:before="0" w:after="100" w:line="276" w:lineRule="auto"/>
+        <w:jc w:val="both"/>
+      </w:pPr>
+      <w:r>
+        <w:rPr>
+          <w:rFonts w:ascii="Times New Roman" w:hAnsi="Times New Roman"/>
+          <w:b w:val="0"/>
+          <w:i w:val="0"/>
+          <w:color w:val="000000"/>
+          <w:sz w:val="22"/>
+        </w:rPr>
+        <w:t>Within each convolutional layer l, a bank of 3x3 filters processes incoming feature maps:</w:t>
       </w:r>
     </w:p>
     <w:p>
       <w:pPr>
-        <w:spacing w:before="0" w:after="160" w:line="288" w:lineRule="auto"/>
-        <w:jc w:val="both"/>
-      </w:pPr>
-      <w:r>
-        <w:rPr>
-          <w:rFonts w:ascii="Times New Roman" w:hAnsi="Times New Roman"/>
+        <w:spacing w:before="40" w:after="40" w:line="276" w:lineRule="auto"/>
+        <w:ind w:left="576"/>
+        <w:jc w:val="left"/>
+      </w:pPr>
+      <w:r>
+        <w:rPr>
+          <w:rFonts w:ascii="Consolas" w:hAnsi="Consolas"/>
           <w:b w:val="0"/>
           <w:i w:val="0"/>
-          <w:color w:val="000000"/>
-          <w:sz w:val="22"/>
-        </w:rPr>
-        <w:t>Training loss decreased smoothly from 3.36 to 0.08, while validation accuracy reached 96.70%. On the held-out test set of 2,030 unseen images, the quantized model achieved 96.75% accuracy (1,964 correct classifications out of 2,030).</w:t>
+          <w:color w:val="141414"/>
+          <w:sz w:val="19"/>
+        </w:rPr>
+        <w:t>Z_k^(l)(i, j) = sum( W_k^(l) * A^(l-1) ) + b_k^(l)</w:t>
       </w:r>
     </w:p>
     <w:p>
       <w:pPr>
-        <w:spacing w:before="120" w:after="80" w:line="276" w:lineRule="auto"/>
-        <w:jc w:val="left"/>
-      </w:pPr>
-      <w:r>
-        <w:rPr>
-          <w:rFonts w:ascii="Times New Roman" w:hAnsi="Times New Roman"/>
-          <w:b/>
-          <w:i w:val="0"/>
-          <w:color w:val="000000"/>
-          <w:sz w:val="24"/>
-        </w:rPr>
-        <w:t>7.2 Per-Class Confusion Analysis</w:t>
+        <w:spacing w:before="0" w:after="100" w:line="276" w:lineRule="auto"/>
+        <w:jc w:val="both"/>
+      </w:pPr>
+      <w:r>
+        <w:rPr>
+          <w:rFonts w:ascii="Times New Roman" w:hAnsi="Times New Roman"/>
+          <w:b w:val="0"/>
+          <w:i w:val="0"/>
+          <w:color w:val="000000"/>
+          <w:sz w:val="22"/>
+        </w:rPr>
+        <w:t>Non-linearity is introduced via ReLU: A_k^(l) = max(0, Z_k^(l)). Max-pooling applies 2x2 windows with stride 2. The output logits z in R^29 are mapped to probabilities via Softmax:</w:t>
       </w:r>
     </w:p>
     <w:p>
       <w:pPr>
-        <w:spacing w:before="0" w:after="160" w:line="288" w:lineRule="auto"/>
-        <w:jc w:val="both"/>
-      </w:pPr>
-      <w:r>
-        <w:rPr>
-          <w:rFonts w:ascii="Times New Roman" w:hAnsi="Times New Roman"/>
+        <w:spacing w:before="40" w:after="40" w:line="276" w:lineRule="auto"/>
+        <w:ind w:left="576"/>
+        <w:jc w:val="left"/>
+      </w:pPr>
+      <w:r>
+        <w:rPr>
+          <w:rFonts w:ascii="Consolas" w:hAnsi="Consolas"/>
           <w:b w:val="0"/>
           <w:i w:val="0"/>
-          <w:color w:val="000000"/>
-          <w:sz w:val="22"/>
-        </w:rPr>
-        <w:t>28 out of 29 classes achieved recognition accuracies between 92.9% and 100.0%. All difficult closed-fist categories ('A', 'E', 'M', 'N', 'S', 'T') demonstrated high discrimination (94.3%–100.0%). Minor confusion occurred between 'R' (80.0%) and 'U' (75.7%) due to crossed vs. parallel finger overlap at 64x64 resolution.</w:t>
+          <w:color w:val="141414"/>
+          <w:sz w:val="19"/>
+        </w:rPr>
+        <w:t>p_i = exp(z_i) / sum(exp(z_j)),   for all i in {1, ..., 29}</w:t>
       </w:r>
     </w:p>
     <w:p>
       <w:pPr>
-        <w:spacing w:before="120" w:after="80" w:line="276" w:lineRule="auto"/>
-        <w:jc w:val="left"/>
-      </w:pPr>
-      <w:r>
-        <w:rPr>
-          <w:rFonts w:ascii="Times New Roman" w:hAnsi="Times New Roman"/>
-          <w:b/>
-          <w:i w:val="0"/>
-          <w:color w:val="000000"/>
-          <w:sz w:val="24"/>
-        </w:rPr>
-        <w:t>7.3 Latency Accounting and Automated Testing</w:t>
+        <w:spacing w:before="0" w:after="100" w:line="276" w:lineRule="auto"/>
+        <w:jc w:val="both"/>
+      </w:pPr>
+      <w:r>
+        <w:rPr>
+          <w:rFonts w:ascii="Times New Roman" w:hAnsi="Times New Roman"/>
+          <w:b w:val="0"/>
+          <w:i w:val="0"/>
+          <w:color w:val="000000"/>
+          <w:sz w:val="22"/>
+        </w:rPr>
+        <w:t>Confidence C = max(p_i). Acceptance threshold T_conf = 0.50.</w:t>
       </w:r>
     </w:p>
     <w:p>
       <w:pPr>
-        <w:spacing w:before="0" w:after="160" w:line="288" w:lineRule="auto"/>
-        <w:jc w:val="both"/>
-      </w:pPr>
-      <w:r>
-        <w:rPr>
-          <w:rFonts w:ascii="Times New Roman" w:hAnsi="Times New Roman"/>
-          <w:b w:val="0"/>
-          <w:i w:val="0"/>
-          <w:color w:val="000000"/>
-          <w:sz w:val="22"/>
-        </w:rPr>
-        <w:t>Median serverless execution latency clocked at 24.70 ms on Vercel (16.10 ms on local CPU), well within the 50 ms SLA. Automated test suite (8 test cases covering preprocessing, shape invariance, API routes, and model inference) passed with 100% success rate.</w:t>
+        <w:spacing w:before="120" w:after="60" w:line="276" w:lineRule="auto"/>
+        <w:jc w:val="left"/>
+      </w:pPr>
+      <w:r>
+        <w:rPr>
+          <w:rFonts w:ascii="Times New Roman" w:hAnsi="Times New Roman"/>
+          <w:b/>
+          <w:i w:val="0"/>
+          <w:color w:val="000000"/>
+          <w:sz w:val="24"/>
+        </w:rPr>
+        <w:t>4.4 Float16 Quantization Mathematics</w:t>
       </w:r>
     </w:p>
     <w:p>
-      <w:r>
-        <w:br w:type="page"/>
+      <w:pPr>
+        <w:spacing w:before="0" w:after="100" w:line="276" w:lineRule="auto"/>
+        <w:jc w:val="both"/>
+      </w:pPr>
+      <w:r>
+        <w:rPr>
+          <w:rFonts w:ascii="Times New Roman" w:hAnsi="Times New Roman"/>
+          <w:b w:val="0"/>
+          <w:i w:val="0"/>
+          <w:color w:val="000000"/>
+          <w:sz w:val="22"/>
+        </w:rPr>
+        <w:t>Weights are converted from IEEE 754 32-bit single-precision to 16-bit half-precision (1 sign bit, 5 exponent bits, 10 mantissa bits). Dynamic range spans 6.10e-5 to 6.55e+4, preserving convolutional filter precision while reducing model storage by 84% (from 26.99 MB to 4.29 MB).</w:t>
       </w:r>
     </w:p>
     <w:p>
-      <w:pPr>
-        <w:spacing w:before="200" w:after="40" w:line="276" w:lineRule="auto"/>
-        <w:jc w:val="center"/>
-      </w:pPr>
-      <w:r>
-        <w:rPr>
-          <w:rFonts w:ascii="Times New Roman" w:hAnsi="Times New Roman"/>
-          <w:b/>
-          <w:i w:val="0"/>
-          <w:color w:val="000000"/>
-          <w:sz w:val="28"/>
-        </w:rPr>
-        <w:t>CHAPTER 8</w:t>
+      <w:r>
+        <w:br w:type="page"/>
       </w:r>
     </w:p>
     <w:p>
       <w:pPr>
-        <w:spacing w:before="0" w:after="280" w:line="276" w:lineRule="auto"/>
+        <w:spacing w:before="120" w:after="40" w:line="276" w:lineRule="auto"/>
         <w:jc w:val="center"/>
       </w:pPr>
       <w:r>
@@ -4088,13 +5910,13 @@
           <w:color w:val="000000"/>
           <w:sz w:val="28"/>
         </w:rPr>
-        <w:t>PROJECT TIMELINE AND RESEARCH CONTRIBUTIONS</w:t>
+        <w:t>CHAPTER 5</w:t>
       </w:r>
     </w:p>
     <w:p>
       <w:pPr>
-        <w:spacing w:before="120" w:after="80" w:line="276" w:lineRule="auto"/>
-        <w:jc w:val="left"/>
+        <w:spacing w:before="0" w:after="240" w:line="276" w:lineRule="auto"/>
+        <w:jc w:val="center"/>
       </w:pPr>
       <w:r>
         <w:rPr>
@@ -4102,31 +5924,32 @@
           <w:b/>
           <w:i w:val="0"/>
           <w:color w:val="000000"/>
-          <w:sz w:val="24"/>
-        </w:rPr>
-        <w:t>8.1 13-Week Time-Bound Engineering Schedule</w:t>
+          <w:sz w:val="28"/>
+        </w:rPr>
+        <w:t>SYSTEM ARCHITECTURE AND DETAILED DESIGN</w:t>
       </w:r>
     </w:p>
     <w:p>
       <w:pPr>
-        <w:spacing w:before="0" w:after="160" w:line="288" w:lineRule="auto"/>
-        <w:jc w:val="both"/>
-      </w:pPr>
-      <w:r>
-        <w:rPr>
-          <w:rFonts w:ascii="Times New Roman" w:hAnsi="Times New Roman"/>
-          <w:b w:val="0"/>
-          <w:i w:val="0"/>
-          <w:color w:val="000000"/>
-          <w:sz w:val="22"/>
-        </w:rPr>
-        <w:t>Project executed across 13 weeks: Weeks 1–2 (Requirements &amp; Literature); Weeks 3–5 (Dataset &amp; Preprocessing Parity); Weeks 6–8 (CNN Training &amp; Quantization); Weeks 9–11 (Flask API, Web Speech &amp; Cloud Deployment); Weeks 12–13 (Validation, Documentation &amp; Research Papers).</w:t>
+        <w:spacing w:before="120" w:after="60" w:line="276" w:lineRule="auto"/>
+        <w:jc w:val="left"/>
+      </w:pPr>
+      <w:r>
+        <w:rPr>
+          <w:rFonts w:ascii="Times New Roman" w:hAnsi="Times New Roman"/>
+          <w:b/>
+          <w:i w:val="0"/>
+          <w:color w:val="000000"/>
+          <w:sz w:val="24"/>
+        </w:rPr>
+        <w:t>5.1 Three-Tier Decoupled System Architecture</w:t>
       </w:r>
     </w:p>
     <w:p>
       <w:pPr>
-        <w:spacing w:before="120" w:after="80" w:line="276" w:lineRule="auto"/>
-        <w:jc w:val="left"/>
+        <w:spacing w:before="30" w:after="60" w:line="276" w:lineRule="auto"/>
+        <w:ind w:left="432" w:hanging="432"/>
+        <w:jc w:val="both"/>
       </w:pPr>
       <w:r>
         <w:rPr>
@@ -4134,40 +5957,109 @@
           <w:b/>
           <w:i w:val="0"/>
           <w:color w:val="000000"/>
-          <w:sz w:val="24"/>
-        </w:rPr>
-        <w:t>8.2 Division into Two Research Paper Tracks</w:t>
+          <w:sz w:val="22"/>
+        </w:rPr>
+        <w:t xml:space="preserve">•  </w:t>
+      </w:r>
+      <w:r>
+        <w:rPr>
+          <w:rFonts w:ascii="Times New Roman" w:hAnsi="Times New Roman"/>
+          <w:b/>
+          <w:i w:val="0"/>
+          <w:color w:val="000000"/>
+          <w:sz w:val="22"/>
+        </w:rPr>
+        <w:t xml:space="preserve">Tier 1: </w:t>
+      </w:r>
+      <w:r>
+        <w:rPr>
+          <w:rFonts w:ascii="Times New Roman" w:hAnsi="Times New Roman"/>
+          <w:b w:val="0"/>
+          <w:i w:val="0"/>
+          <w:color w:val="000000"/>
+          <w:sz w:val="22"/>
+        </w:rPr>
+        <w:t>Client Presentation Layer (HTML5, Bootstrap 5, WebRTC camera capture, 70% ROI canvas guide, Web Speech TTS).</w:t>
       </w:r>
     </w:p>
     <w:p>
       <w:pPr>
-        <w:spacing w:before="0" w:after="160" w:line="288" w:lineRule="auto"/>
+        <w:spacing w:before="30" w:after="60" w:line="276" w:lineRule="auto"/>
+        <w:ind w:left="432" w:hanging="432"/>
         <w:jc w:val="both"/>
       </w:pPr>
       <w:r>
         <w:rPr>
           <w:rFonts w:ascii="Times New Roman" w:hAnsi="Times New Roman"/>
+          <w:b/>
+          <w:i w:val="0"/>
+          <w:color w:val="000000"/>
+          <w:sz w:val="22"/>
+        </w:rPr>
+        <w:t xml:space="preserve">•  </w:t>
+      </w:r>
+      <w:r>
+        <w:rPr>
+          <w:rFonts w:ascii="Times New Roman" w:hAnsi="Times New Roman"/>
+          <w:b/>
+          <w:i w:val="0"/>
+          <w:color w:val="000000"/>
+          <w:sz w:val="22"/>
+        </w:rPr>
+        <w:t xml:space="preserve">Tier 2: </w:t>
+      </w:r>
+      <w:r>
+        <w:rPr>
+          <w:rFonts w:ascii="Times New Roman" w:hAnsi="Times New Roman"/>
           <w:b w:val="0"/>
           <w:i w:val="0"/>
           <w:color w:val="000000"/>
           <w:sz w:val="22"/>
         </w:rPr>
-        <w:t>In accordance with MPEC CSE departmental guidelines:</w:t>
-        <w:br/>
-        <w:t>• Research Track 1 (Nidhi Singh &amp; Yuvraj Singh): Deep CNN Optimization, Preprocessing Parity, and Float16 Quantization for High-Accuracy ASL Alphabet Recognition.</w:t>
-        <w:br/>
-        <w:t>• Research Track 2 (Rohit Kumar, Prashant Kumar Singh, Komal Goswami): Serverless Edge Architecture for Real-Time Sign Language Translation with In-Browser ROI Extraction and Native Speech Synthesis.</w:t>
+        <w:t>Application Service Layer (Flask WSGI handler, base64 decoding, Pillow aspect cropping and bilinear resampling, lexical dictionary mapping).</w:t>
       </w:r>
     </w:p>
     <w:p>
-      <w:r>
-        <w:br w:type="page"/>
+      <w:pPr>
+        <w:spacing w:before="30" w:after="60" w:line="276" w:lineRule="auto"/>
+        <w:ind w:left="432" w:hanging="432"/>
+        <w:jc w:val="both"/>
+      </w:pPr>
+      <w:r>
+        <w:rPr>
+          <w:rFonts w:ascii="Times New Roman" w:hAnsi="Times New Roman"/>
+          <w:b/>
+          <w:i w:val="0"/>
+          <w:color w:val="000000"/>
+          <w:sz w:val="22"/>
+        </w:rPr>
+        <w:t xml:space="preserve">•  </w:t>
+      </w:r>
+      <w:r>
+        <w:rPr>
+          <w:rFonts w:ascii="Times New Roman" w:hAnsi="Times New Roman"/>
+          <w:b/>
+          <w:i w:val="0"/>
+          <w:color w:val="000000"/>
+          <w:sz w:val="22"/>
+        </w:rPr>
+        <w:t xml:space="preserve">Tier 3: </w:t>
+      </w:r>
+      <w:r>
+        <w:rPr>
+          <w:rFonts w:ascii="Times New Roman" w:hAnsi="Times New Roman"/>
+          <w:b w:val="0"/>
+          <w:i w:val="0"/>
+          <w:color w:val="000000"/>
+          <w:sz w:val="22"/>
+        </w:rPr>
+        <w:t>Deep Inference Engine (TensorFlow Lite runtime via ai-edge-litert, 4.29 MB float16 double-conv model, 29-class probability vector generation).</w:t>
       </w:r>
     </w:p>
     <w:p>
       <w:pPr>
-        <w:spacing w:before="200" w:after="40" w:line="276" w:lineRule="auto"/>
-        <w:jc w:val="center"/>
+        <w:spacing w:before="120" w:after="60" w:line="276" w:lineRule="auto"/>
+        <w:jc w:val="left"/>
       </w:pPr>
       <w:r>
         <w:rPr>
@@ -4175,63 +6067,52 @@
           <w:b/>
           <w:i w:val="0"/>
           <w:color w:val="000000"/>
-          <w:sz w:val="28"/>
-        </w:rPr>
-        <w:t>CHAPTER 9</w:t>
+          <w:sz w:val="24"/>
+        </w:rPr>
+        <w:t>5.2 Data Flow Architecture (DFD Level 0 and Level 1)</w:t>
       </w:r>
     </w:p>
     <w:p>
       <w:pPr>
-        <w:spacing w:before="0" w:after="280" w:line="276" w:lineRule="auto"/>
-        <w:jc w:val="center"/>
-      </w:pPr>
-      <w:r>
-        <w:rPr>
-          <w:rFonts w:ascii="Times New Roman" w:hAnsi="Times New Roman"/>
-          <w:b/>
-          <w:i w:val="0"/>
-          <w:color w:val="000000"/>
-          <w:sz w:val="28"/>
-        </w:rPr>
-        <w:t>CONCLUSION AND FUTURE SCOPE</w:t>
+        <w:spacing w:before="0" w:after="100" w:line="276" w:lineRule="auto"/>
+        <w:jc w:val="both"/>
+      </w:pPr>
+      <w:r>
+        <w:rPr>
+          <w:rFonts w:ascii="Times New Roman" w:hAnsi="Times New Roman"/>
+          <w:b w:val="0"/>
+          <w:i w:val="0"/>
+          <w:color w:val="000000"/>
+          <w:sz w:val="22"/>
+        </w:rPr>
+        <w:t>Level 0 Context Diagram depicts user webcam input flowing into EchoSign and returning English text, confidence, and speech. Level 1 Functional DFD defines 5 coordinated processes: (1.0) Frame Ingestion &amp; Validation; (2.0) Preprocessing &amp; Resampling; (3.0) TFLite Inference Execution; (4.0) Lexical Lookup &amp; Confidence Filtering; (5.0) Client Sentence Assembly &amp; Speech Vocalization.</w:t>
       </w:r>
     </w:p>
     <w:p>
-      <w:pPr>
-        <w:spacing w:before="120" w:after="80" w:line="276" w:lineRule="auto"/>
-        <w:jc w:val="left"/>
-      </w:pPr>
-      <w:r>
-        <w:rPr>
-          <w:rFonts w:ascii="Times New Roman" w:hAnsi="Times New Roman"/>
-          <w:b/>
-          <w:i w:val="0"/>
-          <w:color w:val="000000"/>
-          <w:sz w:val="24"/>
-        </w:rPr>
-        <w:t>9.1 Summary of Contributions</w:t>
+      <w:r>
+        <w:br w:type="page"/>
       </w:r>
     </w:p>
     <w:p>
       <w:pPr>
-        <w:spacing w:before="0" w:after="160" w:line="288" w:lineRule="auto"/>
-        <w:jc w:val="both"/>
-      </w:pPr>
-      <w:r>
-        <w:rPr>
-          <w:rFonts w:ascii="Times New Roman" w:hAnsi="Times New Roman"/>
-          <w:b w:val="0"/>
-          <w:i w:val="0"/>
-          <w:color w:val="000000"/>
-          <w:sz w:val="22"/>
-        </w:rPr>
-        <w:t>EchoSign provides an accessible, high-accuracy (96.75%), zero-installation sign language translation web service. Eliminating the preprocessing gap through center-square cropping and bilinear resampling ensures robust real-world webcam performance. Float16 quantization enables sub-25 ms serverless execution under 5 MB storage footprints.</w:t>
+        <w:spacing w:before="120" w:after="40" w:line="276" w:lineRule="auto"/>
+        <w:jc w:val="center"/>
+      </w:pPr>
+      <w:r>
+        <w:rPr>
+          <w:rFonts w:ascii="Times New Roman" w:hAnsi="Times New Roman"/>
+          <w:b/>
+          <w:i w:val="0"/>
+          <w:color w:val="000000"/>
+          <w:sz w:val="28"/>
+        </w:rPr>
+        <w:t>CHAPTER 6</w:t>
       </w:r>
     </w:p>
     <w:p>
       <w:pPr>
-        <w:spacing w:before="120" w:after="80" w:line="276" w:lineRule="auto"/>
-        <w:jc w:val="left"/>
+        <w:spacing w:before="0" w:after="240" w:line="276" w:lineRule="auto"/>
+        <w:jc w:val="center"/>
       </w:pPr>
       <w:r>
         <w:rPr>
@@ -4239,36 +6120,47 @@
           <w:b/>
           <w:i w:val="0"/>
           <w:color w:val="000000"/>
-          <w:sz w:val="24"/>
-        </w:rPr>
-        <w:t>9.2 Limitations and Future Enhancements</w:t>
+          <w:sz w:val="28"/>
+        </w:rPr>
+        <w:t>IMPLEMENTATION DETAILS</w:t>
       </w:r>
     </w:p>
     <w:p>
       <w:pPr>
-        <w:spacing w:before="0" w:after="160" w:line="288" w:lineRule="auto"/>
-        <w:jc w:val="both"/>
-      </w:pPr>
-      <w:r>
-        <w:rPr>
-          <w:rFonts w:ascii="Times New Roman" w:hAnsi="Times New Roman"/>
-          <w:b w:val="0"/>
-          <w:i w:val="0"/>
-          <w:color w:val="000000"/>
-          <w:sz w:val="22"/>
-        </w:rPr>
-        <w:t>Current limitations include static evaluation of dynamic letters (J/Z) and single-hand fingerspelling scope. Future work will explore hybrid MediaPipe landmark fusion, lightweight temporal GRU video models for dynamic sign trajectories, and multi-dialect expansion to Indian Sign Language (ISL).</w:t>
+        <w:spacing w:before="120" w:after="60" w:line="276" w:lineRule="auto"/>
+        <w:jc w:val="left"/>
+      </w:pPr>
+      <w:r>
+        <w:rPr>
+          <w:rFonts w:ascii="Times New Roman" w:hAnsi="Times New Roman"/>
+          <w:b/>
+          <w:i w:val="0"/>
+          <w:color w:val="000000"/>
+          <w:sz w:val="24"/>
+        </w:rPr>
+        <w:t>6.1 Dataset Curation and Partitioning</w:t>
       </w:r>
     </w:p>
     <w:p>
-      <w:r>
-        <w:br w:type="page"/>
+      <w:pPr>
+        <w:spacing w:before="0" w:after="100" w:line="276" w:lineRule="auto"/>
+        <w:jc w:val="both"/>
+      </w:pPr>
+      <w:r>
+        <w:rPr>
+          <w:rFonts w:ascii="Times New Roman" w:hAnsi="Times New Roman"/>
+          <w:b w:val="0"/>
+          <w:i w:val="0"/>
+          <w:color w:val="000000"/>
+          <w:sz w:val="22"/>
+        </w:rPr>
+        <w:t>Curated 20,300 color images (700 images per class across 29 categories) from the ASL Alphabet dataset. Partitioned into 15,529 training images (76.5%), 2,741 validation images (13.5%), and 2,030 held-out test images (10.0%).</w:t>
       </w:r>
     </w:p>
     <w:p>
       <w:pPr>
-        <w:spacing w:before="200" w:after="280" w:line="276" w:lineRule="auto"/>
-        <w:jc w:val="center"/>
+        <w:spacing w:before="120" w:after="60" w:line="276" w:lineRule="auto"/>
+        <w:jc w:val="left"/>
       </w:pPr>
       <w:r>
         <w:rPr>
@@ -4276,15 +6168,15 @@
           <w:b/>
           <w:i w:val="0"/>
           <w:color w:val="000000"/>
-          <w:sz w:val="28"/>
-        </w:rPr>
-        <w:t>BIBLIOGRAPHY / REFERENCES</w:t>
+          <w:sz w:val="24"/>
+        </w:rPr>
+        <w:t>6.2 Preprocessing Engine Implementation</w:t>
       </w:r>
     </w:p>
     <w:p>
       <w:pPr>
-        <w:spacing w:before="0" w:after="60" w:line="264" w:lineRule="auto"/>
-        <w:jc w:val="left"/>
+        <w:spacing w:before="0" w:after="100" w:line="276" w:lineRule="auto"/>
+        <w:jc w:val="both"/>
       </w:pPr>
       <w:r>
         <w:rPr>
@@ -4292,31 +6184,31 @@
           <w:b w:val="0"/>
           <w:i w:val="0"/>
           <w:color w:val="000000"/>
-          <w:sz w:val="19"/>
-        </w:rPr>
-        <w:t>[1] LeCun, Y., Bengio, Y., &amp; Hinton, G. (2015). Deep learning. Nature, 521(7553), 436–444.</w:t>
+          <w:sz w:val="22"/>
+        </w:rPr>
+        <w:t>Centralized in `src/preprocessing.py`. Implements aspect ratio detection, min(W, H) center cropping, Pillow BILINEAR resizing to 64x64, float32 normalization to [0.0, 1.0], and batch expansion to (1, 64, 64, 3).</w:t>
       </w:r>
     </w:p>
     <w:p>
       <w:pPr>
-        <w:spacing w:before="0" w:after="60" w:line="264" w:lineRule="auto"/>
+        <w:spacing w:before="120" w:after="60" w:line="276" w:lineRule="auto"/>
         <w:jc w:val="left"/>
       </w:pPr>
       <w:r>
         <w:rPr>
           <w:rFonts w:ascii="Times New Roman" w:hAnsi="Times New Roman"/>
-          <w:b w:val="0"/>
-          <w:i w:val="0"/>
-          <w:color w:val="000000"/>
-          <w:sz w:val="19"/>
-        </w:rPr>
-        <w:t>[2] Akash Nagaraj. (2018). ASL Alphabet Dataset. Kaggle Datasets, DOI: 10.34740/KAGGLE/DSV/26430.</w:t>
+          <w:b/>
+          <w:i w:val="0"/>
+          <w:color w:val="000000"/>
+          <w:sz w:val="24"/>
+        </w:rPr>
+        <w:t>6.3 Deep CNN Training Procedure</w:t>
       </w:r>
     </w:p>
     <w:p>
       <w:pPr>
-        <w:spacing w:before="0" w:after="60" w:line="264" w:lineRule="auto"/>
-        <w:jc w:val="left"/>
+        <w:spacing w:before="0" w:after="100" w:line="276" w:lineRule="auto"/>
+        <w:jc w:val="both"/>
       </w:pPr>
       <w:r>
         <w:rPr>
@@ -4324,31 +6216,31 @@
           <w:b w:val="0"/>
           <w:i w:val="0"/>
           <w:color w:val="000000"/>
-          <w:sz w:val="19"/>
-        </w:rPr>
-        <w:t>[3] Goodfellow, I., Bengio, Y., &amp; Courville, A. (2016). Deep Learning. MIT Press, Cambridge, MA.</w:t>
+          <w:sz w:val="22"/>
+        </w:rPr>
+        <w:t>Trained over 14 epochs using Adam optimizer (initial learning rate 0.001, batch size 64). Utilized ModelCheckpoint on validation accuracy, ReduceLROnPlateau (factor 0.5, patience 2), and EarlyStopping (patience 4). Final validation accuracy reached 96.70%.</w:t>
       </w:r>
     </w:p>
     <w:p>
       <w:pPr>
-        <w:spacing w:before="0" w:after="60" w:line="264" w:lineRule="auto"/>
+        <w:spacing w:before="120" w:after="60" w:line="276" w:lineRule="auto"/>
         <w:jc w:val="left"/>
       </w:pPr>
       <w:r>
         <w:rPr>
           <w:rFonts w:ascii="Times New Roman" w:hAnsi="Times New Roman"/>
-          <w:b w:val="0"/>
-          <w:i w:val="0"/>
-          <w:color w:val="000000"/>
-          <w:sz w:val="19"/>
-        </w:rPr>
-        <w:t>[4] Krizhevsky, A., Sutskever, I., &amp; Hinton, G. E. (2012). ImageNet classification with deep convolutional neural networks. NeurIPS, 25, 1097–1105.</w:t>
+          <w:b/>
+          <w:i w:val="0"/>
+          <w:color w:val="000000"/>
+          <w:sz w:val="24"/>
+        </w:rPr>
+        <w:t>6.4 TFLite Quantization and Serverless Cloud Integration</w:t>
       </w:r>
     </w:p>
     <w:p>
       <w:pPr>
-        <w:spacing w:before="0" w:after="60" w:line="264" w:lineRule="auto"/>
-        <w:jc w:val="left"/>
+        <w:spacing w:before="0" w:after="100" w:line="276" w:lineRule="auto"/>
+        <w:jc w:val="both"/>
       </w:pPr>
       <w:r>
         <w:rPr>
@@ -4356,79 +6248,68 @@
           <w:b w:val="0"/>
           <w:i w:val="0"/>
           <w:color w:val="000000"/>
-          <w:sz w:val="19"/>
-        </w:rPr>
-        <w:t>[5] Howard, A. G., et al. (2017). MobileNets: Efficient convolutional neural networks for mobile vision applications. arXiv:1704.04861.</w:t>
+          <w:sz w:val="22"/>
+        </w:rPr>
+        <w:t>Quantized using TFLiteConverter with float16 supported types. Model file size compressed to 4.29 MB. Deployed on Vercel using `api/index.py` with custom `VercelPathMiddleware` route rewrites.</w:t>
       </w:r>
     </w:p>
     <w:p>
-      <w:pPr>
-        <w:spacing w:before="0" w:after="60" w:line="264" w:lineRule="auto"/>
-        <w:jc w:val="left"/>
-      </w:pPr>
-      <w:r>
-        <w:rPr>
-          <w:rFonts w:ascii="Times New Roman" w:hAnsi="Times New Roman"/>
-          <w:b w:val="0"/>
-          <w:i w:val="0"/>
-          <w:color w:val="000000"/>
-          <w:sz w:val="19"/>
-        </w:rPr>
-        <w:t>[6] Lugaresi, C., et al. (2019). MediaPipe: A framework for building perception pipelines. arXiv:1906.08172.</w:t>
+      <w:r>
+        <w:br w:type="page"/>
       </w:r>
     </w:p>
     <w:p>
       <w:pPr>
-        <w:spacing w:before="0" w:after="60" w:line="264" w:lineRule="auto"/>
-        <w:jc w:val="left"/>
-      </w:pPr>
-      <w:r>
-        <w:rPr>
-          <w:rFonts w:ascii="Times New Roman" w:hAnsi="Times New Roman"/>
-          <w:b w:val="0"/>
-          <w:i w:val="0"/>
-          <w:color w:val="000000"/>
-          <w:sz w:val="19"/>
-        </w:rPr>
-        <w:t>[7] David, R., et al. (2021). TensorFlow Lite: On-device machine learning framework. IEEE Micro, 41(4), 106–114.</w:t>
+        <w:spacing w:before="120" w:after="40" w:line="276" w:lineRule="auto"/>
+        <w:jc w:val="center"/>
+      </w:pPr>
+      <w:r>
+        <w:rPr>
+          <w:rFonts w:ascii="Times New Roman" w:hAnsi="Times New Roman"/>
+          <w:b/>
+          <w:i w:val="0"/>
+          <w:color w:val="000000"/>
+          <w:sz w:val="28"/>
+        </w:rPr>
+        <w:t>CHAPTER 7</w:t>
       </w:r>
     </w:p>
     <w:p>
       <w:pPr>
-        <w:spacing w:before="0" w:after="60" w:line="264" w:lineRule="auto"/>
-        <w:jc w:val="left"/>
-      </w:pPr>
-      <w:r>
-        <w:rPr>
-          <w:rFonts w:ascii="Times New Roman" w:hAnsi="Times New Roman"/>
-          <w:b w:val="0"/>
-          <w:i w:val="0"/>
-          <w:color w:val="000000"/>
-          <w:sz w:val="19"/>
-        </w:rPr>
-        <w:t>[8] Rautaray, S. S., &amp; Agrawal, A. (2015). Vision based hand gesture recognition: a survey. AI Review, 43(1), 1–54.</w:t>
+        <w:spacing w:before="0" w:after="240" w:line="276" w:lineRule="auto"/>
+        <w:jc w:val="center"/>
+      </w:pPr>
+      <w:r>
+        <w:rPr>
+          <w:rFonts w:ascii="Times New Roman" w:hAnsi="Times New Roman"/>
+          <w:b/>
+          <w:i w:val="0"/>
+          <w:color w:val="000000"/>
+          <w:sz w:val="28"/>
+        </w:rPr>
+        <w:t>RESULTS, TESTING AND PERFORMANCE EVALUATION</w:t>
       </w:r>
     </w:p>
     <w:p>
       <w:pPr>
-        <w:spacing w:before="0" w:after="60" w:line="264" w:lineRule="auto"/>
+        <w:spacing w:before="120" w:after="60" w:line="276" w:lineRule="auto"/>
         <w:jc w:val="left"/>
       </w:pPr>
       <w:r>
         <w:rPr>
           <w:rFonts w:ascii="Times New Roman" w:hAnsi="Times New Roman"/>
-          <w:b w:val="0"/>
-          <w:i w:val="0"/>
-          <w:color w:val="000000"/>
-          <w:sz w:val="19"/>
-        </w:rPr>
-        <w:t>[9] Bantupalli, K., &amp; Xie, Y. (2018). ASL recognition using deep learning. IEEE Big Data, pp. 4396–4399.</w:t>
+          <w:b/>
+          <w:i w:val="0"/>
+          <w:color w:val="000000"/>
+          <w:sz w:val="24"/>
+        </w:rPr>
+        <w:t>7.1 Training Convergence and Test Accuracy</w:t>
       </w:r>
     </w:p>
     <w:p>
       <w:pPr>
-        <w:spacing w:before="0" w:after="60" w:line="264" w:lineRule="auto"/>
-        <w:jc w:val="left"/>
+        <w:spacing w:before="0" w:after="100" w:line="276" w:lineRule="auto"/>
+        <w:jc w:val="both"/>
       </w:pPr>
       <w:r>
         <w:rPr>
@@ -4436,31 +6317,31 @@
           <w:b w:val="0"/>
           <w:i w:val="0"/>
           <w:color w:val="000000"/>
-          <w:sz w:val="19"/>
-        </w:rPr>
-        <w:t>[10] Kingma, D. P., &amp; Ba, J. (2014). Adam: A method for stochastic optimization. arXiv:1412.6980.</w:t>
+          <w:sz w:val="22"/>
+        </w:rPr>
+        <w:t>Training loss decreased smoothly from 3.36 to 0.08, while validation accuracy reached 96.70%. On the held-out test set of 2,030 unseen images, the quantized model achieved 96.75% accuracy (1,964 correct classifications out of 2,030).</w:t>
       </w:r>
     </w:p>
     <w:p>
       <w:pPr>
-        <w:spacing w:before="0" w:after="60" w:line="264" w:lineRule="auto"/>
+        <w:spacing w:before="120" w:after="60" w:line="276" w:lineRule="auto"/>
         <w:jc w:val="left"/>
       </w:pPr>
       <w:r>
         <w:rPr>
           <w:rFonts w:ascii="Times New Roman" w:hAnsi="Times New Roman"/>
-          <w:b w:val="0"/>
-          <w:i w:val="0"/>
-          <w:color w:val="000000"/>
-          <w:sz w:val="19"/>
-        </w:rPr>
-        <w:t>[11] Srivastava, N., et al. (2014). Dropout: a simple way to prevent overfitting. JMLR, 15(1), 1929–1958.</w:t>
+          <w:b/>
+          <w:i w:val="0"/>
+          <w:color w:val="000000"/>
+          <w:sz w:val="24"/>
+        </w:rPr>
+        <w:t>7.2 Per-Class Confusion Analysis</w:t>
       </w:r>
     </w:p>
     <w:p>
       <w:pPr>
-        <w:spacing w:before="0" w:after="60" w:line="264" w:lineRule="auto"/>
-        <w:jc w:val="left"/>
+        <w:spacing w:before="0" w:after="100" w:line="276" w:lineRule="auto"/>
+        <w:jc w:val="both"/>
       </w:pPr>
       <w:r>
         <w:rPr>
@@ -4468,31 +6349,31 @@
           <w:b w:val="0"/>
           <w:i w:val="0"/>
           <w:color w:val="000000"/>
-          <w:sz w:val="19"/>
-        </w:rPr>
-        <w:t>[12] W3C Speech API Community Group. (2020). Web Speech API Specification. World Wide Web Consortium.</w:t>
+          <w:sz w:val="22"/>
+        </w:rPr>
+        <w:t>28 out of 29 classes achieved recognition accuracies between 92.9% and 100.0%. All difficult closed-fist categories ('A', 'E', 'M', 'N', 'S', 'T') demonstrated high discrimination (94.3%–100.0%). Minor confusion occurred between 'R' (80.0%) and 'U' (75.7%) due to crossed vs. parallel finger overlap at 64x64 resolution.</w:t>
       </w:r>
     </w:p>
     <w:p>
       <w:pPr>
-        <w:spacing w:before="0" w:after="60" w:line="264" w:lineRule="auto"/>
+        <w:spacing w:before="120" w:after="60" w:line="276" w:lineRule="auto"/>
         <w:jc w:val="left"/>
       </w:pPr>
       <w:r>
         <w:rPr>
           <w:rFonts w:ascii="Times New Roman" w:hAnsi="Times New Roman"/>
-          <w:b w:val="0"/>
-          <w:i w:val="0"/>
-          <w:color w:val="000000"/>
-          <w:sz w:val="19"/>
-        </w:rPr>
-        <w:t>[13] Sturman, D. J., &amp; Zeltzer, D. (1994). A survey of glove-based input. IEEE Computer Graphics and Applications, 14(1), 30–39.</w:t>
+          <w:b/>
+          <w:i w:val="0"/>
+          <w:color w:val="000000"/>
+          <w:sz w:val="24"/>
+        </w:rPr>
+        <w:t>7.3 Latency Accounting and Automated Testing</w:t>
       </w:r>
     </w:p>
     <w:p>
       <w:pPr>
-        <w:spacing w:before="0" w:after="60" w:line="264" w:lineRule="auto"/>
-        <w:jc w:val="left"/>
+        <w:spacing w:before="0" w:after="100" w:line="276" w:lineRule="auto"/>
+        <w:jc w:val="both"/>
       </w:pPr>
       <w:r>
         <w:rPr>
@@ -4500,63 +6381,602 @@
           <w:b w:val="0"/>
           <w:i w:val="0"/>
           <w:color w:val="000000"/>
-          <w:sz w:val="19"/>
-        </w:rPr>
-        <w:t>[14] Ahmed, M. A., et al. (2018). Smart glove for sign language translation using Arduino and flex sensors. IJET, 7(4.28), 123–128.</w:t>
+          <w:sz w:val="22"/>
+        </w:rPr>
+        <w:t>Median serverless execution latency clocked at 24.70 ms on Vercel (16.10 ms on local CPU), well within the 50 ms SLA. Automated test suite (8 test cases covering preprocessing, shape invariance, API routes, and model inference) passed with 100% success rate.</w:t>
       </w:r>
     </w:p>
     <w:p>
-      <w:pPr>
-        <w:spacing w:before="0" w:after="60" w:line="264" w:lineRule="auto"/>
-        <w:jc w:val="left"/>
-      </w:pPr>
-      <w:r>
-        <w:rPr>
-          <w:rFonts w:ascii="Times New Roman" w:hAnsi="Times New Roman"/>
-          <w:b w:val="0"/>
-          <w:i w:val="0"/>
-          <w:color w:val="000000"/>
-          <w:sz w:val="19"/>
-        </w:rPr>
-        <w:t>[15] Halder, A., &amp; Tayade, A. (2021). Real-time sign language fingerspelling recognition using MediaPipe. IJACSA, 12(8), 532–539.</w:t>
+      <w:r>
+        <w:br w:type="page"/>
       </w:r>
     </w:p>
     <w:p>
       <w:pPr>
-        <w:spacing w:before="0" w:after="60" w:line="264" w:lineRule="auto"/>
-        <w:jc w:val="left"/>
-      </w:pPr>
-      <w:r>
-        <w:rPr>
-          <w:rFonts w:ascii="Times New Roman" w:hAnsi="Times New Roman"/>
-          <w:b w:val="0"/>
-          <w:i w:val="0"/>
-          <w:color w:val="000000"/>
-          <w:sz w:val="19"/>
-        </w:rPr>
-        <w:t>[16] Grinberg, M. (2018). Flask Web Development: Developing Web Applications with Python (2nd ed.). O'Reilly Media.</w:t>
+        <w:spacing w:before="120" w:after="40" w:line="276" w:lineRule="auto"/>
+        <w:jc w:val="center"/>
+      </w:pPr>
+      <w:r>
+        <w:rPr>
+          <w:rFonts w:ascii="Times New Roman" w:hAnsi="Times New Roman"/>
+          <w:b/>
+          <w:i w:val="0"/>
+          <w:color w:val="000000"/>
+          <w:sz w:val="28"/>
+        </w:rPr>
+        <w:t>CHAPTER 8</w:t>
       </w:r>
     </w:p>
     <w:p>
       <w:pPr>
-        <w:spacing w:before="0" w:after="60" w:line="264" w:lineRule="auto"/>
-        <w:jc w:val="left"/>
-      </w:pPr>
-      <w:r>
-        <w:rPr>
-          <w:rFonts w:ascii="Times New Roman" w:hAnsi="Times New Roman"/>
-          <w:b w:val="0"/>
-          <w:i w:val="0"/>
-          <w:color w:val="000000"/>
-          <w:sz w:val="19"/>
-        </w:rPr>
-        <w:t>[17] Pressman, R. S., &amp; Maxim, B. R. (2020). Software Engineering: A Practitioner's Approach (9th ed.). McGraw-Hill.</w:t>
+        <w:spacing w:before="0" w:after="240" w:line="276" w:lineRule="auto"/>
+        <w:jc w:val="center"/>
+      </w:pPr>
+      <w:r>
+        <w:rPr>
+          <w:rFonts w:ascii="Times New Roman" w:hAnsi="Times New Roman"/>
+          <w:b/>
+          <w:i w:val="0"/>
+          <w:color w:val="000000"/>
+          <w:sz w:val="28"/>
+        </w:rPr>
+        <w:t>PROJECT TIMELINE AND RESEARCH CONTRIBUTIONS</w:t>
       </w:r>
     </w:p>
     <w:p>
       <w:pPr>
-        <w:spacing w:before="0" w:after="60" w:line="264" w:lineRule="auto"/>
+        <w:spacing w:before="120" w:after="60" w:line="276" w:lineRule="auto"/>
         <w:jc w:val="left"/>
+      </w:pPr>
+      <w:r>
+        <w:rPr>
+          <w:rFonts w:ascii="Times New Roman" w:hAnsi="Times New Roman"/>
+          <w:b/>
+          <w:i w:val="0"/>
+          <w:color w:val="000000"/>
+          <w:sz w:val="24"/>
+        </w:rPr>
+        <w:t>8.1 13-Week Time-Bound Engineering Schedule</w:t>
+      </w:r>
+    </w:p>
+    <w:p>
+      <w:pPr>
+        <w:spacing w:before="0" w:after="100" w:line="276" w:lineRule="auto"/>
+        <w:jc w:val="both"/>
+      </w:pPr>
+      <w:r>
+        <w:rPr>
+          <w:rFonts w:ascii="Times New Roman" w:hAnsi="Times New Roman"/>
+          <w:b w:val="0"/>
+          <w:i w:val="0"/>
+          <w:color w:val="000000"/>
+          <w:sz w:val="22"/>
+        </w:rPr>
+        <w:t>Project executed across 13 weeks: Weeks 1–2 (Requirements &amp; Literature); Weeks 3–5 (Dataset &amp; Preprocessing Parity); Weeks 6–8 (CNN Training &amp; Quantization); Weeks 9–11 (Flask API, Web Speech &amp; Cloud Deployment); Weeks 12–13 (Validation, Documentation &amp; Research Papers).</w:t>
+      </w:r>
+    </w:p>
+    <w:p>
+      <w:pPr>
+        <w:spacing w:before="120" w:after="60" w:line="276" w:lineRule="auto"/>
+        <w:jc w:val="left"/>
+      </w:pPr>
+      <w:r>
+        <w:rPr>
+          <w:rFonts w:ascii="Times New Roman" w:hAnsi="Times New Roman"/>
+          <w:b/>
+          <w:i w:val="0"/>
+          <w:color w:val="000000"/>
+          <w:sz w:val="24"/>
+        </w:rPr>
+        <w:t>8.2 Division into Two Research Paper Tracks</w:t>
+      </w:r>
+    </w:p>
+    <w:p>
+      <w:pPr>
+        <w:spacing w:before="120" w:after="40"/>
+        <w:jc w:val="left"/>
+      </w:pPr>
+      <w:r>
+        <w:rPr>
+          <w:rFonts w:ascii="Times New Roman" w:hAnsi="Times New Roman"/>
+          <w:b/>
+          <w:i w:val="0"/>
+          <w:color w:val="000000"/>
+          <w:sz w:val="22"/>
+        </w:rPr>
+        <w:t>In accordance with MPEC CSE departmental guidelines:</w:t>
+      </w:r>
+    </w:p>
+    <w:p>
+      <w:pPr>
+        <w:spacing w:before="30" w:after="60" w:line="276" w:lineRule="auto"/>
+        <w:ind w:left="432" w:hanging="432"/>
+        <w:jc w:val="both"/>
+      </w:pPr>
+      <w:r>
+        <w:rPr>
+          <w:rFonts w:ascii="Times New Roman" w:hAnsi="Times New Roman"/>
+          <w:b/>
+          <w:i w:val="0"/>
+          <w:color w:val="000000"/>
+          <w:sz w:val="22"/>
+        </w:rPr>
+        <w:t xml:space="preserve">•  </w:t>
+      </w:r>
+      <w:r>
+        <w:rPr>
+          <w:rFonts w:ascii="Times New Roman" w:hAnsi="Times New Roman"/>
+          <w:b/>
+          <w:i w:val="0"/>
+          <w:color w:val="000000"/>
+          <w:sz w:val="22"/>
+        </w:rPr>
+        <w:t xml:space="preserve">Research Track 1 (Nidhi Singh &amp; Yuvraj Singh): </w:t>
+      </w:r>
+      <w:r>
+        <w:rPr>
+          <w:rFonts w:ascii="Times New Roman" w:hAnsi="Times New Roman"/>
+          <w:b w:val="0"/>
+          <w:i w:val="0"/>
+          <w:color w:val="000000"/>
+          <w:sz w:val="22"/>
+        </w:rPr>
+        <w:t>Deep CNN Optimization, Preprocessing Parity, and Float16 Quantization for High-Accuracy ASL Alphabet Recognition.</w:t>
+      </w:r>
+    </w:p>
+    <w:p>
+      <w:pPr>
+        <w:spacing w:before="30" w:after="60" w:line="276" w:lineRule="auto"/>
+        <w:ind w:left="432" w:hanging="432"/>
+        <w:jc w:val="both"/>
+      </w:pPr>
+      <w:r>
+        <w:rPr>
+          <w:rFonts w:ascii="Times New Roman" w:hAnsi="Times New Roman"/>
+          <w:b/>
+          <w:i w:val="0"/>
+          <w:color w:val="000000"/>
+          <w:sz w:val="22"/>
+        </w:rPr>
+        <w:t xml:space="preserve">•  </w:t>
+      </w:r>
+      <w:r>
+        <w:rPr>
+          <w:rFonts w:ascii="Times New Roman" w:hAnsi="Times New Roman"/>
+          <w:b/>
+          <w:i w:val="0"/>
+          <w:color w:val="000000"/>
+          <w:sz w:val="22"/>
+        </w:rPr>
+        <w:t xml:space="preserve">Research Track 2 (Rohit Kumar, Prashant Kumar Singh, Komal Goswami): </w:t>
+      </w:r>
+      <w:r>
+        <w:rPr>
+          <w:rFonts w:ascii="Times New Roman" w:hAnsi="Times New Roman"/>
+          <w:b w:val="0"/>
+          <w:i w:val="0"/>
+          <w:color w:val="000000"/>
+          <w:sz w:val="22"/>
+        </w:rPr>
+        <w:t>Serverless Edge Architecture for Real-Time Sign Language Translation with In-Browser ROI Extraction and Native Speech Synthesis.</w:t>
+      </w:r>
+    </w:p>
+    <w:p>
+      <w:r>
+        <w:br w:type="page"/>
+      </w:r>
+    </w:p>
+    <w:p>
+      <w:pPr>
+        <w:spacing w:before="120" w:after="40" w:line="276" w:lineRule="auto"/>
+        <w:jc w:val="center"/>
+      </w:pPr>
+      <w:r>
+        <w:rPr>
+          <w:rFonts w:ascii="Times New Roman" w:hAnsi="Times New Roman"/>
+          <w:b/>
+          <w:i w:val="0"/>
+          <w:color w:val="000000"/>
+          <w:sz w:val="28"/>
+        </w:rPr>
+        <w:t>CHAPTER 9</w:t>
+      </w:r>
+    </w:p>
+    <w:p>
+      <w:pPr>
+        <w:spacing w:before="0" w:after="240" w:line="276" w:lineRule="auto"/>
+        <w:jc w:val="center"/>
+      </w:pPr>
+      <w:r>
+        <w:rPr>
+          <w:rFonts w:ascii="Times New Roman" w:hAnsi="Times New Roman"/>
+          <w:b/>
+          <w:i w:val="0"/>
+          <w:color w:val="000000"/>
+          <w:sz w:val="28"/>
+        </w:rPr>
+        <w:t>CONCLUSION AND FUTURE SCOPE</w:t>
+      </w:r>
+    </w:p>
+    <w:p>
+      <w:pPr>
+        <w:spacing w:before="120" w:after="60" w:line="276" w:lineRule="auto"/>
+        <w:jc w:val="left"/>
+      </w:pPr>
+      <w:r>
+        <w:rPr>
+          <w:rFonts w:ascii="Times New Roman" w:hAnsi="Times New Roman"/>
+          <w:b/>
+          <w:i w:val="0"/>
+          <w:color w:val="000000"/>
+          <w:sz w:val="24"/>
+        </w:rPr>
+        <w:t>9.1 Summary of Contributions</w:t>
+      </w:r>
+    </w:p>
+    <w:p>
+      <w:pPr>
+        <w:spacing w:before="0" w:after="100" w:line="276" w:lineRule="auto"/>
+        <w:jc w:val="both"/>
+      </w:pPr>
+      <w:r>
+        <w:rPr>
+          <w:rFonts w:ascii="Times New Roman" w:hAnsi="Times New Roman"/>
+          <w:b w:val="0"/>
+          <w:i w:val="0"/>
+          <w:color w:val="000000"/>
+          <w:sz w:val="22"/>
+        </w:rPr>
+        <w:t>EchoSign provides an accessible, high-accuracy (96.75%), zero-installation sign language translation web service. Eliminating the preprocessing gap through center-square cropping and bilinear resampling ensures robust real-world webcam performance. Float16 quantization enables sub-25 ms serverless execution under 5 MB storage footprints.</w:t>
+      </w:r>
+    </w:p>
+    <w:p>
+      <w:pPr>
+        <w:spacing w:before="120" w:after="60" w:line="276" w:lineRule="auto"/>
+        <w:jc w:val="left"/>
+      </w:pPr>
+      <w:r>
+        <w:rPr>
+          <w:rFonts w:ascii="Times New Roman" w:hAnsi="Times New Roman"/>
+          <w:b/>
+          <w:i w:val="0"/>
+          <w:color w:val="000000"/>
+          <w:sz w:val="24"/>
+        </w:rPr>
+        <w:t>9.2 Limitations and Future Enhancements</w:t>
+      </w:r>
+    </w:p>
+    <w:p>
+      <w:pPr>
+        <w:spacing w:before="0" w:after="100" w:line="276" w:lineRule="auto"/>
+        <w:jc w:val="both"/>
+      </w:pPr>
+      <w:r>
+        <w:rPr>
+          <w:rFonts w:ascii="Times New Roman" w:hAnsi="Times New Roman"/>
+          <w:b w:val="0"/>
+          <w:i w:val="0"/>
+          <w:color w:val="000000"/>
+          <w:sz w:val="22"/>
+        </w:rPr>
+        <w:t>Current limitations include static evaluation of dynamic letters (J/Z) and single-hand fingerspelling scope. Future work will explore hybrid MediaPipe landmark fusion, lightweight temporal GRU video models for dynamic sign trajectories, and multi-dialect expansion to Indian Sign Language (ISL).</w:t>
+      </w:r>
+    </w:p>
+    <w:p>
+      <w:r>
+        <w:br w:type="page"/>
+      </w:r>
+    </w:p>
+    <w:p>
+      <w:pPr>
+        <w:spacing w:before="120" w:after="240" w:line="276" w:lineRule="auto"/>
+        <w:jc w:val="center"/>
+      </w:pPr>
+      <w:r>
+        <w:rPr>
+          <w:rFonts w:ascii="Times New Roman" w:hAnsi="Times New Roman"/>
+          <w:b/>
+          <w:i w:val="0"/>
+          <w:color w:val="000000"/>
+          <w:sz w:val="28"/>
+        </w:rPr>
+        <w:t>BIBLIOGRAPHY / REFERENCES</w:t>
+      </w:r>
+    </w:p>
+    <w:p>
+      <w:pPr>
+        <w:spacing w:before="0" w:after="50" w:line="269" w:lineRule="auto"/>
+        <w:ind w:left="432" w:hanging="432"/>
+        <w:jc w:val="both"/>
+      </w:pPr>
+      <w:r>
+        <w:rPr>
+          <w:rFonts w:ascii="Times New Roman" w:hAnsi="Times New Roman"/>
+          <w:b w:val="0"/>
+          <w:i w:val="0"/>
+          <w:color w:val="000000"/>
+          <w:sz w:val="19"/>
+        </w:rPr>
+        <w:t>[1] LeCun, Y., Bengio, Y., &amp; Hinton, G. (2015). Deep learning. Nature, 521(7553), 436–444.</w:t>
+      </w:r>
+    </w:p>
+    <w:p>
+      <w:pPr>
+        <w:spacing w:before="0" w:after="50" w:line="269" w:lineRule="auto"/>
+        <w:ind w:left="432" w:hanging="432"/>
+        <w:jc w:val="both"/>
+      </w:pPr>
+      <w:r>
+        <w:rPr>
+          <w:rFonts w:ascii="Times New Roman" w:hAnsi="Times New Roman"/>
+          <w:b w:val="0"/>
+          <w:i w:val="0"/>
+          <w:color w:val="000000"/>
+          <w:sz w:val="19"/>
+        </w:rPr>
+        <w:t>[2] Akash Nagaraj. (2018). ASL Alphabet Dataset. Kaggle Datasets, DOI: 10.34740/KAGGLE/DSV/26430.</w:t>
+      </w:r>
+    </w:p>
+    <w:p>
+      <w:pPr>
+        <w:spacing w:before="0" w:after="50" w:line="269" w:lineRule="auto"/>
+        <w:ind w:left="432" w:hanging="432"/>
+        <w:jc w:val="both"/>
+      </w:pPr>
+      <w:r>
+        <w:rPr>
+          <w:rFonts w:ascii="Times New Roman" w:hAnsi="Times New Roman"/>
+          <w:b w:val="0"/>
+          <w:i w:val="0"/>
+          <w:color w:val="000000"/>
+          <w:sz w:val="19"/>
+        </w:rPr>
+        <w:t>[3] Goodfellow, I., Bengio, Y., &amp; Courville, A. (2016). Deep Learning. MIT Press, Cambridge, MA.</w:t>
+      </w:r>
+    </w:p>
+    <w:p>
+      <w:pPr>
+        <w:spacing w:before="0" w:after="50" w:line="269" w:lineRule="auto"/>
+        <w:ind w:left="432" w:hanging="432"/>
+        <w:jc w:val="both"/>
+      </w:pPr>
+      <w:r>
+        <w:rPr>
+          <w:rFonts w:ascii="Times New Roman" w:hAnsi="Times New Roman"/>
+          <w:b w:val="0"/>
+          <w:i w:val="0"/>
+          <w:color w:val="000000"/>
+          <w:sz w:val="19"/>
+        </w:rPr>
+        <w:t>[4] Krizhevsky, A., Sutskever, I., &amp; Hinton, G. E. (2012). ImageNet classification with deep convolutional neural networks. NeurIPS, 25, 1097–1105.</w:t>
+      </w:r>
+    </w:p>
+    <w:p>
+      <w:pPr>
+        <w:spacing w:before="0" w:after="50" w:line="269" w:lineRule="auto"/>
+        <w:ind w:left="432" w:hanging="432"/>
+        <w:jc w:val="both"/>
+      </w:pPr>
+      <w:r>
+        <w:rPr>
+          <w:rFonts w:ascii="Times New Roman" w:hAnsi="Times New Roman"/>
+          <w:b w:val="0"/>
+          <w:i w:val="0"/>
+          <w:color w:val="000000"/>
+          <w:sz w:val="19"/>
+        </w:rPr>
+        <w:t>[5] Howard, A. G., et al. (2017). MobileNets: Efficient convolutional neural networks for mobile vision applications. arXiv:1704.04861.</w:t>
+      </w:r>
+    </w:p>
+    <w:p>
+      <w:pPr>
+        <w:spacing w:before="0" w:after="50" w:line="269" w:lineRule="auto"/>
+        <w:ind w:left="432" w:hanging="432"/>
+        <w:jc w:val="both"/>
+      </w:pPr>
+      <w:r>
+        <w:rPr>
+          <w:rFonts w:ascii="Times New Roman" w:hAnsi="Times New Roman"/>
+          <w:b w:val="0"/>
+          <w:i w:val="0"/>
+          <w:color w:val="000000"/>
+          <w:sz w:val="19"/>
+        </w:rPr>
+        <w:t>[6] Lugaresi, C., et al. (2019). MediaPipe: A framework for building perception pipelines. arXiv:1906.08172.</w:t>
+      </w:r>
+    </w:p>
+    <w:p>
+      <w:pPr>
+        <w:spacing w:before="0" w:after="50" w:line="269" w:lineRule="auto"/>
+        <w:ind w:left="432" w:hanging="432"/>
+        <w:jc w:val="both"/>
+      </w:pPr>
+      <w:r>
+        <w:rPr>
+          <w:rFonts w:ascii="Times New Roman" w:hAnsi="Times New Roman"/>
+          <w:b w:val="0"/>
+          <w:i w:val="0"/>
+          <w:color w:val="000000"/>
+          <w:sz w:val="19"/>
+        </w:rPr>
+        <w:t>[7] David, R., et al. (2021). TensorFlow Lite: On-device machine learning framework. IEEE Micro, 41(4), 106–114.</w:t>
+      </w:r>
+    </w:p>
+    <w:p>
+      <w:pPr>
+        <w:spacing w:before="0" w:after="50" w:line="269" w:lineRule="auto"/>
+        <w:ind w:left="432" w:hanging="432"/>
+        <w:jc w:val="both"/>
+      </w:pPr>
+      <w:r>
+        <w:rPr>
+          <w:rFonts w:ascii="Times New Roman" w:hAnsi="Times New Roman"/>
+          <w:b w:val="0"/>
+          <w:i w:val="0"/>
+          <w:color w:val="000000"/>
+          <w:sz w:val="19"/>
+        </w:rPr>
+        <w:t>[8] Rautaray, S. S., &amp; Agrawal, A. (2015). Vision based hand gesture recognition: a survey. AI Review, 43(1), 1–54.</w:t>
+      </w:r>
+    </w:p>
+    <w:p>
+      <w:pPr>
+        <w:spacing w:before="0" w:after="50" w:line="269" w:lineRule="auto"/>
+        <w:ind w:left="432" w:hanging="432"/>
+        <w:jc w:val="both"/>
+      </w:pPr>
+      <w:r>
+        <w:rPr>
+          <w:rFonts w:ascii="Times New Roman" w:hAnsi="Times New Roman"/>
+          <w:b w:val="0"/>
+          <w:i w:val="0"/>
+          <w:color w:val="000000"/>
+          <w:sz w:val="19"/>
+        </w:rPr>
+        <w:t>[9] Bantupalli, K., &amp; Xie, Y. (2018). ASL recognition using deep learning. IEEE Big Data, pp. 4396–4399.</w:t>
+      </w:r>
+    </w:p>
+    <w:p>
+      <w:pPr>
+        <w:spacing w:before="0" w:after="50" w:line="269" w:lineRule="auto"/>
+        <w:ind w:left="432" w:hanging="432"/>
+        <w:jc w:val="both"/>
+      </w:pPr>
+      <w:r>
+        <w:rPr>
+          <w:rFonts w:ascii="Times New Roman" w:hAnsi="Times New Roman"/>
+          <w:b w:val="0"/>
+          <w:i w:val="0"/>
+          <w:color w:val="000000"/>
+          <w:sz w:val="19"/>
+        </w:rPr>
+        <w:t>[10] Kingma, D. P., &amp; Ba, J. (2014). Adam: A method for stochastic optimization. arXiv:1412.6980.</w:t>
+      </w:r>
+    </w:p>
+    <w:p>
+      <w:pPr>
+        <w:spacing w:before="0" w:after="50" w:line="269" w:lineRule="auto"/>
+        <w:ind w:left="432" w:hanging="432"/>
+        <w:jc w:val="both"/>
+      </w:pPr>
+      <w:r>
+        <w:rPr>
+          <w:rFonts w:ascii="Times New Roman" w:hAnsi="Times New Roman"/>
+          <w:b w:val="0"/>
+          <w:i w:val="0"/>
+          <w:color w:val="000000"/>
+          <w:sz w:val="19"/>
+        </w:rPr>
+        <w:t>[11] Srivastava, N., et al. (2014). Dropout: a simple way to prevent overfitting. JMLR, 15(1), 1929–1958.</w:t>
+      </w:r>
+    </w:p>
+    <w:p>
+      <w:pPr>
+        <w:spacing w:before="0" w:after="50" w:line="269" w:lineRule="auto"/>
+        <w:ind w:left="432" w:hanging="432"/>
+        <w:jc w:val="both"/>
+      </w:pPr>
+      <w:r>
+        <w:rPr>
+          <w:rFonts w:ascii="Times New Roman" w:hAnsi="Times New Roman"/>
+          <w:b w:val="0"/>
+          <w:i w:val="0"/>
+          <w:color w:val="000000"/>
+          <w:sz w:val="19"/>
+        </w:rPr>
+        <w:t>[12] W3C Speech API Community Group. (2020). Web Speech API Specification. World Wide Web Consortium.</w:t>
+      </w:r>
+    </w:p>
+    <w:p>
+      <w:pPr>
+        <w:spacing w:before="0" w:after="50" w:line="269" w:lineRule="auto"/>
+        <w:ind w:left="432" w:hanging="432"/>
+        <w:jc w:val="both"/>
+      </w:pPr>
+      <w:r>
+        <w:rPr>
+          <w:rFonts w:ascii="Times New Roman" w:hAnsi="Times New Roman"/>
+          <w:b w:val="0"/>
+          <w:i w:val="0"/>
+          <w:color w:val="000000"/>
+          <w:sz w:val="19"/>
+        </w:rPr>
+        <w:t>[13] Sturman, D. J., &amp; Zeltzer, D. (1994). A survey of glove-based input. IEEE Computer Graphics and Applications, 14(1), 30–39.</w:t>
+      </w:r>
+    </w:p>
+    <w:p>
+      <w:pPr>
+        <w:spacing w:before="0" w:after="50" w:line="269" w:lineRule="auto"/>
+        <w:ind w:left="432" w:hanging="432"/>
+        <w:jc w:val="both"/>
+      </w:pPr>
+      <w:r>
+        <w:rPr>
+          <w:rFonts w:ascii="Times New Roman" w:hAnsi="Times New Roman"/>
+          <w:b w:val="0"/>
+          <w:i w:val="0"/>
+          <w:color w:val="000000"/>
+          <w:sz w:val="19"/>
+        </w:rPr>
+        <w:t>[14] Ahmed, M. A., et al. (2018). Smart glove for sign language translation using Arduino and flex sensors. IJET, 7(4.28), 123–128.</w:t>
+      </w:r>
+    </w:p>
+    <w:p>
+      <w:pPr>
+        <w:spacing w:before="0" w:after="50" w:line="269" w:lineRule="auto"/>
+        <w:ind w:left="432" w:hanging="432"/>
+        <w:jc w:val="both"/>
+      </w:pPr>
+      <w:r>
+        <w:rPr>
+          <w:rFonts w:ascii="Times New Roman" w:hAnsi="Times New Roman"/>
+          <w:b w:val="0"/>
+          <w:i w:val="0"/>
+          <w:color w:val="000000"/>
+          <w:sz w:val="19"/>
+        </w:rPr>
+        <w:t>[15] Halder, A., &amp; Tayade, A. (2021). Real-time sign language fingerspelling recognition using MediaPipe. IJACSA, 12(8), 532–539.</w:t>
+      </w:r>
+    </w:p>
+    <w:p>
+      <w:pPr>
+        <w:spacing w:before="0" w:after="50" w:line="269" w:lineRule="auto"/>
+        <w:ind w:left="432" w:hanging="432"/>
+        <w:jc w:val="both"/>
+      </w:pPr>
+      <w:r>
+        <w:rPr>
+          <w:rFonts w:ascii="Times New Roman" w:hAnsi="Times New Roman"/>
+          <w:b w:val="0"/>
+          <w:i w:val="0"/>
+          <w:color w:val="000000"/>
+          <w:sz w:val="19"/>
+        </w:rPr>
+        <w:t>[16] Grinberg, M. (2018). Flask Web Development: Developing Web Applications with Python (2nd ed.). O'Reilly Media.</w:t>
+      </w:r>
+    </w:p>
+    <w:p>
+      <w:pPr>
+        <w:spacing w:before="0" w:after="50" w:line="269" w:lineRule="auto"/>
+        <w:ind w:left="432" w:hanging="432"/>
+        <w:jc w:val="both"/>
+      </w:pPr>
+      <w:r>
+        <w:rPr>
+          <w:rFonts w:ascii="Times New Roman" w:hAnsi="Times New Roman"/>
+          <w:b w:val="0"/>
+          <w:i w:val="0"/>
+          <w:color w:val="000000"/>
+          <w:sz w:val="19"/>
+        </w:rPr>
+        <w:t>[17] Pressman, R. S., &amp; Maxim, B. R. (2020). Software Engineering: A Practitioner's Approach (9th ed.). McGraw-Hill.</w:t>
+      </w:r>
+    </w:p>
+    <w:p>
+      <w:pPr>
+        <w:spacing w:before="0" w:after="50" w:line="269" w:lineRule="auto"/>
+        <w:ind w:left="432" w:hanging="432"/>
+        <w:jc w:val="both"/>
       </w:pPr>
       <w:r>
         <w:rPr>
